--- a/Node Js/NodeJS_ASSIGNMENT_1/NODE_ASSIGNMENT_1.docx
+++ b/Node Js/NodeJS_ASSIGNMENT_1/NODE_ASSIGNMENT_1.docx
@@ -44,16 +44,7 @@
           <w:color w:val="FF0000"/>
           <w:sz w:val="24"/>
         </w:rPr>
-        <w:t xml:space="preserve">Q1) </w:t>
-      </w:r>
-      <w:r>
-        <w:rPr>
-          <w:rFonts w:ascii="Times New Roman" w:hAnsi="Times New Roman" w:cs="Times New Roman"/>
-          <w:b/>
-          <w:color w:val="FF0000"/>
-          <w:sz w:val="24"/>
-        </w:rPr>
-        <w:t>Write an essay on the history and evolution of Node.js, discussing its architecture and key features.</w:t>
+        <w:t>Q1) Write an essay on the history and evolution of Node.js, discussing its architecture and key features.</w:t>
       </w:r>
     </w:p>
     <w:p>
@@ -1110,47 +1101,7 @@
           <w:sz w:val="24"/>
           <w:szCs w:val="24"/>
         </w:rPr>
-        <w:t xml:space="preserve"> </w:t>
-      </w:r>
-      <w:r>
-        <w:rPr>
-          <w:rFonts w:ascii="Times New Roman" w:hAnsi="Times New Roman" w:cs="Times New Roman"/>
-          <w:b/>
-          <w:color w:val="FF0000"/>
-          <w:sz w:val="24"/>
-          <w:szCs w:val="24"/>
-        </w:rPr>
-        <w:t>Compare Node.js with traditional</w:t>
-      </w:r>
-      <w:r>
-        <w:rPr>
-          <w:rFonts w:ascii="Times New Roman" w:hAnsi="Times New Roman" w:cs="Times New Roman"/>
-          <w:b/>
-          <w:color w:val="FF0000"/>
-          <w:sz w:val="24"/>
-          <w:szCs w:val="24"/>
-        </w:rPr>
-        <w:t xml:space="preserve"> </w:t>
-      </w:r>
-      <w:r>
-        <w:rPr>
-          <w:rFonts w:ascii="Times New Roman" w:hAnsi="Times New Roman" w:cs="Times New Roman"/>
-          <w:b/>
-          <w:color w:val="FF0000"/>
-          <w:sz w:val="24"/>
-          <w:szCs w:val="24"/>
-        </w:rPr>
-        <w:t>server-side technologies like PHP and Java</w:t>
-      </w:r>
-      <w:r>
-        <w:rPr>
-          <w:rFonts w:ascii="Times New Roman" w:hAnsi="Times New Roman" w:cs="Times New Roman"/>
-          <w:b/>
-          <w:color w:val="FF0000"/>
-          <w:sz w:val="24"/>
-          <w:szCs w:val="24"/>
-        </w:rPr>
-        <w:t>.</w:t>
+        <w:t xml:space="preserve"> Compare Node.js with traditional server-side technologies like PHP and Java.</w:t>
       </w:r>
     </w:p>
     <w:p>
@@ -1673,7 +1624,7 @@
           <w:szCs w:val="24"/>
         </w:rPr>
         <w:pict>
-          <v:rect id="_x0000_i1033" style="width:0;height:1.5pt" o:hralign="center" o:hrstd="t" o:hr="t" fillcolor="#a0a0a0" stroked="f"/>
+          <v:rect id="_x0000_i1027" style="width:0;height:1.5pt" o:hralign="center" o:hrstd="t" o:hr="t" fillcolor="#a0a0a0" stroked="f"/>
         </w:pict>
       </w:r>
     </w:p>
@@ -2196,7 +2147,7 @@
           <w:szCs w:val="24"/>
         </w:rPr>
         <w:pict>
-          <v:rect id="_x0000_i1034" style="width:0;height:1.5pt" o:hralign="center" o:hrstd="t" o:hr="t" fillcolor="#a0a0a0" stroked="f"/>
+          <v:rect id="_x0000_i1028" style="width:0;height:1.5pt" o:hralign="center" o:hrstd="t" o:hr="t" fillcolor="#a0a0a0" stroked="f"/>
         </w:pict>
       </w:r>
     </w:p>
@@ -2694,7 +2645,7 @@
           <w:szCs w:val="24"/>
         </w:rPr>
         <w:pict>
-          <v:rect id="_x0000_i1035" style="width:0;height:1.5pt" o:hralign="center" o:hrstd="t" o:hr="t" fillcolor="#a0a0a0" stroked="f"/>
+          <v:rect id="_x0000_i1029" style="width:0;height:1.5pt" o:hralign="center" o:hrstd="t" o:hr="t" fillcolor="#a0a0a0" stroked="f"/>
         </w:pict>
       </w:r>
     </w:p>
@@ -3234,7 +3185,7 @@
           <w:szCs w:val="24"/>
         </w:rPr>
         <w:pict>
-          <v:rect id="_x0000_i1036" style="width:0;height:1.5pt" o:hralign="center" o:hrstd="t" o:hr="t" fillcolor="#a0a0a0" stroked="f"/>
+          <v:rect id="_x0000_i1030" style="width:0;height:1.5pt" o:hralign="center" o:hrstd="t" o:hr="t" fillcolor="#a0a0a0" stroked="f"/>
         </w:pict>
       </w:r>
     </w:p>
@@ -3539,7 +3490,7 @@
           <w:szCs w:val="24"/>
         </w:rPr>
         <w:pict>
-          <v:rect id="_x0000_i1037" style="width:0;height:1.5pt" o:hralign="center" o:hrstd="t" o:hr="t" fillcolor="#a0a0a0" stroked="f"/>
+          <v:rect id="_x0000_i1031" style="width:0;height:1.5pt" o:hralign="center" o:hrstd="t" o:hr="t" fillcolor="#a0a0a0" stroked="f"/>
         </w:pict>
       </w:r>
     </w:p>
@@ -3935,7 +3886,7 @@
           <w:szCs w:val="24"/>
         </w:rPr>
         <w:pict>
-          <v:rect id="_x0000_i1038" style="width:0;height:1.5pt" o:hralign="center" o:hrstd="t" o:hr="t" fillcolor="#a0a0a0" stroked="f"/>
+          <v:rect id="_x0000_i1032" style="width:0;height:1.5pt" o:hralign="center" o:hrstd="t" o:hr="t" fillcolor="#a0a0a0" stroked="f"/>
         </w:pict>
       </w:r>
     </w:p>
@@ -4146,8 +4097,9 @@
           <w:sz w:val="24"/>
           <w:szCs w:val="24"/>
         </w:rPr>
-        <w:t xml:space="preserve"> </w:t>
-      </w:r>
+        <w:t xml:space="preserve"> Describe the role of </w:t>
+      </w:r>
+      <w:proofErr w:type="spellStart"/>
       <w:r>
         <w:rPr>
           <w:rFonts w:ascii="Times New Roman" w:hAnsi="Times New Roman" w:cs="Times New Roman"/>
@@ -4156,9 +4108,9 @@
           <w:sz w:val="24"/>
           <w:szCs w:val="24"/>
         </w:rPr>
-        <w:t xml:space="preserve">Describe the role of </w:t>
-      </w:r>
-      <w:proofErr w:type="spellStart"/>
+        <w:t>npm</w:t>
+      </w:r>
+      <w:proofErr w:type="spellEnd"/>
       <w:r>
         <w:rPr>
           <w:rFonts w:ascii="Times New Roman" w:hAnsi="Times New Roman" w:cs="Times New Roman"/>
@@ -4167,9 +4119,9 @@
           <w:sz w:val="24"/>
           <w:szCs w:val="24"/>
         </w:rPr>
-        <w:t>npm</w:t>
-      </w:r>
-      <w:proofErr w:type="spellEnd"/>
+        <w:t xml:space="preserve"> (Node Package Manager) in Node.js development. Discuss common commands used in </w:t>
+      </w:r>
+      <w:proofErr w:type="spellStart"/>
       <w:r>
         <w:rPr>
           <w:rFonts w:ascii="Times New Roman" w:hAnsi="Times New Roman" w:cs="Times New Roman"/>
@@ -4178,9 +4130,9 @@
           <w:sz w:val="24"/>
           <w:szCs w:val="24"/>
         </w:rPr>
-        <w:t xml:space="preserve"> (Node Package Manager) in Node.js development. Discuss common commands used in </w:t>
-      </w:r>
-      <w:proofErr w:type="spellStart"/>
+        <w:t>npm</w:t>
+      </w:r>
+      <w:proofErr w:type="spellEnd"/>
       <w:r>
         <w:rPr>
           <w:rFonts w:ascii="Times New Roman" w:hAnsi="Times New Roman" w:cs="Times New Roman"/>
@@ -4189,74 +4141,1478 @@
           <w:sz w:val="24"/>
           <w:szCs w:val="24"/>
         </w:rPr>
+        <w:t>.</w:t>
+      </w:r>
+    </w:p>
+    <w:p>
+      <w:pPr>
+        <w:spacing w:before="100" w:beforeAutospacing="1" w:after="100" w:afterAutospacing="1"/>
+        <w:rPr>
+          <w:rFonts w:ascii="Times New Roman" w:hAnsi="Times New Roman" w:cs="Times New Roman"/>
+          <w:sz w:val="24"/>
+          <w:szCs w:val="24"/>
+        </w:rPr>
+      </w:pPr>
+      <w:proofErr w:type="spellStart"/>
+      <w:r>
+        <w:rPr>
+          <w:rStyle w:val="Strong"/>
+          <w:rFonts w:ascii="Times New Roman" w:hAnsi="Times New Roman" w:cs="Times New Roman"/>
+          <w:sz w:val="24"/>
+          <w:szCs w:val="24"/>
+        </w:rPr>
         <w:t>npm</w:t>
       </w:r>
       <w:proofErr w:type="spellEnd"/>
       <w:r>
         <w:rPr>
-          <w:rFonts w:ascii="Times New Roman" w:hAnsi="Times New Roman" w:cs="Times New Roman"/>
+          <w:rStyle w:val="Strong"/>
+          <w:rFonts w:ascii="Times New Roman" w:hAnsi="Times New Roman" w:cs="Times New Roman"/>
+          <w:sz w:val="24"/>
+          <w:szCs w:val="24"/>
+        </w:rPr>
+        <w:t xml:space="preserve"> (Node Package Manager)</w:t>
+      </w:r>
+      <w:r>
+        <w:rPr>
+          <w:rFonts w:ascii="Times New Roman" w:hAnsi="Times New Roman" w:cs="Times New Roman"/>
+          <w:sz w:val="24"/>
+          <w:szCs w:val="24"/>
+        </w:rPr>
+        <w:t xml:space="preserve"> is the default package manager for Node.js. It plays a crucial role in managing libraries, dependencies, and project configurations in Node.js applications. </w:t>
+      </w:r>
+      <w:proofErr w:type="spellStart"/>
+      <w:r>
+        <w:rPr>
+          <w:rFonts w:ascii="Times New Roman" w:hAnsi="Times New Roman" w:cs="Times New Roman"/>
+          <w:sz w:val="24"/>
+          <w:szCs w:val="24"/>
+        </w:rPr>
+        <w:t>npm</w:t>
+      </w:r>
+      <w:proofErr w:type="spellEnd"/>
+      <w:r>
+        <w:rPr>
+          <w:rFonts w:ascii="Times New Roman" w:hAnsi="Times New Roman" w:cs="Times New Roman"/>
+          <w:sz w:val="24"/>
+          <w:szCs w:val="24"/>
+        </w:rPr>
+        <w:t xml:space="preserve"> allows developers to easily install, update, share, and manage reusable code packages, which significantly speeds up development and promotes code reuse.</w:t>
+      </w:r>
+    </w:p>
+    <w:p>
+      <w:pPr>
+        <w:pStyle w:val="Heading3"/>
+        <w:rPr>
+          <w:sz w:val="24"/>
+          <w:szCs w:val="24"/>
+        </w:rPr>
+      </w:pPr>
+      <w:r>
+        <w:rPr>
+          <w:sz w:val="24"/>
+          <w:szCs w:val="24"/>
+        </w:rPr>
+        <w:t xml:space="preserve">1. </w:t>
+      </w:r>
+      <w:proofErr w:type="spellStart"/>
+      <w:r>
+        <w:rPr>
+          <w:rStyle w:val="HTMLCode"/>
+          <w:rFonts w:ascii="Times New Roman" w:hAnsi="Times New Roman" w:cs="Times New Roman"/>
+          <w:sz w:val="24"/>
+          <w:szCs w:val="24"/>
+        </w:rPr>
+        <w:t>npm</w:t>
+      </w:r>
+      <w:proofErr w:type="spellEnd"/>
+      <w:r>
+        <w:rPr>
+          <w:rStyle w:val="HTMLCode"/>
+          <w:rFonts w:ascii="Times New Roman" w:hAnsi="Times New Roman" w:cs="Times New Roman"/>
+          <w:sz w:val="24"/>
+          <w:szCs w:val="24"/>
+        </w:rPr>
+        <w:t xml:space="preserve"> </w:t>
+      </w:r>
+      <w:proofErr w:type="spellStart"/>
+      <w:r>
+        <w:rPr>
+          <w:rStyle w:val="HTMLCode"/>
+          <w:rFonts w:ascii="Times New Roman" w:hAnsi="Times New Roman" w:cs="Times New Roman"/>
+          <w:sz w:val="24"/>
+          <w:szCs w:val="24"/>
+        </w:rPr>
+        <w:t>init</w:t>
+      </w:r>
+      <w:proofErr w:type="spellEnd"/>
+    </w:p>
+    <w:p>
+      <w:pPr>
+        <w:pStyle w:val="NormalWeb"/>
+      </w:pPr>
+      <w:r>
+        <w:t xml:space="preserve">Initializes a new Node.js project and creates a </w:t>
+      </w:r>
+      <w:proofErr w:type="spellStart"/>
+      <w:proofErr w:type="gramStart"/>
+      <w:r>
+        <w:rPr>
+          <w:rStyle w:val="HTMLCode"/>
+          <w:rFonts w:ascii="Times New Roman" w:hAnsi="Times New Roman" w:cs="Times New Roman"/>
+          <w:sz w:val="24"/>
+          <w:szCs w:val="24"/>
+        </w:rPr>
+        <w:t>package.json</w:t>
+      </w:r>
+      <w:proofErr w:type="spellEnd"/>
+      <w:proofErr w:type="gramEnd"/>
+      <w:r>
+        <w:t xml:space="preserve"> file.</w:t>
+      </w:r>
+    </w:p>
+    <w:p>
+      <w:pPr>
+        <w:pStyle w:val="HTMLPreformatted"/>
+        <w:rPr>
+          <w:rStyle w:val="HTMLCode"/>
+          <w:rFonts w:ascii="Times New Roman" w:hAnsi="Times New Roman" w:cs="Times New Roman"/>
+          <w:sz w:val="24"/>
+          <w:szCs w:val="24"/>
+        </w:rPr>
+      </w:pPr>
+      <w:proofErr w:type="spellStart"/>
+      <w:r>
+        <w:rPr>
+          <w:rStyle w:val="HTMLCode"/>
+          <w:rFonts w:ascii="Times New Roman" w:hAnsi="Times New Roman" w:cs="Times New Roman"/>
+          <w:sz w:val="24"/>
+          <w:szCs w:val="24"/>
+        </w:rPr>
+        <w:t>npm</w:t>
+      </w:r>
+      <w:proofErr w:type="spellEnd"/>
+      <w:r>
+        <w:rPr>
+          <w:rStyle w:val="HTMLCode"/>
+          <w:rFonts w:ascii="Times New Roman" w:hAnsi="Times New Roman" w:cs="Times New Roman"/>
+          <w:sz w:val="24"/>
+          <w:szCs w:val="24"/>
+        </w:rPr>
+        <w:t xml:space="preserve"> </w:t>
+      </w:r>
+      <w:proofErr w:type="spellStart"/>
+      <w:r>
+        <w:rPr>
+          <w:rStyle w:val="HTMLCode"/>
+          <w:rFonts w:ascii="Times New Roman" w:hAnsi="Times New Roman" w:cs="Times New Roman"/>
+          <w:sz w:val="24"/>
+          <w:szCs w:val="24"/>
+        </w:rPr>
+        <w:t>init</w:t>
+      </w:r>
+      <w:proofErr w:type="spellEnd"/>
+    </w:p>
+    <w:p>
+      <w:pPr>
+        <w:pStyle w:val="HTMLPreformatted"/>
+        <w:rPr>
+          <w:rStyle w:val="HTMLCode"/>
+          <w:rFonts w:ascii="Times New Roman" w:hAnsi="Times New Roman" w:cs="Times New Roman"/>
+          <w:sz w:val="24"/>
+          <w:szCs w:val="24"/>
+        </w:rPr>
+      </w:pPr>
+      <w:proofErr w:type="spellStart"/>
+      <w:r>
+        <w:rPr>
+          <w:rStyle w:val="HTMLCode"/>
+          <w:rFonts w:ascii="Times New Roman" w:hAnsi="Times New Roman" w:cs="Times New Roman"/>
+          <w:sz w:val="24"/>
+          <w:szCs w:val="24"/>
+        </w:rPr>
+        <w:t>npm</w:t>
+      </w:r>
+      <w:proofErr w:type="spellEnd"/>
+      <w:r>
+        <w:rPr>
+          <w:rStyle w:val="HTMLCode"/>
+          <w:rFonts w:ascii="Times New Roman" w:hAnsi="Times New Roman" w:cs="Times New Roman"/>
+          <w:sz w:val="24"/>
+          <w:szCs w:val="24"/>
+        </w:rPr>
+        <w:t xml:space="preserve"> </w:t>
+      </w:r>
+      <w:proofErr w:type="spellStart"/>
+      <w:r>
+        <w:rPr>
+          <w:rStyle w:val="HTMLCode"/>
+          <w:rFonts w:ascii="Times New Roman" w:hAnsi="Times New Roman" w:cs="Times New Roman"/>
+          <w:sz w:val="24"/>
+          <w:szCs w:val="24"/>
+        </w:rPr>
+        <w:t>init</w:t>
+      </w:r>
+      <w:proofErr w:type="spellEnd"/>
+      <w:r>
+        <w:rPr>
+          <w:rStyle w:val="HTMLCode"/>
+          <w:rFonts w:ascii="Times New Roman" w:hAnsi="Times New Roman" w:cs="Times New Roman"/>
+          <w:sz w:val="24"/>
+          <w:szCs w:val="24"/>
+        </w:rPr>
+        <w:t xml:space="preserve"> -y</w:t>
+      </w:r>
+    </w:p>
+    <w:p>
+      <w:pPr>
+        <w:rPr>
+          <w:rFonts w:ascii="Times New Roman" w:hAnsi="Times New Roman" w:cs="Times New Roman"/>
+          <w:sz w:val="24"/>
+          <w:szCs w:val="24"/>
+        </w:rPr>
+      </w:pPr>
+      <w:r>
+        <w:rPr>
+          <w:rFonts w:ascii="Times New Roman" w:hAnsi="Times New Roman" w:cs="Times New Roman"/>
+          <w:sz w:val="24"/>
+          <w:szCs w:val="24"/>
+        </w:rPr>
+        <w:pict>
+          <v:rect id="_x0000_i1033" style="width:0;height:1.5pt" o:hralign="center" o:hrstd="t" o:hr="t" fillcolor="#a0a0a0" stroked="f"/>
+        </w:pict>
+      </w:r>
+    </w:p>
+    <w:p>
+      <w:pPr>
+        <w:pStyle w:val="Heading3"/>
+        <w:rPr>
+          <w:sz w:val="24"/>
+          <w:szCs w:val="24"/>
+        </w:rPr>
+      </w:pPr>
+      <w:r>
+        <w:rPr>
+          <w:sz w:val="24"/>
+          <w:szCs w:val="24"/>
+        </w:rPr>
+        <w:lastRenderedPageBreak/>
+        <w:t xml:space="preserve">2. </w:t>
+      </w:r>
+      <w:proofErr w:type="spellStart"/>
+      <w:r>
+        <w:rPr>
+          <w:rStyle w:val="HTMLCode"/>
+          <w:rFonts w:ascii="Times New Roman" w:hAnsi="Times New Roman" w:cs="Times New Roman"/>
+          <w:sz w:val="24"/>
+          <w:szCs w:val="24"/>
+        </w:rPr>
+        <w:t>npm</w:t>
+      </w:r>
+      <w:proofErr w:type="spellEnd"/>
+      <w:r>
+        <w:rPr>
+          <w:rStyle w:val="HTMLCode"/>
+          <w:rFonts w:ascii="Times New Roman" w:hAnsi="Times New Roman" w:cs="Times New Roman"/>
+          <w:sz w:val="24"/>
+          <w:szCs w:val="24"/>
+        </w:rPr>
+        <w:t xml:space="preserve"> install</w:t>
+      </w:r>
+    </w:p>
+    <w:p>
+      <w:pPr>
+        <w:pStyle w:val="NormalWeb"/>
+      </w:pPr>
+      <w:r>
+        <w:t>Installs packages into the project.</w:t>
+      </w:r>
+    </w:p>
+    <w:p>
+      <w:pPr>
+        <w:pStyle w:val="HTMLPreformatted"/>
+        <w:rPr>
+          <w:rStyle w:val="HTMLCode"/>
+          <w:rFonts w:ascii="Times New Roman" w:hAnsi="Times New Roman" w:cs="Times New Roman"/>
+          <w:sz w:val="24"/>
+          <w:szCs w:val="24"/>
+        </w:rPr>
+      </w:pPr>
+      <w:proofErr w:type="spellStart"/>
+      <w:r>
+        <w:rPr>
+          <w:rStyle w:val="HTMLCode"/>
+          <w:rFonts w:ascii="Times New Roman" w:hAnsi="Times New Roman" w:cs="Times New Roman"/>
+          <w:sz w:val="24"/>
+          <w:szCs w:val="24"/>
+        </w:rPr>
+        <w:t>npm</w:t>
+      </w:r>
+      <w:proofErr w:type="spellEnd"/>
+      <w:r>
+        <w:rPr>
+          <w:rStyle w:val="HTMLCode"/>
+          <w:rFonts w:ascii="Times New Roman" w:hAnsi="Times New Roman" w:cs="Times New Roman"/>
+          <w:sz w:val="24"/>
+          <w:szCs w:val="24"/>
+        </w:rPr>
+        <w:t xml:space="preserve"> install express</w:t>
+      </w:r>
+    </w:p>
+    <w:p>
+      <w:pPr>
+        <w:pStyle w:val="HTMLPreformatted"/>
+        <w:rPr>
+          <w:rStyle w:val="HTMLCode"/>
+          <w:rFonts w:ascii="Times New Roman" w:hAnsi="Times New Roman" w:cs="Times New Roman"/>
+          <w:sz w:val="24"/>
+          <w:szCs w:val="24"/>
+        </w:rPr>
+      </w:pPr>
+      <w:proofErr w:type="spellStart"/>
+      <w:r>
+        <w:rPr>
+          <w:rStyle w:val="HTMLCode"/>
+          <w:rFonts w:ascii="Times New Roman" w:hAnsi="Times New Roman" w:cs="Times New Roman"/>
+          <w:sz w:val="24"/>
+          <w:szCs w:val="24"/>
+        </w:rPr>
+        <w:t>npm</w:t>
+      </w:r>
+      <w:proofErr w:type="spellEnd"/>
+      <w:r>
+        <w:rPr>
+          <w:rStyle w:val="HTMLCode"/>
+          <w:rFonts w:ascii="Times New Roman" w:hAnsi="Times New Roman" w:cs="Times New Roman"/>
+          <w:sz w:val="24"/>
+          <w:szCs w:val="24"/>
+        </w:rPr>
+        <w:t xml:space="preserve"> install express --save</w:t>
+      </w:r>
+    </w:p>
+    <w:p>
+      <w:pPr>
+        <w:rPr>
+          <w:rFonts w:ascii="Times New Roman" w:hAnsi="Times New Roman" w:cs="Times New Roman"/>
+          <w:sz w:val="24"/>
+          <w:szCs w:val="24"/>
+        </w:rPr>
+      </w:pPr>
+      <w:r>
+        <w:rPr>
+          <w:rFonts w:ascii="Times New Roman" w:hAnsi="Times New Roman" w:cs="Times New Roman"/>
+          <w:sz w:val="24"/>
+          <w:szCs w:val="24"/>
+        </w:rPr>
+        <w:pict>
+          <v:rect id="_x0000_i1034" style="width:0;height:1.5pt" o:hralign="center" o:hrstd="t" o:hr="t" fillcolor="#a0a0a0" stroked="f"/>
+        </w:pict>
+      </w:r>
+    </w:p>
+    <w:p>
+      <w:pPr>
+        <w:pStyle w:val="Heading3"/>
+        <w:rPr>
+          <w:sz w:val="24"/>
+          <w:szCs w:val="24"/>
+        </w:rPr>
+      </w:pPr>
+      <w:r>
+        <w:rPr>
+          <w:sz w:val="24"/>
+          <w:szCs w:val="24"/>
+        </w:rPr>
+        <w:t xml:space="preserve">3. </w:t>
+      </w:r>
+      <w:proofErr w:type="spellStart"/>
+      <w:r>
+        <w:rPr>
+          <w:rStyle w:val="HTMLCode"/>
+          <w:rFonts w:ascii="Times New Roman" w:hAnsi="Times New Roman" w:cs="Times New Roman"/>
+          <w:sz w:val="24"/>
+          <w:szCs w:val="24"/>
+        </w:rPr>
+        <w:t>npm</w:t>
+      </w:r>
+      <w:proofErr w:type="spellEnd"/>
+      <w:r>
+        <w:rPr>
+          <w:rStyle w:val="HTMLCode"/>
+          <w:rFonts w:ascii="Times New Roman" w:hAnsi="Times New Roman" w:cs="Times New Roman"/>
+          <w:sz w:val="24"/>
+          <w:szCs w:val="24"/>
+        </w:rPr>
+        <w:t xml:space="preserve"> install --save-dev</w:t>
+      </w:r>
+    </w:p>
+    <w:p>
+      <w:pPr>
+        <w:pStyle w:val="NormalWeb"/>
+      </w:pPr>
+      <w:r>
+        <w:t>Installs development-only dependencies.</w:t>
+      </w:r>
+    </w:p>
+    <w:p>
+      <w:pPr>
+        <w:pStyle w:val="HTMLPreformatted"/>
+        <w:rPr>
+          <w:rStyle w:val="HTMLCode"/>
+          <w:rFonts w:ascii="Times New Roman" w:hAnsi="Times New Roman" w:cs="Times New Roman"/>
+          <w:sz w:val="24"/>
+          <w:szCs w:val="24"/>
+        </w:rPr>
+      </w:pPr>
+      <w:proofErr w:type="spellStart"/>
+      <w:r>
+        <w:rPr>
+          <w:rStyle w:val="HTMLCode"/>
+          <w:rFonts w:ascii="Times New Roman" w:hAnsi="Times New Roman" w:cs="Times New Roman"/>
+          <w:sz w:val="24"/>
+          <w:szCs w:val="24"/>
+        </w:rPr>
+        <w:t>npm</w:t>
+      </w:r>
+      <w:proofErr w:type="spellEnd"/>
+      <w:r>
+        <w:rPr>
+          <w:rStyle w:val="HTMLCode"/>
+          <w:rFonts w:ascii="Times New Roman" w:hAnsi="Times New Roman" w:cs="Times New Roman"/>
+          <w:sz w:val="24"/>
+          <w:szCs w:val="24"/>
+        </w:rPr>
+        <w:t xml:space="preserve"> install </w:t>
+      </w:r>
+      <w:proofErr w:type="spellStart"/>
+      <w:r>
+        <w:rPr>
+          <w:rStyle w:val="HTMLCode"/>
+          <w:rFonts w:ascii="Times New Roman" w:hAnsi="Times New Roman" w:cs="Times New Roman"/>
+          <w:sz w:val="24"/>
+          <w:szCs w:val="24"/>
+        </w:rPr>
+        <w:t>nodemon</w:t>
+      </w:r>
+      <w:proofErr w:type="spellEnd"/>
+      <w:r>
+        <w:rPr>
+          <w:rStyle w:val="HTMLCode"/>
+          <w:rFonts w:ascii="Times New Roman" w:hAnsi="Times New Roman" w:cs="Times New Roman"/>
+          <w:sz w:val="24"/>
+          <w:szCs w:val="24"/>
+        </w:rPr>
+        <w:t xml:space="preserve"> --save-dev</w:t>
+      </w:r>
+    </w:p>
+    <w:p>
+      <w:pPr>
+        <w:rPr>
+          <w:rFonts w:ascii="Times New Roman" w:hAnsi="Times New Roman" w:cs="Times New Roman"/>
+          <w:sz w:val="24"/>
+          <w:szCs w:val="24"/>
+        </w:rPr>
+      </w:pPr>
+      <w:r>
+        <w:rPr>
+          <w:rFonts w:ascii="Times New Roman" w:hAnsi="Times New Roman" w:cs="Times New Roman"/>
+          <w:sz w:val="24"/>
+          <w:szCs w:val="24"/>
+        </w:rPr>
+        <w:pict>
+          <v:rect id="_x0000_i1035" style="width:0;height:1.5pt" o:hralign="center" o:hrstd="t" o:hr="t" fillcolor="#a0a0a0" stroked="f"/>
+        </w:pict>
+      </w:r>
+    </w:p>
+    <w:p>
+      <w:pPr>
+        <w:pStyle w:val="Heading3"/>
+        <w:rPr>
+          <w:sz w:val="24"/>
+          <w:szCs w:val="24"/>
+        </w:rPr>
+      </w:pPr>
+      <w:r>
+        <w:rPr>
+          <w:sz w:val="24"/>
+          <w:szCs w:val="24"/>
+        </w:rPr>
+        <w:t xml:space="preserve">4. </w:t>
+      </w:r>
+      <w:proofErr w:type="spellStart"/>
+      <w:r>
+        <w:rPr>
+          <w:rStyle w:val="HTMLCode"/>
+          <w:rFonts w:ascii="Times New Roman" w:hAnsi="Times New Roman" w:cs="Times New Roman"/>
+          <w:sz w:val="24"/>
+          <w:szCs w:val="24"/>
+        </w:rPr>
+        <w:t>npm</w:t>
+      </w:r>
+      <w:proofErr w:type="spellEnd"/>
+      <w:r>
+        <w:rPr>
+          <w:rStyle w:val="HTMLCode"/>
+          <w:rFonts w:ascii="Times New Roman" w:hAnsi="Times New Roman" w:cs="Times New Roman"/>
+          <w:sz w:val="24"/>
+          <w:szCs w:val="24"/>
+        </w:rPr>
+        <w:t xml:space="preserve"> uninstall</w:t>
+      </w:r>
+    </w:p>
+    <w:p>
+      <w:pPr>
+        <w:pStyle w:val="NormalWeb"/>
+      </w:pPr>
+      <w:r>
+        <w:t>Removes an installed package.</w:t>
+      </w:r>
+    </w:p>
+    <w:p>
+      <w:pPr>
+        <w:pStyle w:val="HTMLPreformatted"/>
+        <w:rPr>
+          <w:rStyle w:val="HTMLCode"/>
+          <w:rFonts w:ascii="Times New Roman" w:hAnsi="Times New Roman" w:cs="Times New Roman"/>
+          <w:sz w:val="24"/>
+          <w:szCs w:val="24"/>
+        </w:rPr>
+      </w:pPr>
+      <w:proofErr w:type="spellStart"/>
+      <w:r>
+        <w:rPr>
+          <w:rStyle w:val="HTMLCode"/>
+          <w:rFonts w:ascii="Times New Roman" w:hAnsi="Times New Roman" w:cs="Times New Roman"/>
+          <w:sz w:val="24"/>
+          <w:szCs w:val="24"/>
+        </w:rPr>
+        <w:t>npm</w:t>
+      </w:r>
+      <w:proofErr w:type="spellEnd"/>
+      <w:r>
+        <w:rPr>
+          <w:rStyle w:val="HTMLCode"/>
+          <w:rFonts w:ascii="Times New Roman" w:hAnsi="Times New Roman" w:cs="Times New Roman"/>
+          <w:sz w:val="24"/>
+          <w:szCs w:val="24"/>
+        </w:rPr>
+        <w:t xml:space="preserve"> uninstall express</w:t>
+      </w:r>
+    </w:p>
+    <w:p>
+      <w:pPr>
+        <w:rPr>
+          <w:rFonts w:ascii="Times New Roman" w:hAnsi="Times New Roman" w:cs="Times New Roman"/>
+          <w:sz w:val="24"/>
+          <w:szCs w:val="24"/>
+        </w:rPr>
+      </w:pPr>
+      <w:r>
+        <w:rPr>
+          <w:rFonts w:ascii="Times New Roman" w:hAnsi="Times New Roman" w:cs="Times New Roman"/>
+          <w:sz w:val="24"/>
+          <w:szCs w:val="24"/>
+        </w:rPr>
+        <w:pict>
+          <v:rect id="_x0000_i1036" style="width:0;height:1.5pt" o:hralign="center" o:hrstd="t" o:hr="t" fillcolor="#a0a0a0" stroked="f"/>
+        </w:pict>
+      </w:r>
+    </w:p>
+    <w:p>
+      <w:pPr>
+        <w:pStyle w:val="Heading3"/>
+        <w:rPr>
+          <w:sz w:val="24"/>
+          <w:szCs w:val="24"/>
+        </w:rPr>
+      </w:pPr>
+      <w:r>
+        <w:rPr>
+          <w:sz w:val="24"/>
+          <w:szCs w:val="24"/>
+        </w:rPr>
+        <w:t xml:space="preserve">5. </w:t>
+      </w:r>
+      <w:proofErr w:type="spellStart"/>
+      <w:r>
+        <w:rPr>
+          <w:rStyle w:val="HTMLCode"/>
+          <w:rFonts w:ascii="Times New Roman" w:hAnsi="Times New Roman" w:cs="Times New Roman"/>
+          <w:sz w:val="24"/>
+          <w:szCs w:val="24"/>
+        </w:rPr>
+        <w:t>npm</w:t>
+      </w:r>
+      <w:proofErr w:type="spellEnd"/>
+      <w:r>
+        <w:rPr>
+          <w:rStyle w:val="HTMLCode"/>
+          <w:rFonts w:ascii="Times New Roman" w:hAnsi="Times New Roman" w:cs="Times New Roman"/>
+          <w:sz w:val="24"/>
+          <w:szCs w:val="24"/>
+        </w:rPr>
+        <w:t xml:space="preserve"> update</w:t>
+      </w:r>
+    </w:p>
+    <w:p>
+      <w:pPr>
+        <w:pStyle w:val="NormalWeb"/>
+      </w:pPr>
+      <w:r>
+        <w:t>Updates installed packages to newer versions.</w:t>
+      </w:r>
+    </w:p>
+    <w:p>
+      <w:pPr>
+        <w:pStyle w:val="HTMLPreformatted"/>
+        <w:rPr>
+          <w:rStyle w:val="HTMLCode"/>
+          <w:rFonts w:ascii="Times New Roman" w:hAnsi="Times New Roman" w:cs="Times New Roman"/>
+          <w:sz w:val="24"/>
+          <w:szCs w:val="24"/>
+        </w:rPr>
+      </w:pPr>
+      <w:proofErr w:type="spellStart"/>
+      <w:r>
+        <w:rPr>
+          <w:rStyle w:val="HTMLCode"/>
+          <w:rFonts w:ascii="Times New Roman" w:hAnsi="Times New Roman" w:cs="Times New Roman"/>
+          <w:sz w:val="24"/>
+          <w:szCs w:val="24"/>
+        </w:rPr>
+        <w:t>npm</w:t>
+      </w:r>
+      <w:proofErr w:type="spellEnd"/>
+      <w:r>
+        <w:rPr>
+          <w:rStyle w:val="HTMLCode"/>
+          <w:rFonts w:ascii="Times New Roman" w:hAnsi="Times New Roman" w:cs="Times New Roman"/>
+          <w:sz w:val="24"/>
+          <w:szCs w:val="24"/>
+        </w:rPr>
+        <w:t xml:space="preserve"> update</w:t>
+      </w:r>
+    </w:p>
+    <w:p>
+      <w:pPr>
+        <w:rPr>
+          <w:rFonts w:ascii="Times New Roman" w:hAnsi="Times New Roman" w:cs="Times New Roman"/>
+          <w:sz w:val="24"/>
+          <w:szCs w:val="24"/>
+        </w:rPr>
+      </w:pPr>
+      <w:r>
+        <w:rPr>
+          <w:rFonts w:ascii="Times New Roman" w:hAnsi="Times New Roman" w:cs="Times New Roman"/>
+          <w:sz w:val="24"/>
+          <w:szCs w:val="24"/>
+        </w:rPr>
+        <w:pict>
+          <v:rect id="_x0000_i1037" style="width:0;height:1.5pt" o:hralign="center" o:hrstd="t" o:hr="t" fillcolor="#a0a0a0" stroked="f"/>
+        </w:pict>
+      </w:r>
+    </w:p>
+    <w:p>
+      <w:pPr>
+        <w:pStyle w:val="Heading3"/>
+        <w:rPr>
+          <w:sz w:val="24"/>
+          <w:szCs w:val="24"/>
+        </w:rPr>
+      </w:pPr>
+      <w:r>
+        <w:rPr>
+          <w:sz w:val="24"/>
+          <w:szCs w:val="24"/>
+        </w:rPr>
+        <w:t xml:space="preserve">6. </w:t>
+      </w:r>
+      <w:proofErr w:type="spellStart"/>
+      <w:r>
+        <w:rPr>
+          <w:rStyle w:val="HTMLCode"/>
+          <w:rFonts w:ascii="Times New Roman" w:hAnsi="Times New Roman" w:cs="Times New Roman"/>
+          <w:sz w:val="24"/>
+          <w:szCs w:val="24"/>
+        </w:rPr>
+        <w:t>npm</w:t>
+      </w:r>
+      <w:proofErr w:type="spellEnd"/>
+      <w:r>
+        <w:rPr>
+          <w:rStyle w:val="HTMLCode"/>
+          <w:rFonts w:ascii="Times New Roman" w:hAnsi="Times New Roman" w:cs="Times New Roman"/>
+          <w:sz w:val="24"/>
+          <w:szCs w:val="24"/>
+        </w:rPr>
+        <w:t xml:space="preserve"> list</w:t>
+      </w:r>
+    </w:p>
+    <w:p>
+      <w:pPr>
+        <w:pStyle w:val="NormalWeb"/>
+      </w:pPr>
+      <w:r>
+        <w:t>Displays installed packages.</w:t>
+      </w:r>
+    </w:p>
+    <w:p>
+      <w:pPr>
+        <w:pStyle w:val="HTMLPreformatted"/>
+        <w:rPr>
+          <w:rStyle w:val="HTMLCode"/>
+          <w:rFonts w:ascii="Times New Roman" w:hAnsi="Times New Roman" w:cs="Times New Roman"/>
+          <w:sz w:val="24"/>
+          <w:szCs w:val="24"/>
+        </w:rPr>
+      </w:pPr>
+      <w:proofErr w:type="spellStart"/>
+      <w:r>
+        <w:rPr>
+          <w:rStyle w:val="HTMLCode"/>
+          <w:rFonts w:ascii="Times New Roman" w:hAnsi="Times New Roman" w:cs="Times New Roman"/>
+          <w:sz w:val="24"/>
+          <w:szCs w:val="24"/>
+        </w:rPr>
+        <w:t>npm</w:t>
+      </w:r>
+      <w:proofErr w:type="spellEnd"/>
+      <w:r>
+        <w:rPr>
+          <w:rStyle w:val="HTMLCode"/>
+          <w:rFonts w:ascii="Times New Roman" w:hAnsi="Times New Roman" w:cs="Times New Roman"/>
+          <w:sz w:val="24"/>
+          <w:szCs w:val="24"/>
+        </w:rPr>
+        <w:t xml:space="preserve"> list</w:t>
+      </w:r>
+    </w:p>
+    <w:p>
+      <w:pPr>
+        <w:rPr>
+          <w:rFonts w:ascii="Times New Roman" w:hAnsi="Times New Roman" w:cs="Times New Roman"/>
+          <w:sz w:val="24"/>
+          <w:szCs w:val="24"/>
+        </w:rPr>
+      </w:pPr>
+      <w:r>
+        <w:rPr>
+          <w:rFonts w:ascii="Times New Roman" w:hAnsi="Times New Roman" w:cs="Times New Roman"/>
+          <w:sz w:val="24"/>
+          <w:szCs w:val="24"/>
+        </w:rPr>
+        <w:pict>
+          <v:rect id="_x0000_i1038" style="width:0;height:1.5pt" o:hralign="center" o:hrstd="t" o:hr="t" fillcolor="#a0a0a0" stroked="f"/>
+        </w:pict>
+      </w:r>
+    </w:p>
+    <w:p>
+      <w:pPr>
+        <w:pStyle w:val="Heading3"/>
+        <w:rPr>
+          <w:sz w:val="24"/>
+          <w:szCs w:val="24"/>
+        </w:rPr>
+      </w:pPr>
+      <w:r>
+        <w:rPr>
+          <w:sz w:val="24"/>
+          <w:szCs w:val="24"/>
+        </w:rPr>
+        <w:t xml:space="preserve">7. </w:t>
+      </w:r>
+      <w:proofErr w:type="spellStart"/>
+      <w:r>
+        <w:rPr>
+          <w:rStyle w:val="HTMLCode"/>
+          <w:rFonts w:ascii="Times New Roman" w:hAnsi="Times New Roman" w:cs="Times New Roman"/>
+          <w:sz w:val="24"/>
+          <w:szCs w:val="24"/>
+        </w:rPr>
+        <w:t>npm</w:t>
+      </w:r>
+      <w:proofErr w:type="spellEnd"/>
+      <w:r>
+        <w:rPr>
+          <w:rStyle w:val="HTMLCode"/>
+          <w:rFonts w:ascii="Times New Roman" w:hAnsi="Times New Roman" w:cs="Times New Roman"/>
+          <w:sz w:val="24"/>
+          <w:szCs w:val="24"/>
+        </w:rPr>
+        <w:t xml:space="preserve"> start</w:t>
+      </w:r>
+    </w:p>
+    <w:p>
+      <w:pPr>
+        <w:pStyle w:val="NormalWeb"/>
+      </w:pPr>
+      <w:r>
+        <w:t>Runs the application using the start script.</w:t>
+      </w:r>
+    </w:p>
+    <w:p>
+      <w:pPr>
+        <w:pStyle w:val="HTMLPreformatted"/>
+        <w:rPr>
+          <w:rStyle w:val="HTMLCode"/>
+          <w:rFonts w:ascii="Times New Roman" w:hAnsi="Times New Roman" w:cs="Times New Roman"/>
+          <w:sz w:val="24"/>
+          <w:szCs w:val="24"/>
+        </w:rPr>
+      </w:pPr>
+      <w:proofErr w:type="spellStart"/>
+      <w:r>
+        <w:rPr>
+          <w:rStyle w:val="HTMLCode"/>
+          <w:rFonts w:ascii="Times New Roman" w:hAnsi="Times New Roman" w:cs="Times New Roman"/>
+          <w:sz w:val="24"/>
+          <w:szCs w:val="24"/>
+        </w:rPr>
+        <w:t>npm</w:t>
+      </w:r>
+      <w:proofErr w:type="spellEnd"/>
+      <w:r>
+        <w:rPr>
+          <w:rStyle w:val="HTMLCode"/>
+          <w:rFonts w:ascii="Times New Roman" w:hAnsi="Times New Roman" w:cs="Times New Roman"/>
+          <w:sz w:val="24"/>
+          <w:szCs w:val="24"/>
+        </w:rPr>
+        <w:t xml:space="preserve"> start</w:t>
+      </w:r>
+    </w:p>
+    <w:p>
+      <w:pPr>
+        <w:rPr>
+          <w:rFonts w:ascii="Times New Roman" w:hAnsi="Times New Roman" w:cs="Times New Roman"/>
+          <w:sz w:val="24"/>
+          <w:szCs w:val="24"/>
+        </w:rPr>
+      </w:pPr>
+      <w:r>
+        <w:rPr>
+          <w:rFonts w:ascii="Times New Roman" w:hAnsi="Times New Roman" w:cs="Times New Roman"/>
+          <w:sz w:val="24"/>
+          <w:szCs w:val="24"/>
+        </w:rPr>
+        <w:pict>
+          <v:rect id="_x0000_i1039" style="width:0;height:1.5pt" o:hralign="center" o:hrstd="t" o:hr="t" fillcolor="#a0a0a0" stroked="f"/>
+        </w:pict>
+      </w:r>
+    </w:p>
+    <w:p>
+      <w:pPr>
+        <w:pStyle w:val="Heading3"/>
+        <w:rPr>
+          <w:sz w:val="24"/>
+          <w:szCs w:val="24"/>
+        </w:rPr>
+      </w:pPr>
+      <w:r>
+        <w:rPr>
+          <w:sz w:val="24"/>
+          <w:szCs w:val="24"/>
+        </w:rPr>
+        <w:t xml:space="preserve">8. </w:t>
+      </w:r>
+      <w:proofErr w:type="spellStart"/>
+      <w:r>
+        <w:rPr>
+          <w:rStyle w:val="HTMLCode"/>
+          <w:rFonts w:ascii="Times New Roman" w:hAnsi="Times New Roman" w:cs="Times New Roman"/>
+          <w:sz w:val="24"/>
+          <w:szCs w:val="24"/>
+        </w:rPr>
+        <w:t>npm</w:t>
+      </w:r>
+      <w:proofErr w:type="spellEnd"/>
+      <w:r>
+        <w:rPr>
+          <w:rStyle w:val="HTMLCode"/>
+          <w:rFonts w:ascii="Times New Roman" w:hAnsi="Times New Roman" w:cs="Times New Roman"/>
+          <w:sz w:val="24"/>
+          <w:szCs w:val="24"/>
+        </w:rPr>
+        <w:t xml:space="preserve"> run</w:t>
+      </w:r>
+    </w:p>
+    <w:p>
+      <w:pPr>
+        <w:pStyle w:val="NormalWeb"/>
+      </w:pPr>
+      <w:r>
+        <w:t xml:space="preserve">Runs custom scripts defined in </w:t>
+      </w:r>
+      <w:proofErr w:type="spellStart"/>
+      <w:proofErr w:type="gramStart"/>
+      <w:r>
+        <w:rPr>
+          <w:rStyle w:val="HTMLCode"/>
+          <w:rFonts w:ascii="Times New Roman" w:hAnsi="Times New Roman" w:cs="Times New Roman"/>
+          <w:sz w:val="24"/>
+          <w:szCs w:val="24"/>
+        </w:rPr>
+        <w:t>package.json</w:t>
+      </w:r>
+      <w:proofErr w:type="spellEnd"/>
+      <w:proofErr w:type="gramEnd"/>
+      <w:r>
+        <w:t>.</w:t>
+      </w:r>
+    </w:p>
+    <w:p>
+      <w:pPr>
+        <w:pStyle w:val="HTMLPreformatted"/>
+        <w:rPr>
+          <w:rStyle w:val="HTMLCode"/>
+          <w:rFonts w:ascii="Times New Roman" w:hAnsi="Times New Roman" w:cs="Times New Roman"/>
+          <w:sz w:val="24"/>
+          <w:szCs w:val="24"/>
+        </w:rPr>
+      </w:pPr>
+      <w:proofErr w:type="spellStart"/>
+      <w:r>
+        <w:rPr>
+          <w:rStyle w:val="HTMLCode"/>
+          <w:rFonts w:ascii="Times New Roman" w:hAnsi="Times New Roman" w:cs="Times New Roman"/>
+          <w:sz w:val="24"/>
+          <w:szCs w:val="24"/>
+        </w:rPr>
+        <w:lastRenderedPageBreak/>
+        <w:t>npm</w:t>
+      </w:r>
+      <w:proofErr w:type="spellEnd"/>
+      <w:r>
+        <w:rPr>
+          <w:rStyle w:val="HTMLCode"/>
+          <w:rFonts w:ascii="Times New Roman" w:hAnsi="Times New Roman" w:cs="Times New Roman"/>
+          <w:sz w:val="24"/>
+          <w:szCs w:val="24"/>
+        </w:rPr>
+        <w:t xml:space="preserve"> run dev</w:t>
+      </w:r>
+    </w:p>
+    <w:p>
+      <w:pPr>
+        <w:pStyle w:val="HTMLPreformatted"/>
+        <w:rPr>
+          <w:rStyle w:val="HTMLCode"/>
+          <w:rFonts w:ascii="Times New Roman" w:hAnsi="Times New Roman" w:cs="Times New Roman"/>
+          <w:sz w:val="24"/>
+          <w:szCs w:val="24"/>
+        </w:rPr>
+      </w:pPr>
+      <w:proofErr w:type="spellStart"/>
+      <w:r>
+        <w:rPr>
+          <w:rStyle w:val="HTMLCode"/>
+          <w:rFonts w:ascii="Times New Roman" w:hAnsi="Times New Roman" w:cs="Times New Roman"/>
+          <w:sz w:val="24"/>
+          <w:szCs w:val="24"/>
+        </w:rPr>
+        <w:t>npm</w:t>
+      </w:r>
+      <w:proofErr w:type="spellEnd"/>
+      <w:r>
+        <w:rPr>
+          <w:rStyle w:val="HTMLCode"/>
+          <w:rFonts w:ascii="Times New Roman" w:hAnsi="Times New Roman" w:cs="Times New Roman"/>
+          <w:sz w:val="24"/>
+          <w:szCs w:val="24"/>
+        </w:rPr>
+        <w:t xml:space="preserve"> run build</w:t>
+      </w:r>
+    </w:p>
+    <w:p>
+      <w:pPr>
+        <w:rPr>
+          <w:rFonts w:ascii="Times New Roman" w:hAnsi="Times New Roman" w:cs="Times New Roman"/>
+          <w:sz w:val="24"/>
+          <w:szCs w:val="24"/>
+        </w:rPr>
+      </w:pPr>
+      <w:r>
+        <w:rPr>
+          <w:rFonts w:ascii="Times New Roman" w:hAnsi="Times New Roman" w:cs="Times New Roman"/>
+          <w:sz w:val="24"/>
+          <w:szCs w:val="24"/>
+        </w:rPr>
+        <w:pict>
+          <v:rect id="_x0000_i1040" style="width:0;height:1.5pt" o:hralign="center" o:hrstd="t" o:hr="t" fillcolor="#a0a0a0" stroked="f"/>
+        </w:pict>
+      </w:r>
+    </w:p>
+    <w:p>
+      <w:pPr>
+        <w:pStyle w:val="Heading3"/>
+        <w:rPr>
+          <w:sz w:val="24"/>
+          <w:szCs w:val="24"/>
+        </w:rPr>
+      </w:pPr>
+      <w:r>
+        <w:rPr>
+          <w:sz w:val="24"/>
+          <w:szCs w:val="24"/>
+        </w:rPr>
+        <w:t xml:space="preserve">9. </w:t>
+      </w:r>
+      <w:proofErr w:type="spellStart"/>
+      <w:r>
+        <w:rPr>
+          <w:rStyle w:val="HTMLCode"/>
+          <w:rFonts w:ascii="Times New Roman" w:hAnsi="Times New Roman" w:cs="Times New Roman"/>
+          <w:sz w:val="24"/>
+          <w:szCs w:val="24"/>
+        </w:rPr>
+        <w:t>npm</w:t>
+      </w:r>
+      <w:proofErr w:type="spellEnd"/>
+      <w:r>
+        <w:rPr>
+          <w:rStyle w:val="HTMLCode"/>
+          <w:rFonts w:ascii="Times New Roman" w:hAnsi="Times New Roman" w:cs="Times New Roman"/>
+          <w:sz w:val="24"/>
+          <w:szCs w:val="24"/>
+        </w:rPr>
+        <w:t xml:space="preserve"> install -g</w:t>
+      </w:r>
+    </w:p>
+    <w:p>
+      <w:pPr>
+        <w:pStyle w:val="NormalWeb"/>
+      </w:pPr>
+      <w:r>
+        <w:t>Installs packages globally.</w:t>
+      </w:r>
+    </w:p>
+    <w:p>
+      <w:pPr>
+        <w:pStyle w:val="HTMLPreformatted"/>
+        <w:rPr>
+          <w:rStyle w:val="HTMLCode"/>
+          <w:rFonts w:ascii="Times New Roman" w:hAnsi="Times New Roman" w:cs="Times New Roman"/>
+          <w:sz w:val="24"/>
+          <w:szCs w:val="24"/>
+        </w:rPr>
+      </w:pPr>
+      <w:proofErr w:type="spellStart"/>
+      <w:r>
+        <w:rPr>
+          <w:rStyle w:val="HTMLCode"/>
+          <w:rFonts w:ascii="Times New Roman" w:hAnsi="Times New Roman" w:cs="Times New Roman"/>
+          <w:sz w:val="24"/>
+          <w:szCs w:val="24"/>
+        </w:rPr>
+        <w:t>npm</w:t>
+      </w:r>
+      <w:proofErr w:type="spellEnd"/>
+      <w:r>
+        <w:rPr>
+          <w:rStyle w:val="HTMLCode"/>
+          <w:rFonts w:ascii="Times New Roman" w:hAnsi="Times New Roman" w:cs="Times New Roman"/>
+          <w:sz w:val="24"/>
+          <w:szCs w:val="24"/>
+        </w:rPr>
+        <w:t xml:space="preserve"> install -g </w:t>
+      </w:r>
+      <w:proofErr w:type="spellStart"/>
+      <w:r>
+        <w:rPr>
+          <w:rStyle w:val="HTMLCode"/>
+          <w:rFonts w:ascii="Times New Roman" w:hAnsi="Times New Roman" w:cs="Times New Roman"/>
+          <w:sz w:val="24"/>
+          <w:szCs w:val="24"/>
+        </w:rPr>
+        <w:t>nodemon</w:t>
+      </w:r>
+      <w:proofErr w:type="spellEnd"/>
+    </w:p>
+    <w:p>
+      <w:pPr>
+        <w:rPr>
+          <w:rFonts w:ascii="Times New Roman" w:hAnsi="Times New Roman" w:cs="Times New Roman"/>
+          <w:sz w:val="24"/>
+          <w:szCs w:val="24"/>
+        </w:rPr>
+      </w:pPr>
+      <w:r>
+        <w:rPr>
+          <w:rFonts w:ascii="Times New Roman" w:hAnsi="Times New Roman" w:cs="Times New Roman"/>
+          <w:sz w:val="24"/>
+          <w:szCs w:val="24"/>
+        </w:rPr>
+        <w:pict>
+          <v:rect id="_x0000_i1041" style="width:0;height:1.5pt" o:hralign="center" o:hrstd="t" o:hr="t" fillcolor="#a0a0a0" stroked="f"/>
+        </w:pict>
+      </w:r>
+    </w:p>
+    <w:p>
+      <w:pPr>
+        <w:pStyle w:val="Heading3"/>
+        <w:rPr>
+          <w:sz w:val="24"/>
+          <w:szCs w:val="24"/>
+        </w:rPr>
+      </w:pPr>
+      <w:r>
+        <w:rPr>
+          <w:sz w:val="24"/>
+          <w:szCs w:val="24"/>
+        </w:rPr>
+        <w:t xml:space="preserve">10. </w:t>
+      </w:r>
+      <w:proofErr w:type="spellStart"/>
+      <w:r>
+        <w:rPr>
+          <w:rStyle w:val="HTMLCode"/>
+          <w:rFonts w:ascii="Times New Roman" w:hAnsi="Times New Roman" w:cs="Times New Roman"/>
+          <w:sz w:val="24"/>
+          <w:szCs w:val="24"/>
+        </w:rPr>
+        <w:t>npm</w:t>
+      </w:r>
+      <w:proofErr w:type="spellEnd"/>
+      <w:r>
+        <w:rPr>
+          <w:rStyle w:val="HTMLCode"/>
+          <w:rFonts w:ascii="Times New Roman" w:hAnsi="Times New Roman" w:cs="Times New Roman"/>
+          <w:sz w:val="24"/>
+          <w:szCs w:val="24"/>
+        </w:rPr>
+        <w:t xml:space="preserve"> publish</w:t>
+      </w:r>
+    </w:p>
+    <w:p>
+      <w:pPr>
+        <w:pStyle w:val="NormalWeb"/>
+      </w:pPr>
+      <w:r>
+        <w:t xml:space="preserve">Publishes a package to the </w:t>
+      </w:r>
+      <w:proofErr w:type="spellStart"/>
+      <w:r>
+        <w:t>npm</w:t>
+      </w:r>
+      <w:proofErr w:type="spellEnd"/>
+      <w:r>
+        <w:t xml:space="preserve"> registry.</w:t>
+      </w:r>
+    </w:p>
+    <w:p>
+      <w:pPr>
+        <w:pStyle w:val="HTMLPreformatted"/>
+        <w:rPr>
+          <w:rStyle w:val="HTMLCode"/>
+          <w:rFonts w:ascii="Times New Roman" w:hAnsi="Times New Roman" w:cs="Times New Roman"/>
+          <w:sz w:val="24"/>
+          <w:szCs w:val="24"/>
+        </w:rPr>
+      </w:pPr>
+      <w:proofErr w:type="spellStart"/>
+      <w:r>
+        <w:rPr>
+          <w:rStyle w:val="HTMLCode"/>
+          <w:rFonts w:ascii="Times New Roman" w:hAnsi="Times New Roman" w:cs="Times New Roman"/>
+          <w:sz w:val="24"/>
+          <w:szCs w:val="24"/>
+        </w:rPr>
+        <w:t>npm</w:t>
+      </w:r>
+      <w:proofErr w:type="spellEnd"/>
+      <w:r>
+        <w:rPr>
+          <w:rStyle w:val="HTMLCode"/>
+          <w:rFonts w:ascii="Times New Roman" w:hAnsi="Times New Roman" w:cs="Times New Roman"/>
+          <w:sz w:val="24"/>
+          <w:szCs w:val="24"/>
+        </w:rPr>
+        <w:t xml:space="preserve"> publish</w:t>
+      </w:r>
+    </w:p>
+    <w:p>
+      <w:pPr>
+        <w:rPr>
+          <w:rFonts w:ascii="Times New Roman" w:hAnsi="Times New Roman" w:cs="Times New Roman"/>
+          <w:sz w:val="24"/>
+          <w:szCs w:val="24"/>
+        </w:rPr>
+      </w:pPr>
+      <w:r>
+        <w:rPr>
+          <w:rFonts w:ascii="Times New Roman" w:hAnsi="Times New Roman" w:cs="Times New Roman"/>
+          <w:sz w:val="24"/>
+          <w:szCs w:val="24"/>
+        </w:rPr>
+        <w:pict>
+          <v:rect id="_x0000_i1042" style="width:0;height:1.5pt" o:hralign="center" o:hrstd="t" o:hr="t" fillcolor="#a0a0a0" stroked="f"/>
+        </w:pict>
+      </w:r>
+    </w:p>
+    <w:p>
+      <w:pPr>
+        <w:pStyle w:val="Heading3"/>
+        <w:rPr>
+          <w:sz w:val="24"/>
+          <w:szCs w:val="24"/>
+        </w:rPr>
+      </w:pPr>
+      <w:r>
+        <w:rPr>
+          <w:sz w:val="24"/>
+          <w:szCs w:val="24"/>
+        </w:rPr>
+        <w:t xml:space="preserve">11. </w:t>
+      </w:r>
+      <w:proofErr w:type="spellStart"/>
+      <w:r>
+        <w:rPr>
+          <w:rStyle w:val="HTMLCode"/>
+          <w:rFonts w:ascii="Times New Roman" w:hAnsi="Times New Roman" w:cs="Times New Roman"/>
+          <w:sz w:val="24"/>
+          <w:szCs w:val="24"/>
+        </w:rPr>
+        <w:t>npm</w:t>
+      </w:r>
+      <w:proofErr w:type="spellEnd"/>
+      <w:r>
+        <w:rPr>
+          <w:rStyle w:val="HTMLCode"/>
+          <w:rFonts w:ascii="Times New Roman" w:hAnsi="Times New Roman" w:cs="Times New Roman"/>
+          <w:sz w:val="24"/>
+          <w:szCs w:val="24"/>
+        </w:rPr>
+        <w:t xml:space="preserve"> audit</w:t>
+      </w:r>
+    </w:p>
+    <w:p>
+      <w:pPr>
+        <w:pStyle w:val="NormalWeb"/>
+      </w:pPr>
+      <w:r>
+        <w:t>Checks for security vulnerabilities.</w:t>
+      </w:r>
+    </w:p>
+    <w:p>
+      <w:pPr>
+        <w:pStyle w:val="HTMLPreformatted"/>
+        <w:rPr>
+          <w:rStyle w:val="HTMLCode"/>
+          <w:rFonts w:ascii="Times New Roman" w:hAnsi="Times New Roman" w:cs="Times New Roman"/>
+          <w:sz w:val="24"/>
+          <w:szCs w:val="24"/>
+        </w:rPr>
+      </w:pPr>
+      <w:proofErr w:type="spellStart"/>
+      <w:r>
+        <w:rPr>
+          <w:rStyle w:val="HTMLCode"/>
+          <w:rFonts w:ascii="Times New Roman" w:hAnsi="Times New Roman" w:cs="Times New Roman"/>
+          <w:sz w:val="24"/>
+          <w:szCs w:val="24"/>
+        </w:rPr>
+        <w:t>npm</w:t>
+      </w:r>
+      <w:proofErr w:type="spellEnd"/>
+      <w:r>
+        <w:rPr>
+          <w:rStyle w:val="HTMLCode"/>
+          <w:rFonts w:ascii="Times New Roman" w:hAnsi="Times New Roman" w:cs="Times New Roman"/>
+          <w:sz w:val="24"/>
+          <w:szCs w:val="24"/>
+        </w:rPr>
+        <w:t xml:space="preserve"> audit</w:t>
+      </w:r>
+    </w:p>
+    <w:p>
+      <w:pPr>
+        <w:spacing w:before="100" w:beforeAutospacing="1" w:after="100" w:afterAutospacing="1"/>
+        <w:rPr>
+          <w:rFonts w:ascii="Times New Roman" w:eastAsia="Times New Roman" w:hAnsi="Times New Roman" w:cs="Times New Roman"/>
           <w:b/>
           <w:color w:val="FF0000"/>
           <w:sz w:val="24"/>
           <w:szCs w:val="24"/>
         </w:rPr>
-        <w:t>.</w:t>
-      </w:r>
-    </w:p>
-    <w:p>
-      <w:pPr>
-        <w:spacing w:before="100" w:beforeAutospacing="1" w:after="100" w:afterAutospacing="1"/>
-        <w:rPr>
-          <w:rFonts w:ascii="Times New Roman" w:hAnsi="Times New Roman" w:cs="Times New Roman"/>
-          <w:sz w:val="24"/>
-          <w:szCs w:val="24"/>
-        </w:rPr>
-      </w:pPr>
+      </w:pPr>
+      <w:r>
+        <w:rPr>
+          <w:rFonts w:ascii="Times New Roman" w:eastAsia="Times New Roman" w:hAnsi="Times New Roman" w:cs="Times New Roman"/>
+          <w:b/>
+          <w:color w:val="FF0000"/>
+          <w:sz w:val="24"/>
+          <w:szCs w:val="24"/>
+        </w:rPr>
+        <w:t>Q4</w:t>
+      </w:r>
+      <w:r>
+        <w:rPr>
+          <w:rFonts w:ascii="Times New Roman" w:eastAsia="Times New Roman" w:hAnsi="Times New Roman" w:cs="Times New Roman"/>
+          <w:b/>
+          <w:color w:val="FF0000"/>
+          <w:sz w:val="24"/>
+          <w:szCs w:val="24"/>
+        </w:rPr>
+        <w:t xml:space="preserve">) </w:t>
+      </w:r>
+      <w:r>
+        <w:rPr>
+          <w:rFonts w:ascii="Times New Roman" w:hAnsi="Times New Roman" w:cs="Times New Roman"/>
+          <w:b/>
+          <w:color w:val="FF0000"/>
+          <w:sz w:val="24"/>
+        </w:rPr>
+        <w:t xml:space="preserve">Describe the module system in JavaScript, including </w:t>
+      </w:r>
       <w:proofErr w:type="spellStart"/>
       <w:r>
         <w:rPr>
+          <w:rFonts w:ascii="Times New Roman" w:hAnsi="Times New Roman" w:cs="Times New Roman"/>
+          <w:b/>
+          <w:color w:val="FF0000"/>
+          <w:sz w:val="24"/>
+        </w:rPr>
+        <w:t>CommonJS</w:t>
+      </w:r>
+      <w:proofErr w:type="spellEnd"/>
+      <w:r>
+        <w:rPr>
+          <w:rFonts w:ascii="Times New Roman" w:hAnsi="Times New Roman" w:cs="Times New Roman"/>
+          <w:b/>
+          <w:color w:val="FF0000"/>
+          <w:sz w:val="24"/>
+        </w:rPr>
+        <w:t xml:space="preserve"> and ES Modules. Discuss their significance for code organization.</w:t>
+      </w:r>
+    </w:p>
+    <w:p>
+      <w:pPr>
+        <w:pStyle w:val="Heading2"/>
+        <w:rPr>
+          <w:rFonts w:ascii="Times New Roman" w:hAnsi="Times New Roman" w:cs="Times New Roman"/>
+          <w:sz w:val="24"/>
+          <w:szCs w:val="24"/>
+        </w:rPr>
+      </w:pPr>
+      <w:r>
+        <w:rPr>
+          <w:rFonts w:ascii="Times New Roman" w:hAnsi="Times New Roman" w:cs="Times New Roman"/>
+          <w:sz w:val="24"/>
+          <w:szCs w:val="24"/>
+        </w:rPr>
+        <w:t>1️</w:t>
+      </w:r>
+      <w:r>
+        <w:rPr>
+          <w:rFonts w:ascii="Tahoma" w:hAnsi="Tahoma" w:cs="Tahoma"/>
+          <w:sz w:val="24"/>
+          <w:szCs w:val="24"/>
+        </w:rPr>
+        <w:t>⃣</w:t>
+      </w:r>
+      <w:r>
+        <w:rPr>
+          <w:rFonts w:ascii="Times New Roman" w:hAnsi="Times New Roman" w:cs="Times New Roman"/>
+          <w:sz w:val="24"/>
+          <w:szCs w:val="24"/>
+        </w:rPr>
+        <w:t xml:space="preserve"> </w:t>
+      </w:r>
+      <w:r>
+        <w:rPr>
+          <w:rFonts w:ascii="Times New Roman" w:hAnsi="Times New Roman" w:cs="Times New Roman"/>
+          <w:sz w:val="24"/>
+          <w:szCs w:val="24"/>
+        </w:rPr>
+        <w:t xml:space="preserve">   </w:t>
+      </w:r>
+      <w:proofErr w:type="spellStart"/>
+      <w:r>
+        <w:rPr>
+          <w:rFonts w:ascii="Times New Roman" w:hAnsi="Times New Roman" w:cs="Times New Roman"/>
+          <w:sz w:val="24"/>
+          <w:szCs w:val="24"/>
+        </w:rPr>
+        <w:t>CommonJS</w:t>
+      </w:r>
+      <w:proofErr w:type="spellEnd"/>
+      <w:r>
+        <w:rPr>
+          <w:rFonts w:ascii="Times New Roman" w:hAnsi="Times New Roman" w:cs="Times New Roman"/>
+          <w:sz w:val="24"/>
+          <w:szCs w:val="24"/>
+        </w:rPr>
+        <w:t xml:space="preserve"> (CJS)</w:t>
+      </w:r>
+    </w:p>
+    <w:p>
+      <w:pPr>
+        <w:pStyle w:val="Heading3"/>
+        <w:rPr>
+          <w:sz w:val="24"/>
+          <w:szCs w:val="24"/>
+        </w:rPr>
+      </w:pPr>
+      <w:r>
+        <w:rPr>
+          <w:rFonts w:ascii="Segoe UI Symbol" w:hAnsi="Segoe UI Symbol" w:cs="Segoe UI Symbol"/>
+          <w:sz w:val="24"/>
+          <w:szCs w:val="24"/>
+        </w:rPr>
+        <w:t>📌</w:t>
+      </w:r>
+      <w:r>
+        <w:rPr>
+          <w:sz w:val="24"/>
+          <w:szCs w:val="24"/>
+        </w:rPr>
+        <w:t xml:space="preserve"> What is </w:t>
+      </w:r>
+      <w:proofErr w:type="spellStart"/>
+      <w:r>
+        <w:rPr>
+          <w:sz w:val="24"/>
+          <w:szCs w:val="24"/>
+        </w:rPr>
+        <w:t>CommonJS</w:t>
+      </w:r>
+      <w:proofErr w:type="spellEnd"/>
+      <w:r>
+        <w:rPr>
+          <w:sz w:val="24"/>
+          <w:szCs w:val="24"/>
+        </w:rPr>
+        <w:t>?</w:t>
+      </w:r>
+    </w:p>
+    <w:p>
+      <w:pPr>
+        <w:pStyle w:val="NormalWeb"/>
+      </w:pPr>
+      <w:proofErr w:type="spellStart"/>
+      <w:r>
+        <w:t>CommonJS</w:t>
+      </w:r>
+      <w:proofErr w:type="spellEnd"/>
+      <w:r>
+        <w:t xml:space="preserve"> is the </w:t>
+      </w:r>
+      <w:r>
+        <w:rPr>
           <w:rStyle w:val="Strong"/>
-          <w:rFonts w:ascii="Times New Roman" w:hAnsi="Times New Roman" w:cs="Times New Roman"/>
-          <w:sz w:val="24"/>
-          <w:szCs w:val="24"/>
-        </w:rPr>
-        <w:t>npm</w:t>
-      </w:r>
-      <w:proofErr w:type="spellEnd"/>
+        </w:rPr>
+        <w:t>older module system</w:t>
+      </w:r>
+      <w:r>
+        <w:t xml:space="preserve">, mainly used in </w:t>
+      </w:r>
       <w:r>
         <w:rPr>
           <w:rStyle w:val="Strong"/>
-          <w:rFonts w:ascii="Times New Roman" w:hAnsi="Times New Roman" w:cs="Times New Roman"/>
-          <w:sz w:val="24"/>
-          <w:szCs w:val="24"/>
-        </w:rPr>
-        <w:t xml:space="preserve"> (Node Package Manager)</w:t>
-      </w:r>
-      <w:r>
-        <w:rPr>
-          <w:rFonts w:ascii="Times New Roman" w:hAnsi="Times New Roman" w:cs="Times New Roman"/>
-          <w:sz w:val="24"/>
-          <w:szCs w:val="24"/>
-        </w:rPr>
-        <w:t xml:space="preserve"> is the default package manager for Node.js. It plays a crucial role in managing libraries, dependencies, and project configurations in Node.js applications. </w:t>
-      </w:r>
-      <w:proofErr w:type="spellStart"/>
-      <w:r>
-        <w:rPr>
-          <w:rFonts w:ascii="Times New Roman" w:hAnsi="Times New Roman" w:cs="Times New Roman"/>
-          <w:sz w:val="24"/>
-          <w:szCs w:val="24"/>
-        </w:rPr>
-        <w:t>npm</w:t>
-      </w:r>
-      <w:proofErr w:type="spellEnd"/>
-      <w:r>
-        <w:rPr>
-          <w:rFonts w:ascii="Times New Roman" w:hAnsi="Times New Roman" w:cs="Times New Roman"/>
-          <w:sz w:val="24"/>
-          <w:szCs w:val="24"/>
-        </w:rPr>
-        <w:t xml:space="preserve"> allows developers to easily install, update, share, and manage reusable code packages, which significantly speeds up development and promotes code reuse.</w:t>
+        </w:rPr>
+        <w:t>Node.js</w:t>
+      </w:r>
+      <w:r>
+        <w:t xml:space="preserve"> (backend).</w:t>
       </w:r>
     </w:p>
     <w:p>
@@ -4269,65 +5625,143 @@
       </w:pPr>
       <w:r>
         <w:rPr>
-          <w:sz w:val="24"/>
-          <w:szCs w:val="24"/>
-        </w:rPr>
-        <w:t xml:space="preserve">1. </w:t>
-      </w:r>
-      <w:proofErr w:type="spellStart"/>
-      <w:r>
+          <w:rFonts w:ascii="Segoe UI Symbol" w:hAnsi="Segoe UI Symbol" w:cs="Segoe UI Symbol"/>
+          <w:sz w:val="24"/>
+          <w:szCs w:val="24"/>
+        </w:rPr>
+        <w:t>🔧</w:t>
+      </w:r>
+      <w:r>
+        <w:rPr>
+          <w:sz w:val="24"/>
+          <w:szCs w:val="24"/>
+        </w:rPr>
+        <w:t xml:space="preserve"> Syntax</w:t>
+      </w:r>
+    </w:p>
+    <w:p>
+      <w:pPr>
+        <w:pStyle w:val="HTMLPreformatted"/>
         <w:rPr>
           <w:rStyle w:val="HTMLCode"/>
           <w:rFonts w:ascii="Times New Roman" w:hAnsi="Times New Roman" w:cs="Times New Roman"/>
           <w:sz w:val="24"/>
           <w:szCs w:val="24"/>
         </w:rPr>
-        <w:t>npm</w:t>
-      </w:r>
-      <w:proofErr w:type="spellEnd"/>
-      <w:r>
+      </w:pPr>
+      <w:r>
+        <w:rPr>
+          <w:rStyle w:val="hljs-comment"/>
+          <w:rFonts w:ascii="Times New Roman" w:eastAsiaTheme="majorEastAsia" w:hAnsi="Times New Roman" w:cs="Times New Roman"/>
+          <w:sz w:val="24"/>
+          <w:szCs w:val="24"/>
+        </w:rPr>
+        <w:t>// exporting</w:t>
+      </w:r>
+    </w:p>
+    <w:p>
+      <w:pPr>
+        <w:pStyle w:val="HTMLPreformatted"/>
         <w:rPr>
           <w:rStyle w:val="HTMLCode"/>
           <w:rFonts w:ascii="Times New Roman" w:hAnsi="Times New Roman" w:cs="Times New Roman"/>
           <w:sz w:val="24"/>
           <w:szCs w:val="24"/>
         </w:rPr>
-        <w:t xml:space="preserve"> </w:t>
-      </w:r>
-      <w:proofErr w:type="spellStart"/>
-      <w:r>
-        <w:rPr>
-          <w:rStyle w:val="HTMLCode"/>
-          <w:rFonts w:ascii="Times New Roman" w:hAnsi="Times New Roman" w:cs="Times New Roman"/>
-          <w:sz w:val="24"/>
-          <w:szCs w:val="24"/>
-        </w:rPr>
-        <w:t>init</w:t>
-      </w:r>
-      <w:proofErr w:type="spellEnd"/>
-    </w:p>
-    <w:p>
-      <w:pPr>
-        <w:pStyle w:val="NormalWeb"/>
-      </w:pPr>
-      <w:r>
-        <w:t xml:space="preserve">Initializes a new Node.js project and creates a </w:t>
-      </w:r>
+      </w:pPr>
       <w:proofErr w:type="spellStart"/>
       <w:proofErr w:type="gramStart"/>
       <w:r>
         <w:rPr>
+          <w:rStyle w:val="hljs-variable"/>
+          <w:rFonts w:ascii="Times New Roman" w:hAnsi="Times New Roman" w:cs="Times New Roman"/>
+          <w:sz w:val="24"/>
+          <w:szCs w:val="24"/>
+        </w:rPr>
+        <w:t>module</w:t>
+      </w:r>
+      <w:r>
+        <w:rPr>
           <w:rStyle w:val="HTMLCode"/>
           <w:rFonts w:ascii="Times New Roman" w:hAnsi="Times New Roman" w:cs="Times New Roman"/>
           <w:sz w:val="24"/>
           <w:szCs w:val="24"/>
         </w:rPr>
-        <w:t>package.json</w:t>
+        <w:t>.</w:t>
+      </w:r>
+      <w:r>
+        <w:rPr>
+          <w:rStyle w:val="hljs-property"/>
+          <w:rFonts w:ascii="Times New Roman" w:hAnsi="Times New Roman" w:cs="Times New Roman"/>
+          <w:sz w:val="24"/>
+          <w:szCs w:val="24"/>
+        </w:rPr>
+        <w:t>exports</w:t>
       </w:r>
       <w:proofErr w:type="spellEnd"/>
       <w:proofErr w:type="gramEnd"/>
       <w:r>
-        <w:t xml:space="preserve"> file.</w:t>
+        <w:rPr>
+          <w:rStyle w:val="HTMLCode"/>
+          <w:rFonts w:ascii="Times New Roman" w:hAnsi="Times New Roman" w:cs="Times New Roman"/>
+          <w:sz w:val="24"/>
+          <w:szCs w:val="24"/>
+        </w:rPr>
+        <w:t xml:space="preserve"> = </w:t>
+      </w:r>
+      <w:r>
+        <w:rPr>
+          <w:rStyle w:val="hljs-keyword"/>
+          <w:rFonts w:ascii="Times New Roman" w:hAnsi="Times New Roman" w:cs="Times New Roman"/>
+          <w:sz w:val="24"/>
+          <w:szCs w:val="24"/>
+        </w:rPr>
+        <w:t>function</w:t>
+      </w:r>
+      <w:r>
+        <w:rPr>
+          <w:rStyle w:val="HTMLCode"/>
+          <w:rFonts w:ascii="Times New Roman" w:hAnsi="Times New Roman" w:cs="Times New Roman"/>
+          <w:sz w:val="24"/>
+          <w:szCs w:val="24"/>
+        </w:rPr>
+        <w:t xml:space="preserve"> </w:t>
+      </w:r>
+      <w:r>
+        <w:rPr>
+          <w:rStyle w:val="hljs-title"/>
+          <w:rFonts w:ascii="Times New Roman" w:hAnsi="Times New Roman" w:cs="Times New Roman"/>
+          <w:sz w:val="24"/>
+          <w:szCs w:val="24"/>
+        </w:rPr>
+        <w:t>add</w:t>
+      </w:r>
+      <w:r>
+        <w:rPr>
+          <w:rStyle w:val="HTMLCode"/>
+          <w:rFonts w:ascii="Times New Roman" w:hAnsi="Times New Roman" w:cs="Times New Roman"/>
+          <w:sz w:val="24"/>
+          <w:szCs w:val="24"/>
+        </w:rPr>
+        <w:t>(</w:t>
+      </w:r>
+      <w:r>
+        <w:rPr>
+          <w:rStyle w:val="hljs-params"/>
+          <w:rFonts w:ascii="Times New Roman" w:hAnsi="Times New Roman" w:cs="Times New Roman"/>
+          <w:sz w:val="24"/>
+          <w:szCs w:val="24"/>
+        </w:rPr>
+        <w:t>a, b</w:t>
+      </w:r>
+      <w:r>
+        <w:rPr>
+          <w:rStyle w:val="HTMLCode"/>
+          <w:rFonts w:ascii="Times New Roman" w:hAnsi="Times New Roman" w:cs="Times New Roman"/>
+          <w:sz w:val="24"/>
+          <w:szCs w:val="24"/>
+        </w:rPr>
+        <w:t>) {</w:t>
       </w:r>
     </w:p>
     <w:p>
@@ -4340,340 +5774,1206 @@
           <w:szCs w:val="24"/>
         </w:rPr>
       </w:pPr>
+      <w:r>
+        <w:rPr>
+          <w:rStyle w:val="HTMLCode"/>
+          <w:rFonts w:ascii="Times New Roman" w:hAnsi="Times New Roman" w:cs="Times New Roman"/>
+          <w:sz w:val="24"/>
+          <w:szCs w:val="24"/>
+        </w:rPr>
+        <w:t xml:space="preserve">  </w:t>
+      </w:r>
+      <w:r>
+        <w:rPr>
+          <w:rStyle w:val="hljs-keyword"/>
+          <w:rFonts w:ascii="Times New Roman" w:hAnsi="Times New Roman" w:cs="Times New Roman"/>
+          <w:sz w:val="24"/>
+          <w:szCs w:val="24"/>
+        </w:rPr>
+        <w:t>return</w:t>
+      </w:r>
+      <w:r>
+        <w:rPr>
+          <w:rStyle w:val="HTMLCode"/>
+          <w:rFonts w:ascii="Times New Roman" w:hAnsi="Times New Roman" w:cs="Times New Roman"/>
+          <w:sz w:val="24"/>
+          <w:szCs w:val="24"/>
+        </w:rPr>
+        <w:t xml:space="preserve"> a + b;</w:t>
+      </w:r>
+    </w:p>
+    <w:p>
+      <w:pPr>
+        <w:pStyle w:val="HTMLPreformatted"/>
+        <w:rPr>
+          <w:rStyle w:val="HTMLCode"/>
+          <w:rFonts w:ascii="Times New Roman" w:hAnsi="Times New Roman" w:cs="Times New Roman"/>
+          <w:sz w:val="24"/>
+          <w:szCs w:val="24"/>
+        </w:rPr>
+      </w:pPr>
+      <w:r>
+        <w:rPr>
+          <w:rStyle w:val="HTMLCode"/>
+          <w:rFonts w:ascii="Times New Roman" w:hAnsi="Times New Roman" w:cs="Times New Roman"/>
+          <w:sz w:val="24"/>
+          <w:szCs w:val="24"/>
+        </w:rPr>
+        <w:t>};</w:t>
+      </w:r>
+    </w:p>
+    <w:p>
+      <w:pPr>
+        <w:pStyle w:val="HTMLPreformatted"/>
+        <w:rPr>
+          <w:rStyle w:val="HTMLCode"/>
+          <w:rFonts w:ascii="Times New Roman" w:hAnsi="Times New Roman" w:cs="Times New Roman"/>
+          <w:sz w:val="24"/>
+          <w:szCs w:val="24"/>
+        </w:rPr>
+      </w:pPr>
+    </w:p>
+    <w:p>
+      <w:pPr>
+        <w:pStyle w:val="HTMLPreformatted"/>
+        <w:rPr>
+          <w:rStyle w:val="HTMLCode"/>
+          <w:rFonts w:ascii="Times New Roman" w:hAnsi="Times New Roman" w:cs="Times New Roman"/>
+          <w:sz w:val="24"/>
+          <w:szCs w:val="24"/>
+        </w:rPr>
+      </w:pPr>
+      <w:r>
+        <w:rPr>
+          <w:rStyle w:val="hljs-comment"/>
+          <w:rFonts w:ascii="Times New Roman" w:eastAsiaTheme="majorEastAsia" w:hAnsi="Times New Roman" w:cs="Times New Roman"/>
+          <w:sz w:val="24"/>
+          <w:szCs w:val="24"/>
+        </w:rPr>
+        <w:t>// importing</w:t>
+      </w:r>
+    </w:p>
+    <w:p>
+      <w:pPr>
+        <w:pStyle w:val="HTMLPreformatted"/>
+        <w:rPr>
+          <w:rStyle w:val="HTMLCode"/>
+          <w:rFonts w:ascii="Times New Roman" w:hAnsi="Times New Roman" w:cs="Times New Roman"/>
+          <w:sz w:val="24"/>
+          <w:szCs w:val="24"/>
+        </w:rPr>
+      </w:pPr>
       <w:proofErr w:type="spellStart"/>
       <w:r>
         <w:rPr>
+          <w:rStyle w:val="hljs-keyword"/>
+          <w:rFonts w:ascii="Times New Roman" w:hAnsi="Times New Roman" w:cs="Times New Roman"/>
+          <w:sz w:val="24"/>
+          <w:szCs w:val="24"/>
+        </w:rPr>
+        <w:t>const</w:t>
+      </w:r>
+      <w:proofErr w:type="spellEnd"/>
+      <w:r>
+        <w:rPr>
           <w:rStyle w:val="HTMLCode"/>
           <w:rFonts w:ascii="Times New Roman" w:hAnsi="Times New Roman" w:cs="Times New Roman"/>
           <w:sz w:val="24"/>
           <w:szCs w:val="24"/>
         </w:rPr>
-        <w:t>npm</w:t>
+        <w:t xml:space="preserve"> add = </w:t>
+      </w:r>
+      <w:r>
+        <w:rPr>
+          <w:rStyle w:val="hljs-builtin"/>
+          <w:rFonts w:ascii="Times New Roman" w:hAnsi="Times New Roman" w:cs="Times New Roman"/>
+          <w:sz w:val="24"/>
+          <w:szCs w:val="24"/>
+        </w:rPr>
+        <w:t>require</w:t>
+      </w:r>
+      <w:r>
+        <w:rPr>
+          <w:rStyle w:val="HTMLCode"/>
+          <w:rFonts w:ascii="Times New Roman" w:hAnsi="Times New Roman" w:cs="Times New Roman"/>
+          <w:sz w:val="24"/>
+          <w:szCs w:val="24"/>
+        </w:rPr>
+        <w:t>(</w:t>
+      </w:r>
+      <w:proofErr w:type="gramStart"/>
+      <w:r>
+        <w:rPr>
+          <w:rStyle w:val="hljs-string"/>
+          <w:rFonts w:ascii="Times New Roman" w:hAnsi="Times New Roman" w:cs="Times New Roman"/>
+          <w:sz w:val="24"/>
+          <w:szCs w:val="24"/>
+        </w:rPr>
+        <w:t>'./</w:t>
+      </w:r>
+      <w:proofErr w:type="gramEnd"/>
+      <w:r>
+        <w:rPr>
+          <w:rStyle w:val="hljs-string"/>
+          <w:rFonts w:ascii="Times New Roman" w:hAnsi="Times New Roman" w:cs="Times New Roman"/>
+          <w:sz w:val="24"/>
+          <w:szCs w:val="24"/>
+        </w:rPr>
+        <w:t>math'</w:t>
+      </w:r>
+      <w:r>
+        <w:rPr>
+          <w:rStyle w:val="HTMLCode"/>
+          <w:rFonts w:ascii="Times New Roman" w:hAnsi="Times New Roman" w:cs="Times New Roman"/>
+          <w:sz w:val="24"/>
+          <w:szCs w:val="24"/>
+        </w:rPr>
+        <w:t>);</w:t>
+      </w:r>
+    </w:p>
+    <w:p>
+      <w:pPr>
+        <w:pStyle w:val="Heading3"/>
+        <w:rPr>
+          <w:sz w:val="24"/>
+          <w:szCs w:val="24"/>
+        </w:rPr>
+      </w:pPr>
+      <w:r>
+        <w:rPr>
+          <w:rFonts w:ascii="Segoe UI Symbol" w:hAnsi="Segoe UI Symbol" w:cs="Segoe UI Symbol"/>
+          <w:sz w:val="24"/>
+          <w:szCs w:val="24"/>
+        </w:rPr>
+        <w:t>⚙️</w:t>
+      </w:r>
+      <w:r>
+        <w:rPr>
+          <w:sz w:val="24"/>
+          <w:szCs w:val="24"/>
+        </w:rPr>
+        <w:t xml:space="preserve"> How it works</w:t>
+      </w:r>
+    </w:p>
+    <w:p>
+      <w:pPr>
+        <w:pStyle w:val="NormalWeb"/>
+        <w:numPr>
+          <w:ilvl w:val="0"/>
+          <w:numId w:val="5"/>
+        </w:numPr>
+      </w:pPr>
+      <w:r>
+        <w:t xml:space="preserve">Modules are </w:t>
+      </w:r>
+      <w:r>
+        <w:rPr>
+          <w:rStyle w:val="Strong"/>
+        </w:rPr>
+        <w:t>loaded synchronously</w:t>
+      </w:r>
+    </w:p>
+    <w:p>
+      <w:pPr>
+        <w:pStyle w:val="NormalWeb"/>
+        <w:numPr>
+          <w:ilvl w:val="0"/>
+          <w:numId w:val="5"/>
+        </w:numPr>
+      </w:pPr>
+      <w:r>
+        <w:lastRenderedPageBreak/>
+        <w:t xml:space="preserve">Each file is treated as a </w:t>
+      </w:r>
+      <w:r>
+        <w:rPr>
+          <w:rStyle w:val="Strong"/>
+        </w:rPr>
+        <w:t>separate module</w:t>
+      </w:r>
+    </w:p>
+    <w:p>
+      <w:pPr>
+        <w:pStyle w:val="NormalWeb"/>
+        <w:numPr>
+          <w:ilvl w:val="0"/>
+          <w:numId w:val="5"/>
+        </w:numPr>
+      </w:pPr>
+      <w:proofErr w:type="gramStart"/>
+      <w:r>
+        <w:rPr>
+          <w:rStyle w:val="HTMLCode"/>
+          <w:rFonts w:ascii="Times New Roman" w:hAnsi="Times New Roman" w:cs="Times New Roman"/>
+          <w:sz w:val="24"/>
+          <w:szCs w:val="24"/>
+        </w:rPr>
+        <w:t>require(</w:t>
+      </w:r>
+      <w:proofErr w:type="gramEnd"/>
+      <w:r>
+        <w:rPr>
+          <w:rStyle w:val="HTMLCode"/>
+          <w:rFonts w:ascii="Times New Roman" w:hAnsi="Times New Roman" w:cs="Times New Roman"/>
+          <w:sz w:val="24"/>
+          <w:szCs w:val="24"/>
+        </w:rPr>
+        <w:t>)</w:t>
+      </w:r>
+      <w:r>
+        <w:t xml:space="preserve"> loads modules at runtime</w:t>
+      </w:r>
+    </w:p>
+    <w:p>
+      <w:pPr>
+        <w:pStyle w:val="Heading3"/>
+        <w:rPr>
+          <w:sz w:val="24"/>
+          <w:szCs w:val="24"/>
+        </w:rPr>
+      </w:pPr>
+      <w:r>
+        <w:rPr>
+          <w:rFonts w:ascii="Segoe UI Symbol" w:hAnsi="Segoe UI Symbol" w:cs="Segoe UI Symbol"/>
+          <w:sz w:val="24"/>
+          <w:szCs w:val="24"/>
+        </w:rPr>
+        <w:t>✅</w:t>
+      </w:r>
+      <w:r>
+        <w:rPr>
+          <w:sz w:val="24"/>
+          <w:szCs w:val="24"/>
+        </w:rPr>
+        <w:t xml:space="preserve"> Advantages</w:t>
+      </w:r>
+    </w:p>
+    <w:p>
+      <w:pPr>
+        <w:pStyle w:val="NormalWeb"/>
+        <w:numPr>
+          <w:ilvl w:val="0"/>
+          <w:numId w:val="6"/>
+        </w:numPr>
+      </w:pPr>
+      <w:r>
+        <w:t>Simple and easy to understand</w:t>
+      </w:r>
+    </w:p>
+    <w:p>
+      <w:pPr>
+        <w:pStyle w:val="NormalWeb"/>
+        <w:numPr>
+          <w:ilvl w:val="0"/>
+          <w:numId w:val="6"/>
+        </w:numPr>
+      </w:pPr>
+      <w:r>
+        <w:t xml:space="preserve">Works well for </w:t>
+      </w:r>
+      <w:r>
+        <w:rPr>
+          <w:rStyle w:val="Strong"/>
+        </w:rPr>
+        <w:t>server-side (Node.js)</w:t>
+      </w:r>
+      <w:r>
+        <w:t xml:space="preserve"> applications</w:t>
+      </w:r>
+    </w:p>
+    <w:p>
+      <w:pPr>
+        <w:pStyle w:val="NormalWeb"/>
+        <w:numPr>
+          <w:ilvl w:val="0"/>
+          <w:numId w:val="6"/>
+        </w:numPr>
+      </w:pPr>
+      <w:r>
+        <w:t>Mature and widely used in backend code</w:t>
+      </w:r>
+    </w:p>
+    <w:p>
+      <w:pPr>
+        <w:pStyle w:val="Heading3"/>
+        <w:rPr>
+          <w:sz w:val="24"/>
+          <w:szCs w:val="24"/>
+        </w:rPr>
+      </w:pPr>
+      <w:r>
+        <w:rPr>
+          <w:rFonts w:ascii="Segoe UI Symbol" w:hAnsi="Segoe UI Symbol" w:cs="Segoe UI Symbol"/>
+          <w:sz w:val="24"/>
+          <w:szCs w:val="24"/>
+        </w:rPr>
+        <w:t>❌</w:t>
+      </w:r>
+      <w:r>
+        <w:rPr>
+          <w:sz w:val="24"/>
+          <w:szCs w:val="24"/>
+        </w:rPr>
+        <w:t xml:space="preserve"> Disadvantages</w:t>
+      </w:r>
+    </w:p>
+    <w:p>
+      <w:pPr>
+        <w:pStyle w:val="NormalWeb"/>
+        <w:numPr>
+          <w:ilvl w:val="0"/>
+          <w:numId w:val="7"/>
+        </w:numPr>
+      </w:pPr>
+      <w:r>
+        <w:t>Not suitable for browsers (without bundlers)</w:t>
+      </w:r>
+    </w:p>
+    <w:p>
+      <w:pPr>
+        <w:pStyle w:val="NormalWeb"/>
+        <w:numPr>
+          <w:ilvl w:val="0"/>
+          <w:numId w:val="7"/>
+        </w:numPr>
+      </w:pPr>
+      <w:r>
+        <w:t>Synchronous loading can block execution</w:t>
+      </w:r>
+    </w:p>
+    <w:p>
+      <w:pPr>
+        <w:pStyle w:val="NormalWeb"/>
+        <w:numPr>
+          <w:ilvl w:val="0"/>
+          <w:numId w:val="7"/>
+        </w:numPr>
+      </w:pPr>
+      <w:r>
+        <w:t>Not tree-shakable (unused code is still loaded)</w:t>
+      </w:r>
+    </w:p>
+    <w:p>
+      <w:pPr>
+        <w:pStyle w:val="Heading3"/>
+        <w:rPr>
+          <w:sz w:val="24"/>
+          <w:szCs w:val="24"/>
+        </w:rPr>
+      </w:pPr>
+      <w:r>
+        <w:rPr>
+          <w:rFonts w:ascii="Segoe UI Symbol" w:hAnsi="Segoe UI Symbol" w:cs="Segoe UI Symbol"/>
+          <w:sz w:val="24"/>
+          <w:szCs w:val="24"/>
+        </w:rPr>
+        <w:t>📍</w:t>
+      </w:r>
+      <w:r>
+        <w:rPr>
+          <w:sz w:val="24"/>
+          <w:szCs w:val="24"/>
+        </w:rPr>
+        <w:t xml:space="preserve"> Usage Example</w:t>
+      </w:r>
+    </w:p>
+    <w:p>
+      <w:pPr>
+        <w:pStyle w:val="NormalWeb"/>
+        <w:numPr>
+          <w:ilvl w:val="0"/>
+          <w:numId w:val="8"/>
+        </w:numPr>
+      </w:pPr>
+      <w:r>
+        <w:t>Node.js backend</w:t>
+      </w:r>
+    </w:p>
+    <w:p>
+      <w:pPr>
+        <w:pStyle w:val="NormalWeb"/>
+        <w:numPr>
+          <w:ilvl w:val="0"/>
+          <w:numId w:val="8"/>
+        </w:numPr>
+      </w:pPr>
+      <w:r>
+        <w:t>Express apps</w:t>
+      </w:r>
+    </w:p>
+    <w:p>
+      <w:pPr>
+        <w:pStyle w:val="NormalWeb"/>
+        <w:numPr>
+          <w:ilvl w:val="0"/>
+          <w:numId w:val="8"/>
+        </w:numPr>
+      </w:pPr>
+      <w:r>
+        <w:t>Older MERN backend projects</w:t>
+      </w:r>
+    </w:p>
+    <w:p>
+      <w:pPr>
+        <w:rPr>
+          <w:rFonts w:ascii="Times New Roman" w:hAnsi="Times New Roman" w:cs="Times New Roman"/>
+          <w:sz w:val="24"/>
+          <w:szCs w:val="24"/>
+        </w:rPr>
+      </w:pPr>
+      <w:r>
+        <w:rPr>
+          <w:rFonts w:ascii="Times New Roman" w:hAnsi="Times New Roman" w:cs="Times New Roman"/>
+          <w:sz w:val="24"/>
+          <w:szCs w:val="24"/>
+        </w:rPr>
+        <w:pict>
+          <v:rect id="_x0000_i1043" style="width:0;height:1.5pt" o:hralign="center" o:hrstd="t" o:hr="t" fillcolor="#a0a0a0" stroked="f"/>
+        </w:pict>
+      </w:r>
+    </w:p>
+    <w:p>
+      <w:pPr>
+        <w:pStyle w:val="Heading2"/>
+        <w:rPr>
+          <w:rFonts w:ascii="Times New Roman" w:hAnsi="Times New Roman" w:cs="Times New Roman"/>
+          <w:sz w:val="24"/>
+          <w:szCs w:val="24"/>
+        </w:rPr>
+      </w:pPr>
+      <w:r>
+        <w:rPr>
+          <w:rFonts w:ascii="Times New Roman" w:hAnsi="Times New Roman" w:cs="Times New Roman"/>
+          <w:sz w:val="24"/>
+          <w:szCs w:val="24"/>
+        </w:rPr>
+        <w:t>2️</w:t>
+      </w:r>
+      <w:r>
+        <w:rPr>
+          <w:rFonts w:ascii="Tahoma" w:hAnsi="Tahoma" w:cs="Tahoma"/>
+          <w:sz w:val="24"/>
+          <w:szCs w:val="24"/>
+        </w:rPr>
+        <w:t>⃣</w:t>
+      </w:r>
+      <w:r>
+        <w:rPr>
+          <w:rFonts w:ascii="Times New Roman" w:hAnsi="Times New Roman" w:cs="Times New Roman"/>
+          <w:sz w:val="24"/>
+          <w:szCs w:val="24"/>
+        </w:rPr>
+        <w:t xml:space="preserve">  </w:t>
+      </w:r>
+      <w:r>
+        <w:rPr>
+          <w:rFonts w:ascii="Times New Roman" w:hAnsi="Times New Roman" w:cs="Times New Roman"/>
+          <w:sz w:val="24"/>
+          <w:szCs w:val="24"/>
+        </w:rPr>
+        <w:t xml:space="preserve"> ES Modules (ESM)</w:t>
+      </w:r>
+    </w:p>
+    <w:p>
+      <w:pPr>
+        <w:pStyle w:val="Heading3"/>
+        <w:rPr>
+          <w:sz w:val="24"/>
+          <w:szCs w:val="24"/>
+        </w:rPr>
+      </w:pPr>
+      <w:r>
+        <w:rPr>
+          <w:rFonts w:ascii="Segoe UI Symbol" w:hAnsi="Segoe UI Symbol" w:cs="Segoe UI Symbol"/>
+          <w:sz w:val="24"/>
+          <w:szCs w:val="24"/>
+        </w:rPr>
+        <w:t>📌</w:t>
+      </w:r>
+      <w:r>
+        <w:rPr>
+          <w:sz w:val="24"/>
+          <w:szCs w:val="24"/>
+        </w:rPr>
+        <w:t xml:space="preserve"> What are ES Modules?</w:t>
+      </w:r>
+    </w:p>
+    <w:p>
+      <w:pPr>
+        <w:pStyle w:val="NormalWeb"/>
+      </w:pPr>
+      <w:r>
+        <w:t xml:space="preserve">ES Modules are the </w:t>
+      </w:r>
+      <w:r>
+        <w:rPr>
+          <w:rStyle w:val="Strong"/>
+        </w:rPr>
+        <w:t>modern, official JavaScript module system</w:t>
+      </w:r>
+      <w:r>
+        <w:t xml:space="preserve">, supported by </w:t>
+      </w:r>
+      <w:r>
+        <w:rPr>
+          <w:rStyle w:val="Strong"/>
+        </w:rPr>
+        <w:t>browsers and Node.js</w:t>
+      </w:r>
+      <w:r>
+        <w:t>.</w:t>
+      </w:r>
+    </w:p>
+    <w:p>
+      <w:pPr>
+        <w:pStyle w:val="Heading3"/>
+        <w:rPr>
+          <w:sz w:val="24"/>
+          <w:szCs w:val="24"/>
+        </w:rPr>
+      </w:pPr>
+      <w:r>
+        <w:rPr>
+          <w:rFonts w:ascii="Segoe UI Symbol" w:hAnsi="Segoe UI Symbol" w:cs="Segoe UI Symbol"/>
+          <w:sz w:val="24"/>
+          <w:szCs w:val="24"/>
+        </w:rPr>
+        <w:t>🔧</w:t>
+      </w:r>
+      <w:r>
+        <w:rPr>
+          <w:sz w:val="24"/>
+          <w:szCs w:val="24"/>
+        </w:rPr>
+        <w:t xml:space="preserve"> Syntax</w:t>
+      </w:r>
+    </w:p>
+    <w:p>
+      <w:pPr>
+        <w:pStyle w:val="HTMLPreformatted"/>
+        <w:rPr>
+          <w:rStyle w:val="HTMLCode"/>
+          <w:rFonts w:ascii="Times New Roman" w:hAnsi="Times New Roman" w:cs="Times New Roman"/>
+          <w:sz w:val="24"/>
+          <w:szCs w:val="24"/>
+        </w:rPr>
+      </w:pPr>
+      <w:r>
+        <w:rPr>
+          <w:rStyle w:val="hljs-comment"/>
+          <w:rFonts w:ascii="Times New Roman" w:eastAsiaTheme="majorEastAsia" w:hAnsi="Times New Roman" w:cs="Times New Roman"/>
+          <w:sz w:val="24"/>
+          <w:szCs w:val="24"/>
+        </w:rPr>
+        <w:t>// exporting</w:t>
+      </w:r>
+    </w:p>
+    <w:p>
+      <w:pPr>
+        <w:pStyle w:val="HTMLPreformatted"/>
+        <w:rPr>
+          <w:rStyle w:val="HTMLCode"/>
+          <w:rFonts w:ascii="Times New Roman" w:hAnsi="Times New Roman" w:cs="Times New Roman"/>
+          <w:sz w:val="24"/>
+          <w:szCs w:val="24"/>
+        </w:rPr>
+      </w:pPr>
+      <w:r>
+        <w:rPr>
+          <w:rStyle w:val="hljs-keyword"/>
+          <w:rFonts w:ascii="Times New Roman" w:hAnsi="Times New Roman" w:cs="Times New Roman"/>
+          <w:sz w:val="24"/>
+          <w:szCs w:val="24"/>
+        </w:rPr>
+        <w:t>export</w:t>
+      </w:r>
+      <w:r>
+        <w:rPr>
+          <w:rStyle w:val="HTMLCode"/>
+          <w:rFonts w:ascii="Times New Roman" w:hAnsi="Times New Roman" w:cs="Times New Roman"/>
+          <w:sz w:val="24"/>
+          <w:szCs w:val="24"/>
+        </w:rPr>
+        <w:t xml:space="preserve"> </w:t>
+      </w:r>
+      <w:r>
+        <w:rPr>
+          <w:rStyle w:val="hljs-keyword"/>
+          <w:rFonts w:ascii="Times New Roman" w:hAnsi="Times New Roman" w:cs="Times New Roman"/>
+          <w:sz w:val="24"/>
+          <w:szCs w:val="24"/>
+        </w:rPr>
+        <w:t>function</w:t>
+      </w:r>
+      <w:r>
+        <w:rPr>
+          <w:rStyle w:val="HTMLCode"/>
+          <w:rFonts w:ascii="Times New Roman" w:hAnsi="Times New Roman" w:cs="Times New Roman"/>
+          <w:sz w:val="24"/>
+          <w:szCs w:val="24"/>
+        </w:rPr>
+        <w:t xml:space="preserve"> </w:t>
+      </w:r>
+      <w:proofErr w:type="gramStart"/>
+      <w:r>
+        <w:rPr>
+          <w:rStyle w:val="hljs-title"/>
+          <w:rFonts w:ascii="Times New Roman" w:hAnsi="Times New Roman" w:cs="Times New Roman"/>
+          <w:sz w:val="24"/>
+          <w:szCs w:val="24"/>
+        </w:rPr>
+        <w:t>add</w:t>
+      </w:r>
+      <w:r>
+        <w:rPr>
+          <w:rStyle w:val="HTMLCode"/>
+          <w:rFonts w:ascii="Times New Roman" w:hAnsi="Times New Roman" w:cs="Times New Roman"/>
+          <w:sz w:val="24"/>
+          <w:szCs w:val="24"/>
+        </w:rPr>
+        <w:t>(</w:t>
+      </w:r>
+      <w:proofErr w:type="gramEnd"/>
+      <w:r>
+        <w:rPr>
+          <w:rStyle w:val="hljs-params"/>
+          <w:rFonts w:ascii="Times New Roman" w:hAnsi="Times New Roman" w:cs="Times New Roman"/>
+          <w:sz w:val="24"/>
+          <w:szCs w:val="24"/>
+        </w:rPr>
+        <w:t>a, b</w:t>
+      </w:r>
+      <w:r>
+        <w:rPr>
+          <w:rStyle w:val="HTMLCode"/>
+          <w:rFonts w:ascii="Times New Roman" w:hAnsi="Times New Roman" w:cs="Times New Roman"/>
+          <w:sz w:val="24"/>
+          <w:szCs w:val="24"/>
+        </w:rPr>
+        <w:t>) {</w:t>
+      </w:r>
+    </w:p>
+    <w:p>
+      <w:pPr>
+        <w:pStyle w:val="HTMLPreformatted"/>
+        <w:rPr>
+          <w:rStyle w:val="HTMLCode"/>
+          <w:rFonts w:ascii="Times New Roman" w:hAnsi="Times New Roman" w:cs="Times New Roman"/>
+          <w:sz w:val="24"/>
+          <w:szCs w:val="24"/>
+        </w:rPr>
+      </w:pPr>
+      <w:r>
+        <w:rPr>
+          <w:rStyle w:val="HTMLCode"/>
+          <w:rFonts w:ascii="Times New Roman" w:hAnsi="Times New Roman" w:cs="Times New Roman"/>
+          <w:sz w:val="24"/>
+          <w:szCs w:val="24"/>
+        </w:rPr>
+        <w:t xml:space="preserve">  </w:t>
+      </w:r>
+      <w:r>
+        <w:rPr>
+          <w:rStyle w:val="hljs-keyword"/>
+          <w:rFonts w:ascii="Times New Roman" w:hAnsi="Times New Roman" w:cs="Times New Roman"/>
+          <w:sz w:val="24"/>
+          <w:szCs w:val="24"/>
+        </w:rPr>
+        <w:t>return</w:t>
+      </w:r>
+      <w:r>
+        <w:rPr>
+          <w:rStyle w:val="HTMLCode"/>
+          <w:rFonts w:ascii="Times New Roman" w:hAnsi="Times New Roman" w:cs="Times New Roman"/>
+          <w:sz w:val="24"/>
+          <w:szCs w:val="24"/>
+        </w:rPr>
+        <w:t xml:space="preserve"> a + b;</w:t>
+      </w:r>
+    </w:p>
+    <w:p>
+      <w:pPr>
+        <w:pStyle w:val="HTMLPreformatted"/>
+        <w:rPr>
+          <w:rStyle w:val="HTMLCode"/>
+          <w:rFonts w:ascii="Times New Roman" w:hAnsi="Times New Roman" w:cs="Times New Roman"/>
+          <w:sz w:val="24"/>
+          <w:szCs w:val="24"/>
+        </w:rPr>
+      </w:pPr>
+      <w:r>
+        <w:rPr>
+          <w:rStyle w:val="HTMLCode"/>
+          <w:rFonts w:ascii="Times New Roman" w:hAnsi="Times New Roman" w:cs="Times New Roman"/>
+          <w:sz w:val="24"/>
+          <w:szCs w:val="24"/>
+        </w:rPr>
+        <w:t>}</w:t>
+      </w:r>
+    </w:p>
+    <w:p>
+      <w:pPr>
+        <w:pStyle w:val="HTMLPreformatted"/>
+        <w:rPr>
+          <w:rStyle w:val="HTMLCode"/>
+          <w:rFonts w:ascii="Times New Roman" w:hAnsi="Times New Roman" w:cs="Times New Roman"/>
+          <w:sz w:val="24"/>
+          <w:szCs w:val="24"/>
+        </w:rPr>
+      </w:pPr>
+    </w:p>
+    <w:p>
+      <w:pPr>
+        <w:pStyle w:val="HTMLPreformatted"/>
+        <w:rPr>
+          <w:rStyle w:val="HTMLCode"/>
+          <w:rFonts w:ascii="Times New Roman" w:hAnsi="Times New Roman" w:cs="Times New Roman"/>
+          <w:sz w:val="24"/>
+          <w:szCs w:val="24"/>
+        </w:rPr>
+      </w:pPr>
+      <w:r>
+        <w:rPr>
+          <w:rStyle w:val="hljs-comment"/>
+          <w:rFonts w:ascii="Times New Roman" w:eastAsiaTheme="majorEastAsia" w:hAnsi="Times New Roman" w:cs="Times New Roman"/>
+          <w:sz w:val="24"/>
+          <w:szCs w:val="24"/>
+        </w:rPr>
+        <w:t>// importing</w:t>
+      </w:r>
+    </w:p>
+    <w:p>
+      <w:pPr>
+        <w:pStyle w:val="HTMLPreformatted"/>
+        <w:rPr>
+          <w:rStyle w:val="HTMLCode"/>
+          <w:rFonts w:ascii="Times New Roman" w:hAnsi="Times New Roman" w:cs="Times New Roman"/>
+          <w:sz w:val="24"/>
+          <w:szCs w:val="24"/>
+        </w:rPr>
+      </w:pPr>
+      <w:r>
+        <w:rPr>
+          <w:rStyle w:val="hljs-keyword"/>
+          <w:rFonts w:ascii="Times New Roman" w:hAnsi="Times New Roman" w:cs="Times New Roman"/>
+          <w:sz w:val="24"/>
+          <w:szCs w:val="24"/>
+        </w:rPr>
+        <w:t>import</w:t>
+      </w:r>
+      <w:r>
+        <w:rPr>
+          <w:rStyle w:val="HTMLCode"/>
+          <w:rFonts w:ascii="Times New Roman" w:hAnsi="Times New Roman" w:cs="Times New Roman"/>
+          <w:sz w:val="24"/>
+          <w:szCs w:val="24"/>
+        </w:rPr>
+        <w:t xml:space="preserve"> </w:t>
+      </w:r>
+      <w:proofErr w:type="gramStart"/>
+      <w:r>
+        <w:rPr>
+          <w:rStyle w:val="HTMLCode"/>
+          <w:rFonts w:ascii="Times New Roman" w:hAnsi="Times New Roman" w:cs="Times New Roman"/>
+          <w:sz w:val="24"/>
+          <w:szCs w:val="24"/>
+        </w:rPr>
+        <w:t>{ add</w:t>
+      </w:r>
+      <w:proofErr w:type="gramEnd"/>
+      <w:r>
+        <w:rPr>
+          <w:rStyle w:val="HTMLCode"/>
+          <w:rFonts w:ascii="Times New Roman" w:hAnsi="Times New Roman" w:cs="Times New Roman"/>
+          <w:sz w:val="24"/>
+          <w:szCs w:val="24"/>
+        </w:rPr>
+        <w:t xml:space="preserve"> } </w:t>
+      </w:r>
+      <w:r>
+        <w:rPr>
+          <w:rStyle w:val="hljs-keyword"/>
+          <w:rFonts w:ascii="Times New Roman" w:hAnsi="Times New Roman" w:cs="Times New Roman"/>
+          <w:sz w:val="24"/>
+          <w:szCs w:val="24"/>
+        </w:rPr>
+        <w:t>from</w:t>
+      </w:r>
+      <w:r>
+        <w:rPr>
+          <w:rStyle w:val="HTMLCode"/>
+          <w:rFonts w:ascii="Times New Roman" w:hAnsi="Times New Roman" w:cs="Times New Roman"/>
+          <w:sz w:val="24"/>
+          <w:szCs w:val="24"/>
+        </w:rPr>
+        <w:t xml:space="preserve"> </w:t>
+      </w:r>
+      <w:r>
+        <w:rPr>
+          <w:rStyle w:val="hljs-string"/>
+          <w:rFonts w:ascii="Times New Roman" w:hAnsi="Times New Roman" w:cs="Times New Roman"/>
+          <w:sz w:val="24"/>
+          <w:szCs w:val="24"/>
+        </w:rPr>
+        <w:t>'./math.js'</w:t>
+      </w:r>
+      <w:r>
+        <w:rPr>
+          <w:rStyle w:val="HTMLCode"/>
+          <w:rFonts w:ascii="Times New Roman" w:hAnsi="Times New Roman" w:cs="Times New Roman"/>
+          <w:sz w:val="24"/>
+          <w:szCs w:val="24"/>
+        </w:rPr>
+        <w:t>;</w:t>
+      </w:r>
+    </w:p>
+    <w:p>
+      <w:pPr>
+        <w:pStyle w:val="Heading3"/>
+        <w:rPr>
+          <w:sz w:val="24"/>
+          <w:szCs w:val="24"/>
+        </w:rPr>
+      </w:pPr>
+      <w:r>
+        <w:rPr>
+          <w:rFonts w:ascii="Segoe UI Symbol" w:hAnsi="Segoe UI Symbol" w:cs="Segoe UI Symbol"/>
+          <w:sz w:val="24"/>
+          <w:szCs w:val="24"/>
+        </w:rPr>
+        <w:t>⚙️</w:t>
+      </w:r>
+      <w:r>
+        <w:rPr>
+          <w:sz w:val="24"/>
+          <w:szCs w:val="24"/>
+        </w:rPr>
+        <w:t xml:space="preserve"> How it works</w:t>
+      </w:r>
+    </w:p>
+    <w:p>
+      <w:pPr>
+        <w:pStyle w:val="NormalWeb"/>
+        <w:numPr>
+          <w:ilvl w:val="0"/>
+          <w:numId w:val="9"/>
+        </w:numPr>
+      </w:pPr>
+      <w:r>
+        <w:t xml:space="preserve">Modules are </w:t>
+      </w:r>
+      <w:r>
+        <w:rPr>
+          <w:rStyle w:val="Strong"/>
+        </w:rPr>
+        <w:t>loaded asynchronously</w:t>
+      </w:r>
+    </w:p>
+    <w:p>
+      <w:pPr>
+        <w:pStyle w:val="NormalWeb"/>
+        <w:numPr>
+          <w:ilvl w:val="0"/>
+          <w:numId w:val="9"/>
+        </w:numPr>
+      </w:pPr>
+      <w:r>
+        <w:t>Static structure (imports known at compile time)</w:t>
+      </w:r>
+    </w:p>
+    <w:p>
+      <w:pPr>
+        <w:pStyle w:val="NormalWeb"/>
+        <w:numPr>
+          <w:ilvl w:val="0"/>
+          <w:numId w:val="9"/>
+        </w:numPr>
+      </w:pPr>
+      <w:r>
+        <w:t xml:space="preserve">Supports </w:t>
+      </w:r>
+      <w:r>
+        <w:rPr>
+          <w:rStyle w:val="Strong"/>
+        </w:rPr>
+        <w:t>tree shaking</w:t>
+      </w:r>
+    </w:p>
+    <w:p>
+      <w:pPr>
+        <w:pStyle w:val="Heading3"/>
+      </w:pPr>
+      <w:r>
+        <w:rPr>
+          <w:rFonts w:ascii="Segoe UI Symbol" w:hAnsi="Segoe UI Symbol" w:cs="Segoe UI Symbol"/>
+        </w:rPr>
+        <w:lastRenderedPageBreak/>
+        <w:t>✅</w:t>
+      </w:r>
+      <w:r>
+        <w:t xml:space="preserve"> Advantages</w:t>
+      </w:r>
+    </w:p>
+    <w:p>
+      <w:pPr>
+        <w:pStyle w:val="NormalWeb"/>
+        <w:numPr>
+          <w:ilvl w:val="0"/>
+          <w:numId w:val="10"/>
+        </w:numPr>
+      </w:pPr>
+      <w:r>
+        <w:t>Standardized by JavaScript (ECMAScript)</w:t>
+      </w:r>
+    </w:p>
+    <w:p>
+      <w:pPr>
+        <w:pStyle w:val="NormalWeb"/>
+        <w:numPr>
+          <w:ilvl w:val="0"/>
+          <w:numId w:val="10"/>
+        </w:numPr>
+      </w:pPr>
+      <w:r>
+        <w:t xml:space="preserve">Works in </w:t>
+      </w:r>
+      <w:r>
+        <w:rPr>
+          <w:rStyle w:val="Strong"/>
+        </w:rPr>
+        <w:t>both frontend and backend</w:t>
+      </w:r>
+    </w:p>
+    <w:p>
+      <w:pPr>
+        <w:pStyle w:val="NormalWeb"/>
+        <w:numPr>
+          <w:ilvl w:val="0"/>
+          <w:numId w:val="10"/>
+        </w:numPr>
+      </w:pPr>
+      <w:r>
+        <w:t>Better performance with tree shaking</w:t>
+      </w:r>
+    </w:p>
+    <w:p>
+      <w:pPr>
+        <w:pStyle w:val="NormalWeb"/>
+        <w:numPr>
+          <w:ilvl w:val="0"/>
+          <w:numId w:val="10"/>
+        </w:numPr>
+      </w:pPr>
+      <w:r>
+        <w:t>Cleaner and more readable syntax</w:t>
+      </w:r>
+    </w:p>
+    <w:p>
+      <w:pPr>
+        <w:pStyle w:val="Heading3"/>
+      </w:pPr>
+      <w:r>
+        <w:rPr>
+          <w:rFonts w:ascii="Segoe UI Symbol" w:hAnsi="Segoe UI Symbol" w:cs="Segoe UI Symbol"/>
+        </w:rPr>
+        <w:t>❌</w:t>
+      </w:r>
+      <w:r>
+        <w:t xml:space="preserve"> Disadvantages</w:t>
+      </w:r>
+    </w:p>
+    <w:p>
+      <w:pPr>
+        <w:pStyle w:val="NormalWeb"/>
+        <w:numPr>
+          <w:ilvl w:val="0"/>
+          <w:numId w:val="11"/>
+        </w:numPr>
+      </w:pPr>
+      <w:r>
+        <w:t>Slight configuration needed in Node.js (</w:t>
+      </w:r>
+      <w:r>
+        <w:rPr>
+          <w:rStyle w:val="HTMLCode"/>
+        </w:rPr>
+        <w:t>"type": "module"</w:t>
+      </w:r>
+      <w:r>
+        <w:t>)</w:t>
+      </w:r>
+    </w:p>
+    <w:p>
+      <w:pPr>
+        <w:pStyle w:val="NormalWeb"/>
+        <w:numPr>
+          <w:ilvl w:val="0"/>
+          <w:numId w:val="11"/>
+        </w:numPr>
+      </w:pPr>
+      <w:r>
+        <w:t>File extensions required (</w:t>
+      </w:r>
+      <w:r>
+        <w:rPr>
+          <w:rStyle w:val="HTMLCode"/>
+        </w:rPr>
+        <w:t>.</w:t>
+      </w:r>
+      <w:proofErr w:type="spellStart"/>
+      <w:r>
+        <w:rPr>
+          <w:rStyle w:val="HTMLCode"/>
+        </w:rPr>
+        <w:t>js</w:t>
       </w:r>
       <w:proofErr w:type="spellEnd"/>
       <w:r>
-        <w:rPr>
-          <w:rStyle w:val="HTMLCode"/>
-          <w:rFonts w:ascii="Times New Roman" w:hAnsi="Times New Roman" w:cs="Times New Roman"/>
-          <w:sz w:val="24"/>
-          <w:szCs w:val="24"/>
-        </w:rPr>
-        <w:t xml:space="preserve"> </w:t>
-      </w:r>
-      <w:proofErr w:type="spellStart"/>
-      <w:r>
-        <w:rPr>
-          <w:rStyle w:val="HTMLCode"/>
-          <w:rFonts w:ascii="Times New Roman" w:hAnsi="Times New Roman" w:cs="Times New Roman"/>
-          <w:sz w:val="24"/>
-          <w:szCs w:val="24"/>
-        </w:rPr>
-        <w:t>init</w:t>
-      </w:r>
-      <w:proofErr w:type="spellEnd"/>
-    </w:p>
-    <w:p>
-      <w:pPr>
-        <w:pStyle w:val="HTMLPreformatted"/>
-        <w:rPr>
-          <w:rStyle w:val="HTMLCode"/>
-          <w:rFonts w:ascii="Times New Roman" w:hAnsi="Times New Roman" w:cs="Times New Roman"/>
-          <w:sz w:val="24"/>
-          <w:szCs w:val="24"/>
-        </w:rPr>
-      </w:pPr>
-      <w:proofErr w:type="spellStart"/>
-      <w:r>
-        <w:rPr>
-          <w:rStyle w:val="HTMLCode"/>
-          <w:rFonts w:ascii="Times New Roman" w:hAnsi="Times New Roman" w:cs="Times New Roman"/>
-          <w:sz w:val="24"/>
-          <w:szCs w:val="24"/>
-        </w:rPr>
-        <w:t>npm</w:t>
-      </w:r>
-      <w:proofErr w:type="spellEnd"/>
-      <w:r>
-        <w:rPr>
-          <w:rStyle w:val="HTMLCode"/>
-          <w:rFonts w:ascii="Times New Roman" w:hAnsi="Times New Roman" w:cs="Times New Roman"/>
-          <w:sz w:val="24"/>
-          <w:szCs w:val="24"/>
-        </w:rPr>
-        <w:t xml:space="preserve"> </w:t>
-      </w:r>
-      <w:proofErr w:type="spellStart"/>
-      <w:r>
-        <w:rPr>
-          <w:rStyle w:val="HTMLCode"/>
-          <w:rFonts w:ascii="Times New Roman" w:hAnsi="Times New Roman" w:cs="Times New Roman"/>
-          <w:sz w:val="24"/>
-          <w:szCs w:val="24"/>
-        </w:rPr>
-        <w:t>init</w:t>
-      </w:r>
-      <w:proofErr w:type="spellEnd"/>
-      <w:r>
-        <w:rPr>
-          <w:rStyle w:val="HTMLCode"/>
-          <w:rFonts w:ascii="Times New Roman" w:hAnsi="Times New Roman" w:cs="Times New Roman"/>
-          <w:sz w:val="24"/>
-          <w:szCs w:val="24"/>
-        </w:rPr>
-        <w:t xml:space="preserve"> -y</w:t>
-      </w:r>
-    </w:p>
-    <w:p>
-      <w:pPr>
-        <w:rPr>
-          <w:rFonts w:ascii="Times New Roman" w:hAnsi="Times New Roman" w:cs="Times New Roman"/>
-          <w:sz w:val="24"/>
-          <w:szCs w:val="24"/>
-        </w:rPr>
-      </w:pPr>
-      <w:r>
-        <w:rPr>
-          <w:rFonts w:ascii="Times New Roman" w:hAnsi="Times New Roman" w:cs="Times New Roman"/>
-          <w:sz w:val="24"/>
-          <w:szCs w:val="24"/>
-        </w:rPr>
-        <w:pict>
-          <v:rect id="_x0000_i1045" style="width:0;height:1.5pt" o:hralign="center" o:hrstd="t" o:hr="t" fillcolor="#a0a0a0" stroked="f"/>
-        </w:pict>
+        <w:t>)</w:t>
       </w:r>
     </w:p>
     <w:p>
       <w:pPr>
         <w:pStyle w:val="Heading3"/>
-        <w:rPr>
-          <w:sz w:val="24"/>
-          <w:szCs w:val="24"/>
-        </w:rPr>
-      </w:pPr>
-      <w:r>
-        <w:rPr>
-          <w:sz w:val="24"/>
-          <w:szCs w:val="24"/>
-        </w:rPr>
-        <w:lastRenderedPageBreak/>
-        <w:t xml:space="preserve">2. </w:t>
-      </w:r>
-      <w:proofErr w:type="spellStart"/>
-      <w:r>
-        <w:rPr>
-          <w:rStyle w:val="HTMLCode"/>
-          <w:rFonts w:ascii="Times New Roman" w:hAnsi="Times New Roman" w:cs="Times New Roman"/>
-          <w:sz w:val="24"/>
-          <w:szCs w:val="24"/>
-        </w:rPr>
-        <w:t>npm</w:t>
-      </w:r>
-      <w:proofErr w:type="spellEnd"/>
-      <w:r>
-        <w:rPr>
-          <w:rStyle w:val="HTMLCode"/>
-          <w:rFonts w:ascii="Times New Roman" w:hAnsi="Times New Roman" w:cs="Times New Roman"/>
-          <w:sz w:val="24"/>
-          <w:szCs w:val="24"/>
-        </w:rPr>
-        <w:t xml:space="preserve"> install</w:t>
+      </w:pPr>
+      <w:r>
+        <w:rPr>
+          <w:rFonts w:ascii="Segoe UI Symbol" w:hAnsi="Segoe UI Symbol" w:cs="Segoe UI Symbol"/>
+        </w:rPr>
+        <w:t>📍</w:t>
+      </w:r>
+      <w:r>
+        <w:t xml:space="preserve"> Usage Example</w:t>
       </w:r>
     </w:p>
     <w:p>
       <w:pPr>
         <w:pStyle w:val="NormalWeb"/>
-      </w:pPr>
-      <w:r>
-        <w:t>Installs packages into the project.</w:t>
-      </w:r>
-    </w:p>
-    <w:p>
-      <w:pPr>
-        <w:pStyle w:val="HTMLPreformatted"/>
-        <w:rPr>
-          <w:rStyle w:val="HTMLCode"/>
-          <w:rFonts w:ascii="Times New Roman" w:hAnsi="Times New Roman" w:cs="Times New Roman"/>
-          <w:sz w:val="24"/>
-          <w:szCs w:val="24"/>
-        </w:rPr>
-      </w:pPr>
-      <w:proofErr w:type="spellStart"/>
-      <w:r>
-        <w:rPr>
-          <w:rStyle w:val="HTMLCode"/>
-          <w:rFonts w:ascii="Times New Roman" w:hAnsi="Times New Roman" w:cs="Times New Roman"/>
-          <w:sz w:val="24"/>
-          <w:szCs w:val="24"/>
-        </w:rPr>
-        <w:t>npm</w:t>
-      </w:r>
-      <w:proofErr w:type="spellEnd"/>
-      <w:r>
-        <w:rPr>
-          <w:rStyle w:val="HTMLCode"/>
-          <w:rFonts w:ascii="Times New Roman" w:hAnsi="Times New Roman" w:cs="Times New Roman"/>
-          <w:sz w:val="24"/>
-          <w:szCs w:val="24"/>
-        </w:rPr>
-        <w:t xml:space="preserve"> install express</w:t>
-      </w:r>
-    </w:p>
-    <w:p>
-      <w:pPr>
-        <w:pStyle w:val="HTMLPreformatted"/>
-        <w:rPr>
-          <w:rStyle w:val="HTMLCode"/>
-          <w:rFonts w:ascii="Times New Roman" w:hAnsi="Times New Roman" w:cs="Times New Roman"/>
-          <w:sz w:val="24"/>
-          <w:szCs w:val="24"/>
-        </w:rPr>
-      </w:pPr>
-      <w:proofErr w:type="spellStart"/>
-      <w:r>
-        <w:rPr>
-          <w:rStyle w:val="HTMLCode"/>
-          <w:rFonts w:ascii="Times New Roman" w:hAnsi="Times New Roman" w:cs="Times New Roman"/>
-          <w:sz w:val="24"/>
-          <w:szCs w:val="24"/>
-        </w:rPr>
-        <w:t>npm</w:t>
-      </w:r>
-      <w:proofErr w:type="spellEnd"/>
-      <w:r>
-        <w:rPr>
-          <w:rStyle w:val="HTMLCode"/>
-          <w:rFonts w:ascii="Times New Roman" w:hAnsi="Times New Roman" w:cs="Times New Roman"/>
-          <w:sz w:val="24"/>
-          <w:szCs w:val="24"/>
-        </w:rPr>
-        <w:t xml:space="preserve"> install express --save</w:t>
-      </w:r>
-    </w:p>
-    <w:p>
-      <w:pPr>
-        <w:rPr>
-          <w:rFonts w:ascii="Times New Roman" w:hAnsi="Times New Roman" w:cs="Times New Roman"/>
-          <w:sz w:val="24"/>
-          <w:szCs w:val="24"/>
-        </w:rPr>
-      </w:pPr>
-      <w:r>
-        <w:rPr>
-          <w:rFonts w:ascii="Times New Roman" w:hAnsi="Times New Roman" w:cs="Times New Roman"/>
-          <w:sz w:val="24"/>
-          <w:szCs w:val="24"/>
-        </w:rPr>
-        <w:pict>
-          <v:rect id="_x0000_i1046" style="width:0;height:1.5pt" o:hralign="center" o:hrstd="t" o:hr="t" fillcolor="#a0a0a0" stroked="f"/>
-        </w:pict>
-      </w:r>
-    </w:p>
-    <w:p>
-      <w:pPr>
-        <w:pStyle w:val="Heading3"/>
-        <w:rPr>
-          <w:sz w:val="24"/>
-          <w:szCs w:val="24"/>
-        </w:rPr>
-      </w:pPr>
-      <w:r>
-        <w:rPr>
-          <w:sz w:val="24"/>
-          <w:szCs w:val="24"/>
-        </w:rPr>
-        <w:t xml:space="preserve">3. </w:t>
-      </w:r>
-      <w:proofErr w:type="spellStart"/>
-      <w:r>
-        <w:rPr>
-          <w:rStyle w:val="HTMLCode"/>
-          <w:rFonts w:ascii="Times New Roman" w:hAnsi="Times New Roman" w:cs="Times New Roman"/>
-          <w:sz w:val="24"/>
-          <w:szCs w:val="24"/>
-        </w:rPr>
-        <w:t>npm</w:t>
-      </w:r>
-      <w:proofErr w:type="spellEnd"/>
-      <w:r>
-        <w:rPr>
-          <w:rStyle w:val="HTMLCode"/>
-          <w:rFonts w:ascii="Times New Roman" w:hAnsi="Times New Roman" w:cs="Times New Roman"/>
-          <w:sz w:val="24"/>
-          <w:szCs w:val="24"/>
-        </w:rPr>
-        <w:t xml:space="preserve"> install --save-dev</w:t>
+        <w:numPr>
+          <w:ilvl w:val="0"/>
+          <w:numId w:val="12"/>
+        </w:numPr>
+      </w:pPr>
+      <w:r>
+        <w:t>React frontend</w:t>
       </w:r>
     </w:p>
     <w:p>
       <w:pPr>
         <w:pStyle w:val="NormalWeb"/>
-      </w:pPr>
-      <w:r>
-        <w:t>Installs development-only dependencies.</w:t>
-      </w:r>
-    </w:p>
-    <w:p>
-      <w:pPr>
-        <w:pStyle w:val="HTMLPreformatted"/>
-        <w:rPr>
-          <w:rStyle w:val="HTMLCode"/>
-          <w:rFonts w:ascii="Times New Roman" w:hAnsi="Times New Roman" w:cs="Times New Roman"/>
-          <w:sz w:val="24"/>
-          <w:szCs w:val="24"/>
-        </w:rPr>
-      </w:pPr>
-      <w:proofErr w:type="spellStart"/>
-      <w:r>
-        <w:rPr>
-          <w:rStyle w:val="HTMLCode"/>
-          <w:rFonts w:ascii="Times New Roman" w:hAnsi="Times New Roman" w:cs="Times New Roman"/>
-          <w:sz w:val="24"/>
-          <w:szCs w:val="24"/>
-        </w:rPr>
-        <w:t>npm</w:t>
-      </w:r>
-      <w:proofErr w:type="spellEnd"/>
-      <w:r>
-        <w:rPr>
-          <w:rStyle w:val="HTMLCode"/>
-          <w:rFonts w:ascii="Times New Roman" w:hAnsi="Times New Roman" w:cs="Times New Roman"/>
-          <w:sz w:val="24"/>
-          <w:szCs w:val="24"/>
-        </w:rPr>
-        <w:t xml:space="preserve"> install </w:t>
-      </w:r>
-      <w:proofErr w:type="spellStart"/>
-      <w:r>
-        <w:rPr>
-          <w:rStyle w:val="HTMLCode"/>
-          <w:rFonts w:ascii="Times New Roman" w:hAnsi="Times New Roman" w:cs="Times New Roman"/>
-          <w:sz w:val="24"/>
-          <w:szCs w:val="24"/>
-        </w:rPr>
-        <w:t>nodemon</w:t>
-      </w:r>
-      <w:proofErr w:type="spellEnd"/>
-      <w:r>
-        <w:rPr>
-          <w:rStyle w:val="HTMLCode"/>
-          <w:rFonts w:ascii="Times New Roman" w:hAnsi="Times New Roman" w:cs="Times New Roman"/>
-          <w:sz w:val="24"/>
-          <w:szCs w:val="24"/>
-        </w:rPr>
-        <w:t xml:space="preserve"> --save-dev</w:t>
-      </w:r>
-    </w:p>
-    <w:p>
-      <w:pPr>
-        <w:rPr>
-          <w:rFonts w:ascii="Times New Roman" w:hAnsi="Times New Roman" w:cs="Times New Roman"/>
-          <w:sz w:val="24"/>
-          <w:szCs w:val="24"/>
-        </w:rPr>
-      </w:pPr>
-      <w:r>
-        <w:rPr>
-          <w:rFonts w:ascii="Times New Roman" w:hAnsi="Times New Roman" w:cs="Times New Roman"/>
+        <w:numPr>
+          <w:ilvl w:val="0"/>
+          <w:numId w:val="12"/>
+        </w:numPr>
+      </w:pPr>
+      <w:r>
+        <w:t>Modern Node.js apps</w:t>
+      </w:r>
+    </w:p>
+    <w:p>
+      <w:pPr>
+        <w:pStyle w:val="NormalWeb"/>
+        <w:numPr>
+          <w:ilvl w:val="0"/>
+          <w:numId w:val="12"/>
+        </w:numPr>
+      </w:pPr>
+      <w:r>
+        <w:t>New MERN stack projects</w:t>
+      </w:r>
+    </w:p>
+    <w:p>
+      <w:pPr>
+        <w:pStyle w:val="NormalWeb"/>
+        <w:rPr>
+          <w:b/>
+          <w:color w:val="FF0000"/>
+        </w:rPr>
+      </w:pPr>
+      <w:r>
+        <w:rPr>
+          <w:b/>
+          <w:color w:val="FF0000"/>
+        </w:rPr>
+        <w:t xml:space="preserve">Q4) </w:t>
+      </w:r>
+      <w:r>
+        <w:rPr>
+          <w:b/>
+          <w:color w:val="FF0000"/>
+        </w:rPr>
+        <w:t>Discuss what APIs are and how JavaScript can interact with them, focusing on Fetch API for making network requests.</w:t>
+      </w:r>
+    </w:p>
+    <w:p>
+      <w:pPr>
+        <w:numPr>
+          <w:ilvl w:val="0"/>
+          <w:numId w:val="13"/>
+        </w:numPr>
+        <w:spacing w:before="100" w:beforeAutospacing="1" w:after="100" w:afterAutospacing="1"/>
+        <w:rPr>
+          <w:rFonts w:ascii="Times New Roman" w:eastAsia="Times New Roman" w:hAnsi="Times New Roman" w:cs="Times New Roman"/>
+          <w:sz w:val="24"/>
+          <w:szCs w:val="24"/>
+        </w:rPr>
+      </w:pPr>
+      <w:r>
+        <w:rPr>
+          <w:rFonts w:ascii="Times New Roman" w:eastAsia="Times New Roman" w:hAnsi="Times New Roman" w:cs="Times New Roman"/>
+          <w:sz w:val="24"/>
+          <w:szCs w:val="24"/>
+        </w:rPr>
+        <w:t>WHAT IS AN API?</w:t>
+      </w:r>
+    </w:p>
+    <w:p>
+      <w:pPr>
+        <w:spacing w:before="100" w:beforeAutospacing="1" w:after="100" w:afterAutospacing="1"/>
+        <w:rPr>
+          <w:rFonts w:ascii="Times New Roman" w:eastAsia="Times New Roman" w:hAnsi="Times New Roman" w:cs="Times New Roman"/>
+          <w:sz w:val="24"/>
+          <w:szCs w:val="24"/>
+        </w:rPr>
+      </w:pPr>
+      <w:r>
+        <w:rPr>
+          <w:rFonts w:ascii="Times New Roman" w:eastAsia="Times New Roman" w:hAnsi="Times New Roman" w:cs="Times New Roman"/>
+          <w:sz w:val="24"/>
+          <w:szCs w:val="24"/>
+        </w:rPr>
+        <w:t>API stands for Application Programming Interface. It is a set of rules that allows different software applications to communicate with each other. In web development, APIs act as a bridge between the client-side application and the server-side application.</w:t>
+      </w:r>
+    </w:p>
+    <w:p>
+      <w:pPr>
+        <w:spacing w:before="100" w:beforeAutospacing="1" w:after="100" w:afterAutospacing="1"/>
+        <w:rPr>
+          <w:rFonts w:ascii="Times New Roman" w:eastAsia="Times New Roman" w:hAnsi="Times New Roman" w:cs="Times New Roman"/>
+          <w:sz w:val="24"/>
+          <w:szCs w:val="24"/>
+        </w:rPr>
+      </w:pPr>
+      <w:r>
+        <w:rPr>
+          <w:rFonts w:ascii="Times New Roman" w:eastAsia="Times New Roman" w:hAnsi="Times New Roman" w:cs="Times New Roman"/>
+          <w:sz w:val="24"/>
+          <w:szCs w:val="24"/>
+        </w:rPr>
+        <w:t>For example, when a user requests data from a server, the request is sent through an API, the server processes it, and then sends back a response, usually in JSON format.</w:t>
+      </w:r>
+    </w:p>
+    <w:p>
+      <w:pPr>
+        <w:rPr>
+          <w:rFonts w:ascii="Times New Roman" w:eastAsia="Times New Roman" w:hAnsi="Times New Roman" w:cs="Times New Roman"/>
+          <w:sz w:val="24"/>
+          <w:szCs w:val="24"/>
+        </w:rPr>
+      </w:pPr>
+      <w:r>
+        <w:rPr>
+          <w:rFonts w:ascii="Times New Roman" w:eastAsia="Times New Roman" w:hAnsi="Times New Roman" w:cs="Times New Roman"/>
           <w:sz w:val="24"/>
           <w:szCs w:val="24"/>
         </w:rPr>
@@ -4684,93 +6984,131 @@
     </w:p>
     <w:p>
       <w:pPr>
-        <w:pStyle w:val="Heading3"/>
-        <w:rPr>
-          <w:sz w:val="24"/>
-          <w:szCs w:val="24"/>
-        </w:rPr>
-      </w:pPr>
-      <w:r>
-        <w:rPr>
-          <w:sz w:val="24"/>
-          <w:szCs w:val="24"/>
-        </w:rPr>
-        <w:t xml:space="preserve">4. </w:t>
-      </w:r>
-      <w:proofErr w:type="spellStart"/>
-      <w:r>
-        <w:rPr>
-          <w:rStyle w:val="HTMLCode"/>
-          <w:rFonts w:ascii="Times New Roman" w:hAnsi="Times New Roman" w:cs="Times New Roman"/>
-          <w:sz w:val="24"/>
-          <w:szCs w:val="24"/>
-        </w:rPr>
-        <w:t>npm</w:t>
-      </w:r>
-      <w:proofErr w:type="spellEnd"/>
-      <w:r>
-        <w:rPr>
-          <w:rStyle w:val="HTMLCode"/>
-          <w:rFonts w:ascii="Times New Roman" w:hAnsi="Times New Roman" w:cs="Times New Roman"/>
-          <w:sz w:val="24"/>
-          <w:szCs w:val="24"/>
-        </w:rPr>
-        <w:t xml:space="preserve"> uninstall</w:t>
-      </w:r>
-    </w:p>
-    <w:p>
-      <w:pPr>
-        <w:pStyle w:val="NormalWeb"/>
-      </w:pPr>
-      <w:r>
-        <w:t>Removes an installed package.</w:t>
-      </w:r>
-    </w:p>
-    <w:p>
-      <w:pPr>
-        <w:pStyle w:val="HTMLPreformatted"/>
-        <w:rPr>
-          <w:rStyle w:val="HTMLCode"/>
-          <w:rFonts w:ascii="Times New Roman" w:hAnsi="Times New Roman" w:cs="Times New Roman"/>
-          <w:sz w:val="24"/>
-          <w:szCs w:val="24"/>
-        </w:rPr>
-      </w:pPr>
-      <w:proofErr w:type="spellStart"/>
-      <w:r>
-        <w:rPr>
-          <w:rStyle w:val="HTMLCode"/>
-          <w:rFonts w:ascii="Times New Roman" w:hAnsi="Times New Roman" w:cs="Times New Roman"/>
-          <w:sz w:val="24"/>
-          <w:szCs w:val="24"/>
-        </w:rPr>
-        <w:t>npm</w:t>
-      </w:r>
-      <w:proofErr w:type="spellEnd"/>
-      <w:r>
-        <w:rPr>
-          <w:rStyle w:val="HTMLCode"/>
-          <w:rFonts w:ascii="Times New Roman" w:hAnsi="Times New Roman" w:cs="Times New Roman"/>
-          <w:sz w:val="24"/>
-          <w:szCs w:val="24"/>
-        </w:rPr>
-        <w:t xml:space="preserve"> uninstall express</w:t>
-      </w:r>
-    </w:p>
-    <w:p>
-      <w:pPr>
-        <w:rPr>
-          <w:rFonts w:ascii="Times New Roman" w:hAnsi="Times New Roman" w:cs="Times New Roman"/>
-          <w:sz w:val="24"/>
-          <w:szCs w:val="24"/>
-        </w:rPr>
-      </w:pPr>
-      <w:r>
-        <w:rPr>
-          <w:rFonts w:ascii="Times New Roman" w:hAnsi="Times New Roman" w:cs="Times New Roman"/>
-          <w:sz w:val="24"/>
-          <w:szCs w:val="24"/>
-        </w:rPr>
+        <w:numPr>
+          <w:ilvl w:val="0"/>
+          <w:numId w:val="14"/>
+        </w:numPr>
+        <w:spacing w:before="100" w:beforeAutospacing="1" w:after="100" w:afterAutospacing="1"/>
+        <w:rPr>
+          <w:rFonts w:ascii="Times New Roman" w:eastAsia="Times New Roman" w:hAnsi="Times New Roman" w:cs="Times New Roman"/>
+          <w:sz w:val="24"/>
+          <w:szCs w:val="24"/>
+        </w:rPr>
+      </w:pPr>
+      <w:r>
+        <w:rPr>
+          <w:rFonts w:ascii="Times New Roman" w:eastAsia="Times New Roman" w:hAnsi="Times New Roman" w:cs="Times New Roman"/>
+          <w:sz w:val="24"/>
+          <w:szCs w:val="24"/>
+        </w:rPr>
+        <w:t>HOW JAVASCRIPT INTERACTS WITH APIs</w:t>
+      </w:r>
+    </w:p>
+    <w:p>
+      <w:pPr>
+        <w:spacing w:before="100" w:beforeAutospacing="1" w:after="100" w:afterAutospacing="1"/>
+        <w:rPr>
+          <w:rFonts w:ascii="Times New Roman" w:eastAsia="Times New Roman" w:hAnsi="Times New Roman" w:cs="Times New Roman"/>
+          <w:sz w:val="24"/>
+          <w:szCs w:val="24"/>
+        </w:rPr>
+      </w:pPr>
+      <w:r>
+        <w:rPr>
+          <w:rFonts w:ascii="Times New Roman" w:eastAsia="Times New Roman" w:hAnsi="Times New Roman" w:cs="Times New Roman"/>
+          <w:sz w:val="24"/>
+          <w:szCs w:val="24"/>
+        </w:rPr>
+        <w:t>JavaScript interacts with APIs by making HTTP requests over the internet. These requests allow JavaScript applications to send and receive data from servers.</w:t>
+      </w:r>
+    </w:p>
+    <w:p>
+      <w:pPr>
+        <w:spacing w:before="100" w:beforeAutospacing="1" w:after="100" w:afterAutospacing="1"/>
+        <w:rPr>
+          <w:rFonts w:ascii="Times New Roman" w:eastAsia="Times New Roman" w:hAnsi="Times New Roman" w:cs="Times New Roman"/>
+          <w:sz w:val="24"/>
+          <w:szCs w:val="24"/>
+        </w:rPr>
+      </w:pPr>
+      <w:r>
+        <w:rPr>
+          <w:rFonts w:ascii="Times New Roman" w:eastAsia="Times New Roman" w:hAnsi="Times New Roman" w:cs="Times New Roman"/>
+          <w:sz w:val="24"/>
+          <w:szCs w:val="24"/>
+        </w:rPr>
+        <w:t>Common HTTP methods used are:</w:t>
+      </w:r>
+      <w:r>
+        <w:rPr>
+          <w:rFonts w:ascii="Times New Roman" w:eastAsia="Times New Roman" w:hAnsi="Times New Roman" w:cs="Times New Roman"/>
+          <w:sz w:val="24"/>
+          <w:szCs w:val="24"/>
+        </w:rPr>
+        <w:br/>
+        <w:t>GET – to retrieve data</w:t>
+      </w:r>
+      <w:r>
+        <w:rPr>
+          <w:rFonts w:ascii="Times New Roman" w:eastAsia="Times New Roman" w:hAnsi="Times New Roman" w:cs="Times New Roman"/>
+          <w:sz w:val="24"/>
+          <w:szCs w:val="24"/>
+        </w:rPr>
+        <w:br/>
+        <w:t>POST – to send new data</w:t>
+      </w:r>
+      <w:r>
+        <w:rPr>
+          <w:rFonts w:ascii="Times New Roman" w:eastAsia="Times New Roman" w:hAnsi="Times New Roman" w:cs="Times New Roman"/>
+          <w:sz w:val="24"/>
+          <w:szCs w:val="24"/>
+        </w:rPr>
+        <w:br/>
+        <w:t>PUT or PATCH – to update existing data</w:t>
+      </w:r>
+      <w:r>
+        <w:rPr>
+          <w:rFonts w:ascii="Times New Roman" w:eastAsia="Times New Roman" w:hAnsi="Times New Roman" w:cs="Times New Roman"/>
+          <w:sz w:val="24"/>
+          <w:szCs w:val="24"/>
+        </w:rPr>
+        <w:br/>
+        <w:t>DELETE – to remove data</w:t>
+      </w:r>
+    </w:p>
+    <w:p>
+      <w:pPr>
+        <w:spacing w:before="100" w:beforeAutospacing="1" w:after="100" w:afterAutospacing="1"/>
+        <w:rPr>
+          <w:rFonts w:ascii="Times New Roman" w:eastAsia="Times New Roman" w:hAnsi="Times New Roman" w:cs="Times New Roman"/>
+          <w:sz w:val="24"/>
+          <w:szCs w:val="24"/>
+        </w:rPr>
+      </w:pPr>
+      <w:r>
+        <w:rPr>
+          <w:rFonts w:ascii="Times New Roman" w:eastAsia="Times New Roman" w:hAnsi="Times New Roman" w:cs="Times New Roman"/>
+          <w:sz w:val="24"/>
+          <w:szCs w:val="24"/>
+        </w:rPr>
+        <w:t>JavaScript can interact with browser APIs, third-party APIs, and backend REST APIs using modern web technologies.</w:t>
+      </w:r>
+    </w:p>
+    <w:p>
+      <w:pPr>
+        <w:rPr>
+          <w:rFonts w:ascii="Times New Roman" w:eastAsia="Times New Roman" w:hAnsi="Times New Roman" w:cs="Times New Roman"/>
+          <w:sz w:val="24"/>
+          <w:szCs w:val="24"/>
+        </w:rPr>
+      </w:pPr>
+      <w:r>
+        <w:rPr>
+          <w:rFonts w:ascii="Times New Roman" w:eastAsia="Times New Roman" w:hAnsi="Times New Roman" w:cs="Times New Roman"/>
+          <w:sz w:val="24"/>
+          <w:szCs w:val="24"/>
+        </w:rPr>
+        <w:lastRenderedPageBreak/>
         <w:pict>
           <v:rect id="_x0000_i1048" style="width:0;height:1.5pt" o:hralign="center" o:hrstd="t" o:hr="t" fillcolor="#a0a0a0" stroked="f"/>
         </w:pict>
@@ -4778,90 +7116,91 @@
     </w:p>
     <w:p>
       <w:pPr>
-        <w:pStyle w:val="Heading3"/>
-        <w:rPr>
-          <w:sz w:val="24"/>
-          <w:szCs w:val="24"/>
-        </w:rPr>
-      </w:pPr>
-      <w:r>
-        <w:rPr>
-          <w:sz w:val="24"/>
-          <w:szCs w:val="24"/>
-        </w:rPr>
-        <w:t xml:space="preserve">5. </w:t>
+        <w:numPr>
+          <w:ilvl w:val="0"/>
+          <w:numId w:val="15"/>
+        </w:numPr>
+        <w:spacing w:before="100" w:beforeAutospacing="1" w:after="100" w:afterAutospacing="1"/>
+        <w:rPr>
+          <w:rFonts w:ascii="Times New Roman" w:eastAsia="Times New Roman" w:hAnsi="Times New Roman" w:cs="Times New Roman"/>
+          <w:sz w:val="24"/>
+          <w:szCs w:val="24"/>
+        </w:rPr>
+      </w:pPr>
+      <w:r>
+        <w:rPr>
+          <w:rFonts w:ascii="Times New Roman" w:eastAsia="Times New Roman" w:hAnsi="Times New Roman" w:cs="Times New Roman"/>
+          <w:sz w:val="24"/>
+          <w:szCs w:val="24"/>
+        </w:rPr>
+        <w:t>WHAT IS THE FETCH API?</w:t>
+      </w:r>
+    </w:p>
+    <w:p>
+      <w:pPr>
+        <w:spacing w:before="100" w:beforeAutospacing="1" w:after="100" w:afterAutospacing="1"/>
+        <w:rPr>
+          <w:rFonts w:ascii="Times New Roman" w:eastAsia="Times New Roman" w:hAnsi="Times New Roman" w:cs="Times New Roman"/>
+          <w:sz w:val="24"/>
+          <w:szCs w:val="24"/>
+        </w:rPr>
+      </w:pPr>
+      <w:r>
+        <w:rPr>
+          <w:rFonts w:ascii="Times New Roman" w:eastAsia="Times New Roman" w:hAnsi="Times New Roman" w:cs="Times New Roman"/>
+          <w:sz w:val="24"/>
+          <w:szCs w:val="24"/>
+        </w:rPr>
+        <w:t>The Fetch API is a modern JavaScript interface used to make network requests. It provides a simple and powerful way to fetch resources such as data from a server.</w:t>
+      </w:r>
+    </w:p>
+    <w:p>
+      <w:pPr>
+        <w:spacing w:before="100" w:beforeAutospacing="1" w:after="100" w:afterAutospacing="1"/>
+        <w:rPr>
+          <w:rFonts w:ascii="Times New Roman" w:eastAsia="Times New Roman" w:hAnsi="Times New Roman" w:cs="Times New Roman"/>
+          <w:sz w:val="24"/>
+          <w:szCs w:val="24"/>
+        </w:rPr>
+      </w:pPr>
+      <w:r>
+        <w:rPr>
+          <w:rFonts w:ascii="Times New Roman" w:eastAsia="Times New Roman" w:hAnsi="Times New Roman" w:cs="Times New Roman"/>
+          <w:sz w:val="24"/>
+          <w:szCs w:val="24"/>
+        </w:rPr>
+        <w:t xml:space="preserve">The Fetch API is promise-based, which makes it easier to handle asynchronous operations and integrate with </w:t>
       </w:r>
       <w:proofErr w:type="spellStart"/>
       <w:r>
         <w:rPr>
-          <w:rStyle w:val="HTMLCode"/>
-          <w:rFonts w:ascii="Times New Roman" w:hAnsi="Times New Roman" w:cs="Times New Roman"/>
-          <w:sz w:val="24"/>
-          <w:szCs w:val="24"/>
-        </w:rPr>
-        <w:t>npm</w:t>
+          <w:rFonts w:ascii="Times New Roman" w:eastAsia="Times New Roman" w:hAnsi="Times New Roman" w:cs="Times New Roman"/>
+          <w:sz w:val="24"/>
+          <w:szCs w:val="24"/>
+        </w:rPr>
+        <w:t>async</w:t>
       </w:r>
       <w:proofErr w:type="spellEnd"/>
       <w:r>
         <w:rPr>
-          <w:rStyle w:val="HTMLCode"/>
-          <w:rFonts w:ascii="Times New Roman" w:hAnsi="Times New Roman" w:cs="Times New Roman"/>
-          <w:sz w:val="24"/>
-          <w:szCs w:val="24"/>
-        </w:rPr>
-        <w:t xml:space="preserve"> update</w:t>
-      </w:r>
-    </w:p>
-    <w:p>
-      <w:pPr>
-        <w:pStyle w:val="NormalWeb"/>
-      </w:pPr>
-      <w:r>
-        <w:t>Updates installed packages to newer versions.</w:t>
-      </w:r>
-    </w:p>
-    <w:p>
-      <w:pPr>
-        <w:pStyle w:val="HTMLPreformatted"/>
-        <w:rPr>
-          <w:rStyle w:val="HTMLCode"/>
-          <w:rFonts w:ascii="Times New Roman" w:hAnsi="Times New Roman" w:cs="Times New Roman"/>
-          <w:sz w:val="24"/>
-          <w:szCs w:val="24"/>
-        </w:rPr>
-      </w:pPr>
-      <w:proofErr w:type="spellStart"/>
-      <w:r>
-        <w:rPr>
-          <w:rStyle w:val="HTMLCode"/>
-          <w:rFonts w:ascii="Times New Roman" w:hAnsi="Times New Roman" w:cs="Times New Roman"/>
-          <w:sz w:val="24"/>
-          <w:szCs w:val="24"/>
-        </w:rPr>
-        <w:t>npm</w:t>
-      </w:r>
-      <w:proofErr w:type="spellEnd"/>
-      <w:r>
-        <w:rPr>
-          <w:rStyle w:val="HTMLCode"/>
-          <w:rFonts w:ascii="Times New Roman" w:hAnsi="Times New Roman" w:cs="Times New Roman"/>
-          <w:sz w:val="24"/>
-          <w:szCs w:val="24"/>
-        </w:rPr>
-        <w:t xml:space="preserve"> update</w:t>
-      </w:r>
-    </w:p>
-    <w:p>
-      <w:pPr>
-        <w:rPr>
-          <w:rFonts w:ascii="Times New Roman" w:hAnsi="Times New Roman" w:cs="Times New Roman"/>
-          <w:sz w:val="24"/>
-          <w:szCs w:val="24"/>
-        </w:rPr>
-      </w:pPr>
-      <w:r>
-        <w:rPr>
-          <w:rFonts w:ascii="Times New Roman" w:hAnsi="Times New Roman" w:cs="Times New Roman"/>
+          <w:rFonts w:ascii="Times New Roman" w:eastAsia="Times New Roman" w:hAnsi="Times New Roman" w:cs="Times New Roman"/>
+          <w:sz w:val="24"/>
+          <w:szCs w:val="24"/>
+        </w:rPr>
+        <w:t xml:space="preserve"> and await syntax.</w:t>
+      </w:r>
+    </w:p>
+    <w:p>
+      <w:pPr>
+        <w:rPr>
+          <w:rFonts w:ascii="Times New Roman" w:eastAsia="Times New Roman" w:hAnsi="Times New Roman" w:cs="Times New Roman"/>
+          <w:sz w:val="24"/>
+          <w:szCs w:val="24"/>
+        </w:rPr>
+      </w:pPr>
+      <w:r>
+        <w:rPr>
+          <w:rFonts w:ascii="Times New Roman" w:eastAsia="Times New Roman" w:hAnsi="Times New Roman" w:cs="Times New Roman"/>
           <w:sz w:val="24"/>
           <w:szCs w:val="24"/>
         </w:rPr>
@@ -4872,90 +7211,163 @@
     </w:p>
     <w:p>
       <w:pPr>
-        <w:pStyle w:val="Heading3"/>
-        <w:rPr>
-          <w:sz w:val="24"/>
-          <w:szCs w:val="24"/>
-        </w:rPr>
-      </w:pPr>
-      <w:r>
-        <w:rPr>
-          <w:sz w:val="24"/>
-          <w:szCs w:val="24"/>
-        </w:rPr>
-        <w:t xml:space="preserve">6. </w:t>
+        <w:numPr>
+          <w:ilvl w:val="0"/>
+          <w:numId w:val="16"/>
+        </w:numPr>
+        <w:spacing w:before="100" w:beforeAutospacing="1" w:after="100" w:afterAutospacing="1"/>
+        <w:rPr>
+          <w:rFonts w:ascii="Times New Roman" w:eastAsia="Times New Roman" w:hAnsi="Times New Roman" w:cs="Times New Roman"/>
+          <w:sz w:val="24"/>
+          <w:szCs w:val="24"/>
+        </w:rPr>
+      </w:pPr>
+      <w:r>
+        <w:rPr>
+          <w:rFonts w:ascii="Times New Roman" w:eastAsia="Times New Roman" w:hAnsi="Times New Roman" w:cs="Times New Roman"/>
+          <w:sz w:val="24"/>
+          <w:szCs w:val="24"/>
+        </w:rPr>
+        <w:t>BASIC FETCH API SYNTAX</w:t>
+      </w:r>
+    </w:p>
+    <w:p>
+      <w:pPr>
+        <w:spacing w:before="100" w:beforeAutospacing="1" w:after="100" w:afterAutospacing="1"/>
+        <w:rPr>
+          <w:rFonts w:ascii="Times New Roman" w:eastAsia="Times New Roman" w:hAnsi="Times New Roman" w:cs="Times New Roman"/>
+          <w:sz w:val="24"/>
+          <w:szCs w:val="24"/>
+        </w:rPr>
+      </w:pPr>
+      <w:r>
+        <w:rPr>
+          <w:rFonts w:ascii="Times New Roman" w:eastAsia="Times New Roman" w:hAnsi="Times New Roman" w:cs="Times New Roman"/>
+          <w:sz w:val="24"/>
+          <w:szCs w:val="24"/>
+        </w:rPr>
+        <w:t>The Fetch API works by calling the fetch function with a URL and optional configuration options. It returns a promise that resolves to a response object.</w:t>
+      </w:r>
+    </w:p>
+    <w:p>
+      <w:pPr>
+        <w:spacing w:before="100" w:beforeAutospacing="1" w:after="100" w:afterAutospacing="1"/>
+        <w:rPr>
+          <w:rFonts w:ascii="Times New Roman" w:eastAsia="Times New Roman" w:hAnsi="Times New Roman" w:cs="Times New Roman"/>
+          <w:sz w:val="24"/>
+          <w:szCs w:val="24"/>
+        </w:rPr>
+      </w:pPr>
+      <w:r>
+        <w:rPr>
+          <w:rFonts w:ascii="Times New Roman" w:eastAsia="Times New Roman" w:hAnsi="Times New Roman" w:cs="Times New Roman"/>
+          <w:sz w:val="24"/>
+          <w:szCs w:val="24"/>
+        </w:rPr>
+        <w:t>Example:</w:t>
+      </w:r>
+      <w:r>
+        <w:rPr>
+          <w:rFonts w:ascii="Times New Roman" w:eastAsia="Times New Roman" w:hAnsi="Times New Roman" w:cs="Times New Roman"/>
+          <w:sz w:val="24"/>
+          <w:szCs w:val="24"/>
+        </w:rPr>
+        <w:br/>
+        <w:t>fetch(</w:t>
       </w:r>
       <w:proofErr w:type="spellStart"/>
       <w:r>
         <w:rPr>
-          <w:rStyle w:val="HTMLCode"/>
-          <w:rFonts w:ascii="Times New Roman" w:hAnsi="Times New Roman" w:cs="Times New Roman"/>
-          <w:sz w:val="24"/>
-          <w:szCs w:val="24"/>
-        </w:rPr>
-        <w:t>npm</w:t>
+          <w:rFonts w:ascii="Times New Roman" w:eastAsia="Times New Roman" w:hAnsi="Times New Roman" w:cs="Times New Roman"/>
+          <w:sz w:val="24"/>
+          <w:szCs w:val="24"/>
+        </w:rPr>
+        <w:t>url</w:t>
       </w:r>
       <w:proofErr w:type="spellEnd"/>
       <w:r>
         <w:rPr>
-          <w:rStyle w:val="HTMLCode"/>
-          <w:rFonts w:ascii="Times New Roman" w:hAnsi="Times New Roman" w:cs="Times New Roman"/>
-          <w:sz w:val="24"/>
-          <w:szCs w:val="24"/>
-        </w:rPr>
-        <w:t xml:space="preserve"> list</w:t>
-      </w:r>
-    </w:p>
-    <w:p>
-      <w:pPr>
-        <w:pStyle w:val="NormalWeb"/>
-      </w:pPr>
-      <w:r>
-        <w:t>Displays installed packages.</w:t>
-      </w:r>
-    </w:p>
-    <w:p>
-      <w:pPr>
-        <w:pStyle w:val="HTMLPreformatted"/>
-        <w:rPr>
-          <w:rStyle w:val="HTMLCode"/>
-          <w:rFonts w:ascii="Times New Roman" w:hAnsi="Times New Roman" w:cs="Times New Roman"/>
-          <w:sz w:val="24"/>
-          <w:szCs w:val="24"/>
-        </w:rPr>
-      </w:pPr>
+          <w:rFonts w:ascii="Times New Roman" w:eastAsia="Times New Roman" w:hAnsi="Times New Roman" w:cs="Times New Roman"/>
+          <w:sz w:val="24"/>
+          <w:szCs w:val="24"/>
+        </w:rPr>
+        <w:t>)</w:t>
+      </w:r>
+      <w:r>
+        <w:rPr>
+          <w:rFonts w:ascii="Times New Roman" w:eastAsia="Times New Roman" w:hAnsi="Times New Roman" w:cs="Times New Roman"/>
+          <w:sz w:val="24"/>
+          <w:szCs w:val="24"/>
+        </w:rPr>
+        <w:br/>
+        <w:t xml:space="preserve">.then(response =&gt; </w:t>
+      </w:r>
       <w:proofErr w:type="spellStart"/>
       <w:r>
         <w:rPr>
-          <w:rStyle w:val="HTMLCode"/>
-          <w:rFonts w:ascii="Times New Roman" w:hAnsi="Times New Roman" w:cs="Times New Roman"/>
-          <w:sz w:val="24"/>
-          <w:szCs w:val="24"/>
-        </w:rPr>
-        <w:t>npm</w:t>
+          <w:rFonts w:ascii="Times New Roman" w:eastAsia="Times New Roman" w:hAnsi="Times New Roman" w:cs="Times New Roman"/>
+          <w:sz w:val="24"/>
+          <w:szCs w:val="24"/>
+        </w:rPr>
+        <w:t>response.json</w:t>
       </w:r>
       <w:proofErr w:type="spellEnd"/>
       <w:r>
         <w:rPr>
-          <w:rStyle w:val="HTMLCode"/>
-          <w:rFonts w:ascii="Times New Roman" w:hAnsi="Times New Roman" w:cs="Times New Roman"/>
-          <w:sz w:val="24"/>
-          <w:szCs w:val="24"/>
-        </w:rPr>
-        <w:t xml:space="preserve"> list</w:t>
-      </w:r>
-    </w:p>
-    <w:p>
-      <w:pPr>
-        <w:rPr>
-          <w:rFonts w:ascii="Times New Roman" w:hAnsi="Times New Roman" w:cs="Times New Roman"/>
-          <w:sz w:val="24"/>
-          <w:szCs w:val="24"/>
-        </w:rPr>
-      </w:pPr>
-      <w:r>
-        <w:rPr>
-          <w:rFonts w:ascii="Times New Roman" w:hAnsi="Times New Roman" w:cs="Times New Roman"/>
+          <w:rFonts w:ascii="Times New Roman" w:eastAsia="Times New Roman" w:hAnsi="Times New Roman" w:cs="Times New Roman"/>
+          <w:sz w:val="24"/>
+          <w:szCs w:val="24"/>
+        </w:rPr>
+        <w:t>())</w:t>
+      </w:r>
+      <w:r>
+        <w:rPr>
+          <w:rFonts w:ascii="Times New Roman" w:eastAsia="Times New Roman" w:hAnsi="Times New Roman" w:cs="Times New Roman"/>
+          <w:sz w:val="24"/>
+          <w:szCs w:val="24"/>
+        </w:rPr>
+        <w:br/>
+        <w:t>.then(data =&gt; console.log(data))</w:t>
+      </w:r>
+      <w:r>
+        <w:rPr>
+          <w:rFonts w:ascii="Times New Roman" w:eastAsia="Times New Roman" w:hAnsi="Times New Roman" w:cs="Times New Roman"/>
+          <w:sz w:val="24"/>
+          <w:szCs w:val="24"/>
+        </w:rPr>
+        <w:br/>
+        <w:t xml:space="preserve">.catch(error =&gt; </w:t>
+      </w:r>
+      <w:proofErr w:type="spellStart"/>
+      <w:r>
+        <w:rPr>
+          <w:rFonts w:ascii="Times New Roman" w:eastAsia="Times New Roman" w:hAnsi="Times New Roman" w:cs="Times New Roman"/>
+          <w:sz w:val="24"/>
+          <w:szCs w:val="24"/>
+        </w:rPr>
+        <w:t>console.error</w:t>
+      </w:r>
+      <w:proofErr w:type="spellEnd"/>
+      <w:r>
+        <w:rPr>
+          <w:rFonts w:ascii="Times New Roman" w:eastAsia="Times New Roman" w:hAnsi="Times New Roman" w:cs="Times New Roman"/>
+          <w:sz w:val="24"/>
+          <w:szCs w:val="24"/>
+        </w:rPr>
+        <w:t>(error));</w:t>
+      </w:r>
+    </w:p>
+    <w:p>
+      <w:pPr>
+        <w:rPr>
+          <w:rFonts w:ascii="Times New Roman" w:eastAsia="Times New Roman" w:hAnsi="Times New Roman" w:cs="Times New Roman"/>
+          <w:sz w:val="24"/>
+          <w:szCs w:val="24"/>
+        </w:rPr>
+      </w:pPr>
+      <w:r>
+        <w:rPr>
+          <w:rFonts w:ascii="Times New Roman" w:eastAsia="Times New Roman" w:hAnsi="Times New Roman" w:cs="Times New Roman"/>
           <w:sz w:val="24"/>
           <w:szCs w:val="24"/>
         </w:rPr>
@@ -4966,90 +7378,326 @@
     </w:p>
     <w:p>
       <w:pPr>
-        <w:pStyle w:val="Heading3"/>
-        <w:rPr>
-          <w:sz w:val="24"/>
-          <w:szCs w:val="24"/>
-        </w:rPr>
-      </w:pPr>
-      <w:r>
-        <w:rPr>
-          <w:sz w:val="24"/>
-          <w:szCs w:val="24"/>
-        </w:rPr>
-        <w:t xml:space="preserve">7. </w:t>
+        <w:numPr>
+          <w:ilvl w:val="0"/>
+          <w:numId w:val="17"/>
+        </w:numPr>
+        <w:spacing w:before="100" w:beforeAutospacing="1" w:after="100" w:afterAutospacing="1"/>
+        <w:rPr>
+          <w:rFonts w:ascii="Times New Roman" w:eastAsia="Times New Roman" w:hAnsi="Times New Roman" w:cs="Times New Roman"/>
+          <w:sz w:val="24"/>
+          <w:szCs w:val="24"/>
+        </w:rPr>
+      </w:pPr>
+      <w:r>
+        <w:rPr>
+          <w:rFonts w:ascii="Times New Roman" w:eastAsia="Times New Roman" w:hAnsi="Times New Roman" w:cs="Times New Roman"/>
+          <w:sz w:val="24"/>
+          <w:szCs w:val="24"/>
+        </w:rPr>
+        <w:t>MAKING NETWORK REQUESTS USING FETCH API</w:t>
+      </w:r>
+    </w:p>
+    <w:p>
+      <w:pPr>
+        <w:spacing w:before="100" w:beforeAutospacing="1" w:after="100" w:afterAutospacing="1"/>
+        <w:rPr>
+          <w:rFonts w:ascii="Times New Roman" w:eastAsia="Times New Roman" w:hAnsi="Times New Roman" w:cs="Times New Roman"/>
+          <w:sz w:val="24"/>
+          <w:szCs w:val="24"/>
+        </w:rPr>
+      </w:pPr>
+      <w:r>
+        <w:rPr>
+          <w:rFonts w:ascii="Times New Roman" w:eastAsia="Times New Roman" w:hAnsi="Times New Roman" w:cs="Times New Roman"/>
+          <w:sz w:val="24"/>
+          <w:szCs w:val="24"/>
+        </w:rPr>
+        <w:t>GET Request:</w:t>
+      </w:r>
+      <w:r>
+        <w:rPr>
+          <w:rFonts w:ascii="Times New Roman" w:eastAsia="Times New Roman" w:hAnsi="Times New Roman" w:cs="Times New Roman"/>
+          <w:sz w:val="24"/>
+          <w:szCs w:val="24"/>
+        </w:rPr>
+        <w:br/>
+        <w:t>A GET request is used to retrieve data from a server.</w:t>
+      </w:r>
+    </w:p>
+    <w:p>
+      <w:pPr>
+        <w:spacing w:before="100" w:beforeAutospacing="1" w:after="100" w:afterAutospacing="1"/>
+        <w:rPr>
+          <w:rFonts w:ascii="Times New Roman" w:eastAsia="Times New Roman" w:hAnsi="Times New Roman" w:cs="Times New Roman"/>
+          <w:sz w:val="24"/>
+          <w:szCs w:val="24"/>
+        </w:rPr>
+      </w:pPr>
+      <w:r>
+        <w:rPr>
+          <w:rFonts w:ascii="Times New Roman" w:eastAsia="Times New Roman" w:hAnsi="Times New Roman" w:cs="Times New Roman"/>
+          <w:sz w:val="24"/>
+          <w:szCs w:val="24"/>
+        </w:rPr>
+        <w:t>Example:</w:t>
+      </w:r>
+      <w:r>
+        <w:rPr>
+          <w:rFonts w:ascii="Times New Roman" w:eastAsia="Times New Roman" w:hAnsi="Times New Roman" w:cs="Times New Roman"/>
+          <w:sz w:val="24"/>
+          <w:szCs w:val="24"/>
+        </w:rPr>
+        <w:br/>
+        <w:t>fetch("https://api.example.com/users")</w:t>
+      </w:r>
+      <w:r>
+        <w:rPr>
+          <w:rFonts w:ascii="Times New Roman" w:eastAsia="Times New Roman" w:hAnsi="Times New Roman" w:cs="Times New Roman"/>
+          <w:sz w:val="24"/>
+          <w:szCs w:val="24"/>
+        </w:rPr>
+        <w:br/>
+        <w:t xml:space="preserve">.then(response =&gt; </w:t>
       </w:r>
       <w:proofErr w:type="spellStart"/>
       <w:r>
         <w:rPr>
-          <w:rStyle w:val="HTMLCode"/>
-          <w:rFonts w:ascii="Times New Roman" w:hAnsi="Times New Roman" w:cs="Times New Roman"/>
-          <w:sz w:val="24"/>
-          <w:szCs w:val="24"/>
-        </w:rPr>
-        <w:t>npm</w:t>
+          <w:rFonts w:ascii="Times New Roman" w:eastAsia="Times New Roman" w:hAnsi="Times New Roman" w:cs="Times New Roman"/>
+          <w:sz w:val="24"/>
+          <w:szCs w:val="24"/>
+        </w:rPr>
+        <w:t>response.json</w:t>
       </w:r>
       <w:proofErr w:type="spellEnd"/>
       <w:r>
         <w:rPr>
-          <w:rStyle w:val="HTMLCode"/>
-          <w:rFonts w:ascii="Times New Roman" w:hAnsi="Times New Roman" w:cs="Times New Roman"/>
-          <w:sz w:val="24"/>
-          <w:szCs w:val="24"/>
-        </w:rPr>
-        <w:t xml:space="preserve"> start</w:t>
-      </w:r>
-    </w:p>
-    <w:p>
-      <w:pPr>
-        <w:pStyle w:val="NormalWeb"/>
-      </w:pPr>
-      <w:r>
-        <w:t>Runs the application using the start script.</w:t>
-      </w:r>
-    </w:p>
-    <w:p>
-      <w:pPr>
-        <w:pStyle w:val="HTMLPreformatted"/>
-        <w:rPr>
-          <w:rStyle w:val="HTMLCode"/>
-          <w:rFonts w:ascii="Times New Roman" w:hAnsi="Times New Roman" w:cs="Times New Roman"/>
-          <w:sz w:val="24"/>
-          <w:szCs w:val="24"/>
-        </w:rPr>
-      </w:pPr>
+          <w:rFonts w:ascii="Times New Roman" w:eastAsia="Times New Roman" w:hAnsi="Times New Roman" w:cs="Times New Roman"/>
+          <w:sz w:val="24"/>
+          <w:szCs w:val="24"/>
+        </w:rPr>
+        <w:t>())</w:t>
+      </w:r>
+      <w:r>
+        <w:rPr>
+          <w:rFonts w:ascii="Times New Roman" w:eastAsia="Times New Roman" w:hAnsi="Times New Roman" w:cs="Times New Roman"/>
+          <w:sz w:val="24"/>
+          <w:szCs w:val="24"/>
+        </w:rPr>
+        <w:br/>
+        <w:t>.then(data =&gt; console.log(data));</w:t>
+      </w:r>
+    </w:p>
+    <w:p>
+      <w:pPr>
+        <w:spacing w:before="100" w:beforeAutospacing="1" w:after="100" w:afterAutospacing="1"/>
+        <w:rPr>
+          <w:rFonts w:ascii="Times New Roman" w:eastAsia="Times New Roman" w:hAnsi="Times New Roman" w:cs="Times New Roman"/>
+          <w:sz w:val="24"/>
+          <w:szCs w:val="24"/>
+        </w:rPr>
+      </w:pPr>
+      <w:r>
+        <w:rPr>
+          <w:rFonts w:ascii="Times New Roman" w:eastAsia="Times New Roman" w:hAnsi="Times New Roman" w:cs="Times New Roman"/>
+          <w:sz w:val="24"/>
+          <w:szCs w:val="24"/>
+        </w:rPr>
+        <w:t>POST Request:</w:t>
+      </w:r>
+      <w:r>
+        <w:rPr>
+          <w:rFonts w:ascii="Times New Roman" w:eastAsia="Times New Roman" w:hAnsi="Times New Roman" w:cs="Times New Roman"/>
+          <w:sz w:val="24"/>
+          <w:szCs w:val="24"/>
+        </w:rPr>
+        <w:br/>
+        <w:t>A POST request is used to send data to the server.</w:t>
+      </w:r>
+    </w:p>
+    <w:p>
+      <w:pPr>
+        <w:spacing w:before="100" w:beforeAutospacing="1" w:after="100" w:afterAutospacing="1"/>
+        <w:rPr>
+          <w:rFonts w:ascii="Times New Roman" w:eastAsia="Times New Roman" w:hAnsi="Times New Roman" w:cs="Times New Roman"/>
+          <w:sz w:val="24"/>
+          <w:szCs w:val="24"/>
+        </w:rPr>
+      </w:pPr>
+      <w:r>
+        <w:rPr>
+          <w:rFonts w:ascii="Times New Roman" w:eastAsia="Times New Roman" w:hAnsi="Times New Roman" w:cs="Times New Roman"/>
+          <w:sz w:val="24"/>
+          <w:szCs w:val="24"/>
+        </w:rPr>
+        <w:t>Example:</w:t>
+      </w:r>
+      <w:r>
+        <w:rPr>
+          <w:rFonts w:ascii="Times New Roman" w:eastAsia="Times New Roman" w:hAnsi="Times New Roman" w:cs="Times New Roman"/>
+          <w:sz w:val="24"/>
+          <w:szCs w:val="24"/>
+        </w:rPr>
+        <w:br/>
+        <w:t>fetch("https://api.example.com/users", {</w:t>
+      </w:r>
+      <w:r>
+        <w:rPr>
+          <w:rFonts w:ascii="Times New Roman" w:eastAsia="Times New Roman" w:hAnsi="Times New Roman" w:cs="Times New Roman"/>
+          <w:sz w:val="24"/>
+          <w:szCs w:val="24"/>
+        </w:rPr>
+        <w:br/>
+        <w:t>method: "POST",</w:t>
+      </w:r>
+      <w:r>
+        <w:rPr>
+          <w:rFonts w:ascii="Times New Roman" w:eastAsia="Times New Roman" w:hAnsi="Times New Roman" w:cs="Times New Roman"/>
+          <w:sz w:val="24"/>
+          <w:szCs w:val="24"/>
+        </w:rPr>
+        <w:br/>
+        <w:t>headers: {</w:t>
+      </w:r>
+      <w:r>
+        <w:rPr>
+          <w:rFonts w:ascii="Times New Roman" w:eastAsia="Times New Roman" w:hAnsi="Times New Roman" w:cs="Times New Roman"/>
+          <w:sz w:val="24"/>
+          <w:szCs w:val="24"/>
+        </w:rPr>
+        <w:br/>
+        <w:t>"Content-Type": "application/</w:t>
+      </w:r>
       <w:proofErr w:type="spellStart"/>
       <w:r>
         <w:rPr>
-          <w:rStyle w:val="HTMLCode"/>
-          <w:rFonts w:ascii="Times New Roman" w:hAnsi="Times New Roman" w:cs="Times New Roman"/>
-          <w:sz w:val="24"/>
-          <w:szCs w:val="24"/>
-        </w:rPr>
-        <w:t>npm</w:t>
+          <w:rFonts w:ascii="Times New Roman" w:eastAsia="Times New Roman" w:hAnsi="Times New Roman" w:cs="Times New Roman"/>
+          <w:sz w:val="24"/>
+          <w:szCs w:val="24"/>
+        </w:rPr>
+        <w:t>json</w:t>
       </w:r>
       <w:proofErr w:type="spellEnd"/>
       <w:r>
         <w:rPr>
-          <w:rStyle w:val="HTMLCode"/>
-          <w:rFonts w:ascii="Times New Roman" w:hAnsi="Times New Roman" w:cs="Times New Roman"/>
-          <w:sz w:val="24"/>
-          <w:szCs w:val="24"/>
-        </w:rPr>
-        <w:t xml:space="preserve"> start</w:t>
-      </w:r>
-    </w:p>
-    <w:p>
-      <w:pPr>
-        <w:rPr>
-          <w:rFonts w:ascii="Times New Roman" w:hAnsi="Times New Roman" w:cs="Times New Roman"/>
-          <w:sz w:val="24"/>
-          <w:szCs w:val="24"/>
-        </w:rPr>
-      </w:pPr>
-      <w:r>
-        <w:rPr>
-          <w:rFonts w:ascii="Times New Roman" w:hAnsi="Times New Roman" w:cs="Times New Roman"/>
+          <w:rFonts w:ascii="Times New Roman" w:eastAsia="Times New Roman" w:hAnsi="Times New Roman" w:cs="Times New Roman"/>
+          <w:sz w:val="24"/>
+          <w:szCs w:val="24"/>
+        </w:rPr>
+        <w:t>"</w:t>
+      </w:r>
+      <w:r>
+        <w:rPr>
+          <w:rFonts w:ascii="Times New Roman" w:eastAsia="Times New Roman" w:hAnsi="Times New Roman" w:cs="Times New Roman"/>
+          <w:sz w:val="24"/>
+          <w:szCs w:val="24"/>
+        </w:rPr>
+        <w:br/>
+        <w:t>},</w:t>
+      </w:r>
+      <w:r>
+        <w:rPr>
+          <w:rFonts w:ascii="Times New Roman" w:eastAsia="Times New Roman" w:hAnsi="Times New Roman" w:cs="Times New Roman"/>
+          <w:sz w:val="24"/>
+          <w:szCs w:val="24"/>
+        </w:rPr>
+        <w:br/>
+        <w:t xml:space="preserve">body: </w:t>
+      </w:r>
+      <w:proofErr w:type="spellStart"/>
+      <w:r>
+        <w:rPr>
+          <w:rFonts w:ascii="Times New Roman" w:eastAsia="Times New Roman" w:hAnsi="Times New Roman" w:cs="Times New Roman"/>
+          <w:sz w:val="24"/>
+          <w:szCs w:val="24"/>
+        </w:rPr>
+        <w:t>JSON.stringify</w:t>
+      </w:r>
+      <w:proofErr w:type="spellEnd"/>
+      <w:r>
+        <w:rPr>
+          <w:rFonts w:ascii="Times New Roman" w:eastAsia="Times New Roman" w:hAnsi="Times New Roman" w:cs="Times New Roman"/>
+          <w:sz w:val="24"/>
+          <w:szCs w:val="24"/>
+        </w:rPr>
+        <w:t>({ name: "John", email: "john@example.com" })</w:t>
+      </w:r>
+      <w:r>
+        <w:rPr>
+          <w:rFonts w:ascii="Times New Roman" w:eastAsia="Times New Roman" w:hAnsi="Times New Roman" w:cs="Times New Roman"/>
+          <w:sz w:val="24"/>
+          <w:szCs w:val="24"/>
+        </w:rPr>
+        <w:br/>
+        <w:t>});</w:t>
+      </w:r>
+    </w:p>
+    <w:p>
+      <w:pPr>
+        <w:spacing w:before="100" w:beforeAutospacing="1" w:after="100" w:afterAutospacing="1"/>
+        <w:rPr>
+          <w:rFonts w:ascii="Times New Roman" w:eastAsia="Times New Roman" w:hAnsi="Times New Roman" w:cs="Times New Roman"/>
+          <w:sz w:val="24"/>
+          <w:szCs w:val="24"/>
+        </w:rPr>
+      </w:pPr>
+      <w:r>
+        <w:rPr>
+          <w:rFonts w:ascii="Times New Roman" w:eastAsia="Times New Roman" w:hAnsi="Times New Roman" w:cs="Times New Roman"/>
+          <w:sz w:val="24"/>
+          <w:szCs w:val="24"/>
+        </w:rPr>
+        <w:lastRenderedPageBreak/>
+        <w:t>PUT or PATCH Request:</w:t>
+      </w:r>
+      <w:r>
+        <w:rPr>
+          <w:rFonts w:ascii="Times New Roman" w:eastAsia="Times New Roman" w:hAnsi="Times New Roman" w:cs="Times New Roman"/>
+          <w:sz w:val="24"/>
+          <w:szCs w:val="24"/>
+        </w:rPr>
+        <w:br/>
+        <w:t>Used to update existing data on the server.</w:t>
+      </w:r>
+    </w:p>
+    <w:p>
+      <w:pPr>
+        <w:spacing w:before="100" w:beforeAutospacing="1" w:after="100" w:afterAutospacing="1"/>
+        <w:rPr>
+          <w:rFonts w:ascii="Times New Roman" w:eastAsia="Times New Roman" w:hAnsi="Times New Roman" w:cs="Times New Roman"/>
+          <w:sz w:val="24"/>
+          <w:szCs w:val="24"/>
+        </w:rPr>
+      </w:pPr>
+      <w:r>
+        <w:rPr>
+          <w:rFonts w:ascii="Times New Roman" w:eastAsia="Times New Roman" w:hAnsi="Times New Roman" w:cs="Times New Roman"/>
+          <w:sz w:val="24"/>
+          <w:szCs w:val="24"/>
+        </w:rPr>
+        <w:t>DELETE Request:</w:t>
+      </w:r>
+      <w:r>
+        <w:rPr>
+          <w:rFonts w:ascii="Times New Roman" w:eastAsia="Times New Roman" w:hAnsi="Times New Roman" w:cs="Times New Roman"/>
+          <w:sz w:val="24"/>
+          <w:szCs w:val="24"/>
+        </w:rPr>
+        <w:br/>
+        <w:t>Used to delete data from the server.</w:t>
+      </w:r>
+    </w:p>
+    <w:p>
+      <w:pPr>
+        <w:rPr>
+          <w:rFonts w:ascii="Times New Roman" w:eastAsia="Times New Roman" w:hAnsi="Times New Roman" w:cs="Times New Roman"/>
+          <w:sz w:val="24"/>
+          <w:szCs w:val="24"/>
+        </w:rPr>
+      </w:pPr>
+      <w:r>
+        <w:rPr>
+          <w:rFonts w:ascii="Times New Roman" w:eastAsia="Times New Roman" w:hAnsi="Times New Roman" w:cs="Times New Roman"/>
           <w:sz w:val="24"/>
           <w:szCs w:val="24"/>
         </w:rPr>
@@ -5060,138 +7708,91 @@
     </w:p>
     <w:p>
       <w:pPr>
-        <w:pStyle w:val="Heading3"/>
-        <w:rPr>
-          <w:sz w:val="24"/>
-          <w:szCs w:val="24"/>
-        </w:rPr>
-      </w:pPr>
-      <w:r>
-        <w:rPr>
-          <w:sz w:val="24"/>
-          <w:szCs w:val="24"/>
-        </w:rPr>
-        <w:t xml:space="preserve">8. </w:t>
+        <w:numPr>
+          <w:ilvl w:val="0"/>
+          <w:numId w:val="18"/>
+        </w:numPr>
+        <w:spacing w:before="100" w:beforeAutospacing="1" w:after="100" w:afterAutospacing="1"/>
+        <w:rPr>
+          <w:rFonts w:ascii="Times New Roman" w:eastAsia="Times New Roman" w:hAnsi="Times New Roman" w:cs="Times New Roman"/>
+          <w:sz w:val="24"/>
+          <w:szCs w:val="24"/>
+        </w:rPr>
+      </w:pPr>
+      <w:r>
+        <w:rPr>
+          <w:rFonts w:ascii="Times New Roman" w:eastAsia="Times New Roman" w:hAnsi="Times New Roman" w:cs="Times New Roman"/>
+          <w:sz w:val="24"/>
+          <w:szCs w:val="24"/>
+        </w:rPr>
+        <w:t>HANDLING RESPONSES AND ERRORS</w:t>
+      </w:r>
+    </w:p>
+    <w:p>
+      <w:pPr>
+        <w:spacing w:before="100" w:beforeAutospacing="1" w:after="100" w:afterAutospacing="1"/>
+        <w:rPr>
+          <w:rFonts w:ascii="Times New Roman" w:eastAsia="Times New Roman" w:hAnsi="Times New Roman" w:cs="Times New Roman"/>
+          <w:sz w:val="24"/>
+          <w:szCs w:val="24"/>
+        </w:rPr>
+      </w:pPr>
+      <w:r>
+        <w:rPr>
+          <w:rFonts w:ascii="Times New Roman" w:eastAsia="Times New Roman" w:hAnsi="Times New Roman" w:cs="Times New Roman"/>
+          <w:sz w:val="24"/>
+          <w:szCs w:val="24"/>
+        </w:rPr>
+        <w:t>The Fetch API provides a response object that contains information such as status codes and headers. Developers must check if the response is successful before processing the data.</w:t>
+      </w:r>
+    </w:p>
+    <w:p>
+      <w:pPr>
+        <w:spacing w:before="100" w:beforeAutospacing="1" w:after="100" w:afterAutospacing="1"/>
+        <w:rPr>
+          <w:rFonts w:ascii="Times New Roman" w:eastAsia="Times New Roman" w:hAnsi="Times New Roman" w:cs="Times New Roman"/>
+          <w:sz w:val="24"/>
+          <w:szCs w:val="24"/>
+        </w:rPr>
+      </w:pPr>
+      <w:r>
+        <w:rPr>
+          <w:rFonts w:ascii="Times New Roman" w:eastAsia="Times New Roman" w:hAnsi="Times New Roman" w:cs="Times New Roman"/>
+          <w:sz w:val="24"/>
+          <w:szCs w:val="24"/>
+        </w:rPr>
+        <w:t xml:space="preserve">Error handling is done using the catch block or try-catch in </w:t>
       </w:r>
       <w:proofErr w:type="spellStart"/>
       <w:r>
         <w:rPr>
-          <w:rStyle w:val="HTMLCode"/>
-          <w:rFonts w:ascii="Times New Roman" w:hAnsi="Times New Roman" w:cs="Times New Roman"/>
-          <w:sz w:val="24"/>
-          <w:szCs w:val="24"/>
-        </w:rPr>
-        <w:t>npm</w:t>
+          <w:rFonts w:ascii="Times New Roman" w:eastAsia="Times New Roman" w:hAnsi="Times New Roman" w:cs="Times New Roman"/>
+          <w:sz w:val="24"/>
+          <w:szCs w:val="24"/>
+        </w:rPr>
+        <w:t>async</w:t>
       </w:r>
       <w:proofErr w:type="spellEnd"/>
       <w:r>
         <w:rPr>
-          <w:rStyle w:val="HTMLCode"/>
-          <w:rFonts w:ascii="Times New Roman" w:hAnsi="Times New Roman" w:cs="Times New Roman"/>
-          <w:sz w:val="24"/>
-          <w:szCs w:val="24"/>
-        </w:rPr>
-        <w:t xml:space="preserve"> run</w:t>
-      </w:r>
-    </w:p>
-    <w:p>
-      <w:pPr>
-        <w:pStyle w:val="NormalWeb"/>
-      </w:pPr>
-      <w:r>
-        <w:t xml:space="preserve">Runs custom scripts defined in </w:t>
-      </w:r>
-      <w:proofErr w:type="spellStart"/>
-      <w:proofErr w:type="gramStart"/>
-      <w:r>
-        <w:rPr>
-          <w:rStyle w:val="HTMLCode"/>
-          <w:rFonts w:ascii="Times New Roman" w:hAnsi="Times New Roman" w:cs="Times New Roman"/>
-          <w:sz w:val="24"/>
-          <w:szCs w:val="24"/>
-        </w:rPr>
-        <w:t>package.json</w:t>
-      </w:r>
-      <w:proofErr w:type="spellEnd"/>
-      <w:proofErr w:type="gramEnd"/>
-      <w:r>
-        <w:t>.</w:t>
-      </w:r>
-    </w:p>
-    <w:p>
-      <w:pPr>
-        <w:pStyle w:val="HTMLPreformatted"/>
-        <w:rPr>
-          <w:rStyle w:val="HTMLCode"/>
-          <w:rFonts w:ascii="Times New Roman" w:hAnsi="Times New Roman" w:cs="Times New Roman"/>
-          <w:sz w:val="24"/>
-          <w:szCs w:val="24"/>
-        </w:rPr>
-      </w:pPr>
-      <w:proofErr w:type="spellStart"/>
-      <w:r>
-        <w:rPr>
-          <w:rStyle w:val="HTMLCode"/>
-          <w:rFonts w:ascii="Times New Roman" w:hAnsi="Times New Roman" w:cs="Times New Roman"/>
-          <w:sz w:val="24"/>
-          <w:szCs w:val="24"/>
-        </w:rPr>
-        <w:lastRenderedPageBreak/>
-        <w:t>npm</w:t>
-      </w:r>
-      <w:proofErr w:type="spellEnd"/>
-      <w:r>
-        <w:rPr>
-          <w:rStyle w:val="HTMLCode"/>
-          <w:rFonts w:ascii="Times New Roman" w:hAnsi="Times New Roman" w:cs="Times New Roman"/>
-          <w:sz w:val="24"/>
-          <w:szCs w:val="24"/>
-        </w:rPr>
-        <w:t xml:space="preserve"> run dev</w:t>
-      </w:r>
-    </w:p>
-    <w:p>
-      <w:pPr>
-        <w:pStyle w:val="HTMLPreformatted"/>
-        <w:rPr>
-          <w:rStyle w:val="HTMLCode"/>
-          <w:rFonts w:ascii="Times New Roman" w:hAnsi="Times New Roman" w:cs="Times New Roman"/>
-          <w:sz w:val="24"/>
-          <w:szCs w:val="24"/>
-        </w:rPr>
-      </w:pPr>
-      <w:proofErr w:type="spellStart"/>
-      <w:r>
-        <w:rPr>
-          <w:rStyle w:val="HTMLCode"/>
-          <w:rFonts w:ascii="Times New Roman" w:hAnsi="Times New Roman" w:cs="Times New Roman"/>
-          <w:sz w:val="24"/>
-          <w:szCs w:val="24"/>
-        </w:rPr>
-        <w:t>npm</w:t>
-      </w:r>
-      <w:proofErr w:type="spellEnd"/>
-      <w:r>
-        <w:rPr>
-          <w:rStyle w:val="HTMLCode"/>
-          <w:rFonts w:ascii="Times New Roman" w:hAnsi="Times New Roman" w:cs="Times New Roman"/>
-          <w:sz w:val="24"/>
-          <w:szCs w:val="24"/>
-        </w:rPr>
-        <w:t xml:space="preserve"> run build</w:t>
-      </w:r>
-    </w:p>
-    <w:p>
-      <w:pPr>
-        <w:rPr>
-          <w:rFonts w:ascii="Times New Roman" w:hAnsi="Times New Roman" w:cs="Times New Roman"/>
-          <w:sz w:val="24"/>
-          <w:szCs w:val="24"/>
-        </w:rPr>
-      </w:pPr>
-      <w:r>
-        <w:rPr>
-          <w:rFonts w:ascii="Times New Roman" w:hAnsi="Times New Roman" w:cs="Times New Roman"/>
+          <w:rFonts w:ascii="Times New Roman" w:eastAsia="Times New Roman" w:hAnsi="Times New Roman" w:cs="Times New Roman"/>
+          <w:sz w:val="24"/>
+          <w:szCs w:val="24"/>
+        </w:rPr>
+        <w:t xml:space="preserve"> functions.</w:t>
+      </w:r>
+    </w:p>
+    <w:p>
+      <w:pPr>
+        <w:rPr>
+          <w:rFonts w:ascii="Times New Roman" w:eastAsia="Times New Roman" w:hAnsi="Times New Roman" w:cs="Times New Roman"/>
+          <w:sz w:val="24"/>
+          <w:szCs w:val="24"/>
+        </w:rPr>
+      </w:pPr>
+      <w:r>
+        <w:rPr>
+          <w:rFonts w:ascii="Times New Roman" w:eastAsia="Times New Roman" w:hAnsi="Times New Roman" w:cs="Times New Roman"/>
           <w:sz w:val="24"/>
           <w:szCs w:val="24"/>
         </w:rPr>
@@ -5202,101 +7803,268 @@
     </w:p>
     <w:p>
       <w:pPr>
-        <w:pStyle w:val="Heading3"/>
-        <w:rPr>
-          <w:sz w:val="24"/>
-          <w:szCs w:val="24"/>
-        </w:rPr>
-      </w:pPr>
-      <w:r>
-        <w:rPr>
-          <w:sz w:val="24"/>
-          <w:szCs w:val="24"/>
-        </w:rPr>
-        <w:t xml:space="preserve">9. </w:t>
-      </w:r>
+        <w:numPr>
+          <w:ilvl w:val="0"/>
+          <w:numId w:val="19"/>
+        </w:numPr>
+        <w:spacing w:before="100" w:beforeAutospacing="1" w:after="100" w:afterAutospacing="1"/>
+        <w:rPr>
+          <w:rFonts w:ascii="Times New Roman" w:eastAsia="Times New Roman" w:hAnsi="Times New Roman" w:cs="Times New Roman"/>
+          <w:sz w:val="24"/>
+          <w:szCs w:val="24"/>
+        </w:rPr>
+      </w:pPr>
+      <w:r>
+        <w:rPr>
+          <w:rFonts w:ascii="Times New Roman" w:eastAsia="Times New Roman" w:hAnsi="Times New Roman" w:cs="Times New Roman"/>
+          <w:sz w:val="24"/>
+          <w:szCs w:val="24"/>
+        </w:rPr>
+        <w:t>USING FETCH API WITH ASYNC AND AWAIT</w:t>
+      </w:r>
+    </w:p>
+    <w:p>
+      <w:pPr>
+        <w:spacing w:before="100" w:beforeAutospacing="1" w:after="100" w:afterAutospacing="1"/>
+        <w:rPr>
+          <w:rFonts w:ascii="Times New Roman" w:eastAsia="Times New Roman" w:hAnsi="Times New Roman" w:cs="Times New Roman"/>
+          <w:sz w:val="24"/>
+          <w:szCs w:val="24"/>
+        </w:rPr>
+      </w:pPr>
       <w:proofErr w:type="spellStart"/>
       <w:r>
         <w:rPr>
-          <w:rStyle w:val="HTMLCode"/>
-          <w:rFonts w:ascii="Times New Roman" w:hAnsi="Times New Roman" w:cs="Times New Roman"/>
-          <w:sz w:val="24"/>
-          <w:szCs w:val="24"/>
-        </w:rPr>
-        <w:t>npm</w:t>
+          <w:rFonts w:ascii="Times New Roman" w:eastAsia="Times New Roman" w:hAnsi="Times New Roman" w:cs="Times New Roman"/>
+          <w:sz w:val="24"/>
+          <w:szCs w:val="24"/>
+        </w:rPr>
+        <w:t>Async</w:t>
       </w:r>
       <w:proofErr w:type="spellEnd"/>
       <w:r>
         <w:rPr>
-          <w:rStyle w:val="HTMLCode"/>
-          <w:rFonts w:ascii="Times New Roman" w:hAnsi="Times New Roman" w:cs="Times New Roman"/>
-          <w:sz w:val="24"/>
-          <w:szCs w:val="24"/>
-        </w:rPr>
-        <w:t xml:space="preserve"> install -g</w:t>
-      </w:r>
-    </w:p>
-    <w:p>
-      <w:pPr>
-        <w:pStyle w:val="NormalWeb"/>
-      </w:pPr>
-      <w:r>
-        <w:t>Installs packages globally.</w:t>
-      </w:r>
-    </w:p>
-    <w:p>
-      <w:pPr>
-        <w:pStyle w:val="HTMLPreformatted"/>
-        <w:rPr>
-          <w:rStyle w:val="HTMLCode"/>
-          <w:rFonts w:ascii="Times New Roman" w:hAnsi="Times New Roman" w:cs="Times New Roman"/>
-          <w:sz w:val="24"/>
-          <w:szCs w:val="24"/>
-        </w:rPr>
-      </w:pPr>
+          <w:rFonts w:ascii="Times New Roman" w:eastAsia="Times New Roman" w:hAnsi="Times New Roman" w:cs="Times New Roman"/>
+          <w:sz w:val="24"/>
+          <w:szCs w:val="24"/>
+        </w:rPr>
+        <w:t xml:space="preserve"> and await provide a cleaner and more readable way to write asynchronous code.</w:t>
+      </w:r>
+    </w:p>
+    <w:p>
+      <w:pPr>
+        <w:spacing w:before="100" w:beforeAutospacing="1" w:after="100" w:afterAutospacing="1"/>
+        <w:rPr>
+          <w:rFonts w:ascii="Times New Roman" w:eastAsia="Times New Roman" w:hAnsi="Times New Roman" w:cs="Times New Roman"/>
+          <w:sz w:val="24"/>
+          <w:szCs w:val="24"/>
+        </w:rPr>
+      </w:pPr>
+      <w:r>
+        <w:rPr>
+          <w:rFonts w:ascii="Times New Roman" w:eastAsia="Times New Roman" w:hAnsi="Times New Roman" w:cs="Times New Roman"/>
+          <w:sz w:val="24"/>
+          <w:szCs w:val="24"/>
+        </w:rPr>
+        <w:t>Example:</w:t>
+      </w:r>
+      <w:r>
+        <w:rPr>
+          <w:rFonts w:ascii="Times New Roman" w:eastAsia="Times New Roman" w:hAnsi="Times New Roman" w:cs="Times New Roman"/>
+          <w:sz w:val="24"/>
+          <w:szCs w:val="24"/>
+        </w:rPr>
+        <w:br/>
+      </w:r>
       <w:proofErr w:type="spellStart"/>
       <w:r>
         <w:rPr>
-          <w:rStyle w:val="HTMLCode"/>
-          <w:rFonts w:ascii="Times New Roman" w:hAnsi="Times New Roman" w:cs="Times New Roman"/>
-          <w:sz w:val="24"/>
-          <w:szCs w:val="24"/>
-        </w:rPr>
-        <w:t>npm</w:t>
+          <w:rFonts w:ascii="Times New Roman" w:eastAsia="Times New Roman" w:hAnsi="Times New Roman" w:cs="Times New Roman"/>
+          <w:sz w:val="24"/>
+          <w:szCs w:val="24"/>
+        </w:rPr>
+        <w:t>async</w:t>
       </w:r>
       <w:proofErr w:type="spellEnd"/>
       <w:r>
         <w:rPr>
-          <w:rStyle w:val="HTMLCode"/>
-          <w:rFonts w:ascii="Times New Roman" w:hAnsi="Times New Roman" w:cs="Times New Roman"/>
-          <w:sz w:val="24"/>
-          <w:szCs w:val="24"/>
-        </w:rPr>
-        <w:t xml:space="preserve"> install -g </w:t>
+          <w:rFonts w:ascii="Times New Roman" w:eastAsia="Times New Roman" w:hAnsi="Times New Roman" w:cs="Times New Roman"/>
+          <w:sz w:val="24"/>
+          <w:szCs w:val="24"/>
+        </w:rPr>
+        <w:t xml:space="preserve"> function </w:t>
       </w:r>
       <w:proofErr w:type="spellStart"/>
       <w:r>
         <w:rPr>
-          <w:rStyle w:val="HTMLCode"/>
-          <w:rFonts w:ascii="Times New Roman" w:hAnsi="Times New Roman" w:cs="Times New Roman"/>
-          <w:sz w:val="24"/>
-          <w:szCs w:val="24"/>
-        </w:rPr>
-        <w:t>nodemon</w:t>
+          <w:rFonts w:ascii="Times New Roman" w:eastAsia="Times New Roman" w:hAnsi="Times New Roman" w:cs="Times New Roman"/>
+          <w:sz w:val="24"/>
+          <w:szCs w:val="24"/>
+        </w:rPr>
+        <w:t>getData</w:t>
       </w:r>
       <w:proofErr w:type="spellEnd"/>
-    </w:p>
-    <w:p>
-      <w:pPr>
-        <w:rPr>
-          <w:rFonts w:ascii="Times New Roman" w:hAnsi="Times New Roman" w:cs="Times New Roman"/>
-          <w:sz w:val="24"/>
-          <w:szCs w:val="24"/>
-        </w:rPr>
-      </w:pPr>
-      <w:r>
-        <w:rPr>
-          <w:rFonts w:ascii="Times New Roman" w:hAnsi="Times New Roman" w:cs="Times New Roman"/>
+      <w:r>
+        <w:rPr>
+          <w:rFonts w:ascii="Times New Roman" w:eastAsia="Times New Roman" w:hAnsi="Times New Roman" w:cs="Times New Roman"/>
+          <w:sz w:val="24"/>
+          <w:szCs w:val="24"/>
+        </w:rPr>
+        <w:t>() {</w:t>
+      </w:r>
+      <w:r>
+        <w:rPr>
+          <w:rFonts w:ascii="Times New Roman" w:eastAsia="Times New Roman" w:hAnsi="Times New Roman" w:cs="Times New Roman"/>
+          <w:sz w:val="24"/>
+          <w:szCs w:val="24"/>
+        </w:rPr>
+        <w:br/>
+        <w:t>try {</w:t>
+      </w:r>
+      <w:r>
+        <w:rPr>
+          <w:rFonts w:ascii="Times New Roman" w:eastAsia="Times New Roman" w:hAnsi="Times New Roman" w:cs="Times New Roman"/>
+          <w:sz w:val="24"/>
+          <w:szCs w:val="24"/>
+        </w:rPr>
+        <w:br/>
+      </w:r>
+      <w:proofErr w:type="spellStart"/>
+      <w:r>
+        <w:rPr>
+          <w:rFonts w:ascii="Times New Roman" w:eastAsia="Times New Roman" w:hAnsi="Times New Roman" w:cs="Times New Roman"/>
+          <w:sz w:val="24"/>
+          <w:szCs w:val="24"/>
+        </w:rPr>
+        <w:t>const</w:t>
+      </w:r>
+      <w:proofErr w:type="spellEnd"/>
+      <w:r>
+        <w:rPr>
+          <w:rFonts w:ascii="Times New Roman" w:eastAsia="Times New Roman" w:hAnsi="Times New Roman" w:cs="Times New Roman"/>
+          <w:sz w:val="24"/>
+          <w:szCs w:val="24"/>
+        </w:rPr>
+        <w:t xml:space="preserve"> response = await fetch("https://api.example.com/users");</w:t>
+      </w:r>
+      <w:r>
+        <w:rPr>
+          <w:rFonts w:ascii="Times New Roman" w:eastAsia="Times New Roman" w:hAnsi="Times New Roman" w:cs="Times New Roman"/>
+          <w:sz w:val="24"/>
+          <w:szCs w:val="24"/>
+        </w:rPr>
+        <w:br/>
+      </w:r>
+      <w:proofErr w:type="spellStart"/>
+      <w:r>
+        <w:rPr>
+          <w:rFonts w:ascii="Times New Roman" w:eastAsia="Times New Roman" w:hAnsi="Times New Roman" w:cs="Times New Roman"/>
+          <w:sz w:val="24"/>
+          <w:szCs w:val="24"/>
+        </w:rPr>
+        <w:t>const</w:t>
+      </w:r>
+      <w:proofErr w:type="spellEnd"/>
+      <w:r>
+        <w:rPr>
+          <w:rFonts w:ascii="Times New Roman" w:eastAsia="Times New Roman" w:hAnsi="Times New Roman" w:cs="Times New Roman"/>
+          <w:sz w:val="24"/>
+          <w:szCs w:val="24"/>
+        </w:rPr>
+        <w:t xml:space="preserve"> data = await </w:t>
+      </w:r>
+      <w:proofErr w:type="spellStart"/>
+      <w:r>
+        <w:rPr>
+          <w:rFonts w:ascii="Times New Roman" w:eastAsia="Times New Roman" w:hAnsi="Times New Roman" w:cs="Times New Roman"/>
+          <w:sz w:val="24"/>
+          <w:szCs w:val="24"/>
+        </w:rPr>
+        <w:t>response.json</w:t>
+      </w:r>
+      <w:proofErr w:type="spellEnd"/>
+      <w:r>
+        <w:rPr>
+          <w:rFonts w:ascii="Times New Roman" w:eastAsia="Times New Roman" w:hAnsi="Times New Roman" w:cs="Times New Roman"/>
+          <w:sz w:val="24"/>
+          <w:szCs w:val="24"/>
+        </w:rPr>
+        <w:t>();</w:t>
+      </w:r>
+      <w:r>
+        <w:rPr>
+          <w:rFonts w:ascii="Times New Roman" w:eastAsia="Times New Roman" w:hAnsi="Times New Roman" w:cs="Times New Roman"/>
+          <w:sz w:val="24"/>
+          <w:szCs w:val="24"/>
+        </w:rPr>
+        <w:br/>
+        <w:t>console.log(data);</w:t>
+      </w:r>
+      <w:r>
+        <w:rPr>
+          <w:rFonts w:ascii="Times New Roman" w:eastAsia="Times New Roman" w:hAnsi="Times New Roman" w:cs="Times New Roman"/>
+          <w:sz w:val="24"/>
+          <w:szCs w:val="24"/>
+        </w:rPr>
+        <w:br/>
+        <w:t>} catch (error) {</w:t>
+      </w:r>
+      <w:r>
+        <w:rPr>
+          <w:rFonts w:ascii="Times New Roman" w:eastAsia="Times New Roman" w:hAnsi="Times New Roman" w:cs="Times New Roman"/>
+          <w:sz w:val="24"/>
+          <w:szCs w:val="24"/>
+        </w:rPr>
+        <w:br/>
+      </w:r>
+      <w:proofErr w:type="spellStart"/>
+      <w:r>
+        <w:rPr>
+          <w:rFonts w:ascii="Times New Roman" w:eastAsia="Times New Roman" w:hAnsi="Times New Roman" w:cs="Times New Roman"/>
+          <w:sz w:val="24"/>
+          <w:szCs w:val="24"/>
+        </w:rPr>
+        <w:t>console.error</w:t>
+      </w:r>
+      <w:proofErr w:type="spellEnd"/>
+      <w:r>
+        <w:rPr>
+          <w:rFonts w:ascii="Times New Roman" w:eastAsia="Times New Roman" w:hAnsi="Times New Roman" w:cs="Times New Roman"/>
+          <w:sz w:val="24"/>
+          <w:szCs w:val="24"/>
+        </w:rPr>
+        <w:t>(error);</w:t>
+      </w:r>
+      <w:r>
+        <w:rPr>
+          <w:rFonts w:ascii="Times New Roman" w:eastAsia="Times New Roman" w:hAnsi="Times New Roman" w:cs="Times New Roman"/>
+          <w:sz w:val="24"/>
+          <w:szCs w:val="24"/>
+        </w:rPr>
+        <w:br/>
+        <w:t>}</w:t>
+      </w:r>
+      <w:r>
+        <w:rPr>
+          <w:rFonts w:ascii="Times New Roman" w:eastAsia="Times New Roman" w:hAnsi="Times New Roman" w:cs="Times New Roman"/>
+          <w:sz w:val="24"/>
+          <w:szCs w:val="24"/>
+        </w:rPr>
+        <w:br/>
+        <w:t>}</w:t>
+      </w:r>
+    </w:p>
+    <w:p>
+      <w:pPr>
+        <w:rPr>
+          <w:rFonts w:ascii="Times New Roman" w:eastAsia="Times New Roman" w:hAnsi="Times New Roman" w:cs="Times New Roman"/>
+          <w:sz w:val="24"/>
+          <w:szCs w:val="24"/>
+        </w:rPr>
+      </w:pPr>
+      <w:r>
+        <w:rPr>
+          <w:rFonts w:ascii="Times New Roman" w:eastAsia="Times New Roman" w:hAnsi="Times New Roman" w:cs="Times New Roman"/>
           <w:sz w:val="24"/>
           <w:szCs w:val="24"/>
         </w:rPr>
@@ -5307,190 +8075,50 @@
     </w:p>
     <w:p>
       <w:pPr>
-        <w:pStyle w:val="Heading3"/>
-        <w:rPr>
-          <w:sz w:val="24"/>
-          <w:szCs w:val="24"/>
-        </w:rPr>
-      </w:pPr>
-      <w:r>
-        <w:rPr>
-          <w:sz w:val="24"/>
-          <w:szCs w:val="24"/>
-        </w:rPr>
-        <w:t xml:space="preserve">10. </w:t>
-      </w:r>
-      <w:proofErr w:type="spellStart"/>
-      <w:r>
-        <w:rPr>
-          <w:rStyle w:val="HTMLCode"/>
-          <w:rFonts w:ascii="Times New Roman" w:hAnsi="Times New Roman" w:cs="Times New Roman"/>
-          <w:sz w:val="24"/>
-          <w:szCs w:val="24"/>
-        </w:rPr>
-        <w:t>npm</w:t>
-      </w:r>
-      <w:proofErr w:type="spellEnd"/>
-      <w:r>
-        <w:rPr>
-          <w:rStyle w:val="HTMLCode"/>
-          <w:rFonts w:ascii="Times New Roman" w:hAnsi="Times New Roman" w:cs="Times New Roman"/>
-          <w:sz w:val="24"/>
-          <w:szCs w:val="24"/>
-        </w:rPr>
-        <w:t xml:space="preserve"> publish</w:t>
+        <w:numPr>
+          <w:ilvl w:val="0"/>
+          <w:numId w:val="20"/>
+        </w:numPr>
+        <w:spacing w:before="100" w:beforeAutospacing="1" w:after="100" w:afterAutospacing="1"/>
+        <w:rPr>
+          <w:rFonts w:ascii="Times New Roman" w:eastAsia="Times New Roman" w:hAnsi="Times New Roman" w:cs="Times New Roman"/>
+          <w:sz w:val="24"/>
+          <w:szCs w:val="24"/>
+        </w:rPr>
+      </w:pPr>
+      <w:r>
+        <w:rPr>
+          <w:rFonts w:ascii="Times New Roman" w:eastAsia="Times New Roman" w:hAnsi="Times New Roman" w:cs="Times New Roman"/>
+          <w:sz w:val="24"/>
+          <w:szCs w:val="24"/>
+        </w:rPr>
+        <w:t>IMPORTANCE OF FETCH API IN MODERN WEB APPLICATIONS</w:t>
+      </w:r>
+    </w:p>
+    <w:p>
+      <w:pPr>
+        <w:spacing w:before="100" w:beforeAutospacing="1" w:after="100" w:afterAutospacing="1"/>
+        <w:rPr>
+          <w:rFonts w:ascii="Times New Roman" w:eastAsia="Times New Roman" w:hAnsi="Times New Roman" w:cs="Times New Roman"/>
+          <w:sz w:val="24"/>
+          <w:szCs w:val="24"/>
+        </w:rPr>
+      </w:pPr>
+      <w:r>
+        <w:rPr>
+          <w:rFonts w:ascii="Times New Roman" w:eastAsia="Times New Roman" w:hAnsi="Times New Roman" w:cs="Times New Roman"/>
+          <w:sz w:val="24"/>
+          <w:szCs w:val="24"/>
+        </w:rPr>
+        <w:t>The Fetch API is widely used in modern web applications, especially in MERN stack projects, to connect frontend applications with backend services. It helps in building dynamic, data-driven, and scalable applications.</w:t>
       </w:r>
     </w:p>
     <w:p>
       <w:pPr>
         <w:pStyle w:val="NormalWeb"/>
-      </w:pPr>
-      <w:r>
-        <w:t xml:space="preserve">Publishes a package to the </w:t>
-      </w:r>
-      <w:proofErr w:type="spellStart"/>
-      <w:r>
-        <w:t>npm</w:t>
-      </w:r>
-      <w:proofErr w:type="spellEnd"/>
-      <w:r>
-        <w:t xml:space="preserve"> registry.</w:t>
-      </w:r>
-    </w:p>
-    <w:p>
-      <w:pPr>
-        <w:pStyle w:val="HTMLPreformatted"/>
-        <w:rPr>
-          <w:rStyle w:val="HTMLCode"/>
-          <w:rFonts w:ascii="Times New Roman" w:hAnsi="Times New Roman" w:cs="Times New Roman"/>
-          <w:sz w:val="24"/>
-          <w:szCs w:val="24"/>
-        </w:rPr>
-      </w:pPr>
-      <w:proofErr w:type="spellStart"/>
-      <w:r>
-        <w:rPr>
-          <w:rStyle w:val="HTMLCode"/>
-          <w:rFonts w:ascii="Times New Roman" w:hAnsi="Times New Roman" w:cs="Times New Roman"/>
-          <w:sz w:val="24"/>
-          <w:szCs w:val="24"/>
-        </w:rPr>
-        <w:t>npm</w:t>
-      </w:r>
-      <w:proofErr w:type="spellEnd"/>
-      <w:r>
-        <w:rPr>
-          <w:rStyle w:val="HTMLCode"/>
-          <w:rFonts w:ascii="Times New Roman" w:hAnsi="Times New Roman" w:cs="Times New Roman"/>
-          <w:sz w:val="24"/>
-          <w:szCs w:val="24"/>
-        </w:rPr>
-        <w:t xml:space="preserve"> publish</w:t>
-      </w:r>
-    </w:p>
-    <w:p>
-      <w:pPr>
-        <w:rPr>
-          <w:rFonts w:ascii="Times New Roman" w:hAnsi="Times New Roman" w:cs="Times New Roman"/>
-          <w:sz w:val="24"/>
-          <w:szCs w:val="24"/>
-        </w:rPr>
-      </w:pPr>
-      <w:r>
-        <w:rPr>
-          <w:rFonts w:ascii="Times New Roman" w:hAnsi="Times New Roman" w:cs="Times New Roman"/>
-          <w:sz w:val="24"/>
-          <w:szCs w:val="24"/>
-        </w:rPr>
-        <w:pict>
-          <v:rect id="_x0000_i1054" style="width:0;height:1.5pt" o:hralign="center" o:hrstd="t" o:hr="t" fillcolor="#a0a0a0" stroked="f"/>
-        </w:pict>
-      </w:r>
-    </w:p>
-    <w:p>
-      <w:pPr>
-        <w:pStyle w:val="Heading3"/>
-        <w:rPr>
-          <w:sz w:val="24"/>
-          <w:szCs w:val="24"/>
-        </w:rPr>
-      </w:pPr>
-      <w:r>
-        <w:rPr>
-          <w:sz w:val="24"/>
-          <w:szCs w:val="24"/>
-        </w:rPr>
-        <w:t xml:space="preserve">11. </w:t>
-      </w:r>
-      <w:proofErr w:type="spellStart"/>
-      <w:r>
-        <w:rPr>
-          <w:rStyle w:val="HTMLCode"/>
-          <w:rFonts w:ascii="Times New Roman" w:hAnsi="Times New Roman" w:cs="Times New Roman"/>
-          <w:sz w:val="24"/>
-          <w:szCs w:val="24"/>
-        </w:rPr>
-        <w:t>npm</w:t>
-      </w:r>
-      <w:proofErr w:type="spellEnd"/>
-      <w:r>
-        <w:rPr>
-          <w:rStyle w:val="HTMLCode"/>
-          <w:rFonts w:ascii="Times New Roman" w:hAnsi="Times New Roman" w:cs="Times New Roman"/>
-          <w:sz w:val="24"/>
-          <w:szCs w:val="24"/>
-        </w:rPr>
-        <w:t xml:space="preserve"> audit</w:t>
-      </w:r>
-    </w:p>
-    <w:p>
-      <w:pPr>
-        <w:pStyle w:val="NormalWeb"/>
-      </w:pPr>
-      <w:r>
-        <w:t>Checks for security vulnerabilities.</w:t>
-      </w:r>
-    </w:p>
-    <w:p>
-      <w:pPr>
-        <w:pStyle w:val="HTMLPreformatted"/>
-        <w:rPr>
-          <w:rStyle w:val="HTMLCode"/>
-          <w:rFonts w:ascii="Times New Roman" w:hAnsi="Times New Roman" w:cs="Times New Roman"/>
-          <w:sz w:val="24"/>
-          <w:szCs w:val="24"/>
-        </w:rPr>
-      </w:pPr>
-      <w:proofErr w:type="spellStart"/>
-      <w:r>
-        <w:rPr>
-          <w:rStyle w:val="HTMLCode"/>
-          <w:rFonts w:ascii="Times New Roman" w:hAnsi="Times New Roman" w:cs="Times New Roman"/>
-          <w:sz w:val="24"/>
-          <w:szCs w:val="24"/>
-        </w:rPr>
-        <w:t>npm</w:t>
-      </w:r>
-      <w:proofErr w:type="spellEnd"/>
-      <w:r>
-        <w:rPr>
-          <w:rStyle w:val="HTMLCode"/>
-          <w:rFonts w:ascii="Times New Roman" w:hAnsi="Times New Roman" w:cs="Times New Roman"/>
-          <w:sz w:val="24"/>
-          <w:szCs w:val="24"/>
-        </w:rPr>
-        <w:t xml:space="preserve"> audit</w:t>
-      </w:r>
-    </w:p>
-    <w:p>
-      <w:pPr>
-        <w:spacing w:before="100" w:beforeAutospacing="1" w:after="100" w:afterAutospacing="1"/>
-        <w:rPr>
-          <w:rFonts w:ascii="Times New Roman" w:eastAsia="Times New Roman" w:hAnsi="Times New Roman" w:cs="Times New Roman"/>
+        <w:rPr>
           <w:b/>
           <w:color w:val="FF0000"/>
-          <w:sz w:val="24"/>
-          <w:szCs w:val="24"/>
         </w:rPr>
       </w:pPr>
     </w:p>
@@ -5666,6 +8294,232 @@
     </w:lvl>
   </w:abstractNum>
   <w:abstractNum w:abstractNumId="1" w15:restartNumberingAfterBreak="0">
+    <w:nsid w:val="091A4AD5"/>
+    <w:multiLevelType w:val="multilevel"/>
+    <w:tmpl w:val="19229F16"/>
+    <w:lvl w:ilvl="0">
+      <w:start w:val="6"/>
+      <w:numFmt w:val="decimal"/>
+      <w:lvlText w:val="%1."/>
+      <w:lvlJc w:val="left"/>
+      <w:pPr>
+        <w:tabs>
+          <w:tab w:val="num" w:pos="720"/>
+        </w:tabs>
+        <w:ind w:left="720" w:hanging="360"/>
+      </w:pPr>
+    </w:lvl>
+    <w:lvl w:ilvl="1" w:tentative="1">
+      <w:start w:val="1"/>
+      <w:numFmt w:val="decimal"/>
+      <w:lvlText w:val="%2."/>
+      <w:lvlJc w:val="left"/>
+      <w:pPr>
+        <w:tabs>
+          <w:tab w:val="num" w:pos="1440"/>
+        </w:tabs>
+        <w:ind w:left="1440" w:hanging="360"/>
+      </w:pPr>
+    </w:lvl>
+    <w:lvl w:ilvl="2" w:tentative="1">
+      <w:start w:val="1"/>
+      <w:numFmt w:val="decimal"/>
+      <w:lvlText w:val="%3."/>
+      <w:lvlJc w:val="left"/>
+      <w:pPr>
+        <w:tabs>
+          <w:tab w:val="num" w:pos="2160"/>
+        </w:tabs>
+        <w:ind w:left="2160" w:hanging="360"/>
+      </w:pPr>
+    </w:lvl>
+    <w:lvl w:ilvl="3" w:tentative="1">
+      <w:start w:val="1"/>
+      <w:numFmt w:val="decimal"/>
+      <w:lvlText w:val="%4."/>
+      <w:lvlJc w:val="left"/>
+      <w:pPr>
+        <w:tabs>
+          <w:tab w:val="num" w:pos="2880"/>
+        </w:tabs>
+        <w:ind w:left="2880" w:hanging="360"/>
+      </w:pPr>
+    </w:lvl>
+    <w:lvl w:ilvl="4" w:tentative="1">
+      <w:start w:val="1"/>
+      <w:numFmt w:val="decimal"/>
+      <w:lvlText w:val="%5."/>
+      <w:lvlJc w:val="left"/>
+      <w:pPr>
+        <w:tabs>
+          <w:tab w:val="num" w:pos="3600"/>
+        </w:tabs>
+        <w:ind w:left="3600" w:hanging="360"/>
+      </w:pPr>
+    </w:lvl>
+    <w:lvl w:ilvl="5" w:tentative="1">
+      <w:start w:val="1"/>
+      <w:numFmt w:val="decimal"/>
+      <w:lvlText w:val="%6."/>
+      <w:lvlJc w:val="left"/>
+      <w:pPr>
+        <w:tabs>
+          <w:tab w:val="num" w:pos="4320"/>
+        </w:tabs>
+        <w:ind w:left="4320" w:hanging="360"/>
+      </w:pPr>
+    </w:lvl>
+    <w:lvl w:ilvl="6" w:tentative="1">
+      <w:start w:val="1"/>
+      <w:numFmt w:val="decimal"/>
+      <w:lvlText w:val="%7."/>
+      <w:lvlJc w:val="left"/>
+      <w:pPr>
+        <w:tabs>
+          <w:tab w:val="num" w:pos="5040"/>
+        </w:tabs>
+        <w:ind w:left="5040" w:hanging="360"/>
+      </w:pPr>
+    </w:lvl>
+    <w:lvl w:ilvl="7" w:tentative="1">
+      <w:start w:val="1"/>
+      <w:numFmt w:val="decimal"/>
+      <w:lvlText w:val="%8."/>
+      <w:lvlJc w:val="left"/>
+      <w:pPr>
+        <w:tabs>
+          <w:tab w:val="num" w:pos="5760"/>
+        </w:tabs>
+        <w:ind w:left="5760" w:hanging="360"/>
+      </w:pPr>
+    </w:lvl>
+    <w:lvl w:ilvl="8" w:tentative="1">
+      <w:start w:val="1"/>
+      <w:numFmt w:val="decimal"/>
+      <w:lvlText w:val="%9."/>
+      <w:lvlJc w:val="left"/>
+      <w:pPr>
+        <w:tabs>
+          <w:tab w:val="num" w:pos="6480"/>
+        </w:tabs>
+        <w:ind w:left="6480" w:hanging="360"/>
+      </w:pPr>
+    </w:lvl>
+  </w:abstractNum>
+  <w:abstractNum w:abstractNumId="2" w15:restartNumberingAfterBreak="0">
+    <w:nsid w:val="0C235422"/>
+    <w:multiLevelType w:val="multilevel"/>
+    <w:tmpl w:val="AE7ECDCC"/>
+    <w:lvl w:ilvl="0">
+      <w:start w:val="1"/>
+      <w:numFmt w:val="decimal"/>
+      <w:lvlText w:val="%1."/>
+      <w:lvlJc w:val="left"/>
+      <w:pPr>
+        <w:tabs>
+          <w:tab w:val="num" w:pos="720"/>
+        </w:tabs>
+        <w:ind w:left="720" w:hanging="360"/>
+      </w:pPr>
+    </w:lvl>
+    <w:lvl w:ilvl="1" w:tentative="1">
+      <w:start w:val="1"/>
+      <w:numFmt w:val="decimal"/>
+      <w:lvlText w:val="%2."/>
+      <w:lvlJc w:val="left"/>
+      <w:pPr>
+        <w:tabs>
+          <w:tab w:val="num" w:pos="1440"/>
+        </w:tabs>
+        <w:ind w:left="1440" w:hanging="360"/>
+      </w:pPr>
+    </w:lvl>
+    <w:lvl w:ilvl="2" w:tentative="1">
+      <w:start w:val="1"/>
+      <w:numFmt w:val="decimal"/>
+      <w:lvlText w:val="%3."/>
+      <w:lvlJc w:val="left"/>
+      <w:pPr>
+        <w:tabs>
+          <w:tab w:val="num" w:pos="2160"/>
+        </w:tabs>
+        <w:ind w:left="2160" w:hanging="360"/>
+      </w:pPr>
+    </w:lvl>
+    <w:lvl w:ilvl="3" w:tentative="1">
+      <w:start w:val="1"/>
+      <w:numFmt w:val="decimal"/>
+      <w:lvlText w:val="%4."/>
+      <w:lvlJc w:val="left"/>
+      <w:pPr>
+        <w:tabs>
+          <w:tab w:val="num" w:pos="2880"/>
+        </w:tabs>
+        <w:ind w:left="2880" w:hanging="360"/>
+      </w:pPr>
+    </w:lvl>
+    <w:lvl w:ilvl="4" w:tentative="1">
+      <w:start w:val="1"/>
+      <w:numFmt w:val="decimal"/>
+      <w:lvlText w:val="%5."/>
+      <w:lvlJc w:val="left"/>
+      <w:pPr>
+        <w:tabs>
+          <w:tab w:val="num" w:pos="3600"/>
+        </w:tabs>
+        <w:ind w:left="3600" w:hanging="360"/>
+      </w:pPr>
+    </w:lvl>
+    <w:lvl w:ilvl="5" w:tentative="1">
+      <w:start w:val="1"/>
+      <w:numFmt w:val="decimal"/>
+      <w:lvlText w:val="%6."/>
+      <w:lvlJc w:val="left"/>
+      <w:pPr>
+        <w:tabs>
+          <w:tab w:val="num" w:pos="4320"/>
+        </w:tabs>
+        <w:ind w:left="4320" w:hanging="360"/>
+      </w:pPr>
+    </w:lvl>
+    <w:lvl w:ilvl="6" w:tentative="1">
+      <w:start w:val="1"/>
+      <w:numFmt w:val="decimal"/>
+      <w:lvlText w:val="%7."/>
+      <w:lvlJc w:val="left"/>
+      <w:pPr>
+        <w:tabs>
+          <w:tab w:val="num" w:pos="5040"/>
+        </w:tabs>
+        <w:ind w:left="5040" w:hanging="360"/>
+      </w:pPr>
+    </w:lvl>
+    <w:lvl w:ilvl="7" w:tentative="1">
+      <w:start w:val="1"/>
+      <w:numFmt w:val="decimal"/>
+      <w:lvlText w:val="%8."/>
+      <w:lvlJc w:val="left"/>
+      <w:pPr>
+        <w:tabs>
+          <w:tab w:val="num" w:pos="5760"/>
+        </w:tabs>
+        <w:ind w:left="5760" w:hanging="360"/>
+      </w:pPr>
+    </w:lvl>
+    <w:lvl w:ilvl="8" w:tentative="1">
+      <w:start w:val="1"/>
+      <w:numFmt w:val="decimal"/>
+      <w:lvlText w:val="%9."/>
+      <w:lvlJc w:val="left"/>
+      <w:pPr>
+        <w:tabs>
+          <w:tab w:val="num" w:pos="6480"/>
+        </w:tabs>
+        <w:ind w:left="6480" w:hanging="360"/>
+      </w:pPr>
+    </w:lvl>
+  </w:abstractNum>
+  <w:abstractNum w:abstractNumId="3" w15:restartNumberingAfterBreak="0">
     <w:nsid w:val="0F6C44F8"/>
     <w:multiLevelType w:val="multilevel"/>
     <w:tmpl w:val="642EA9BA"/>
@@ -5814,7 +8668,1728 @@
       </w:rPr>
     </w:lvl>
   </w:abstractNum>
-  <w:abstractNum w:abstractNumId="2" w15:restartNumberingAfterBreak="0">
+  <w:abstractNum w:abstractNumId="4" w15:restartNumberingAfterBreak="0">
+    <w:nsid w:val="15F1719C"/>
+    <w:multiLevelType w:val="multilevel"/>
+    <w:tmpl w:val="933625FC"/>
+    <w:lvl w:ilvl="0">
+      <w:start w:val="1"/>
+      <w:numFmt w:val="bullet"/>
+      <w:lvlText w:val=""/>
+      <w:lvlJc w:val="left"/>
+      <w:pPr>
+        <w:tabs>
+          <w:tab w:val="num" w:pos="720"/>
+        </w:tabs>
+        <w:ind w:left="720" w:hanging="360"/>
+      </w:pPr>
+      <w:rPr>
+        <w:rFonts w:ascii="Symbol" w:hAnsi="Symbol" w:hint="default"/>
+        <w:sz w:val="20"/>
+      </w:rPr>
+    </w:lvl>
+    <w:lvl w:ilvl="1" w:tentative="1">
+      <w:start w:val="1"/>
+      <w:numFmt w:val="bullet"/>
+      <w:lvlText w:val="o"/>
+      <w:lvlJc w:val="left"/>
+      <w:pPr>
+        <w:tabs>
+          <w:tab w:val="num" w:pos="1440"/>
+        </w:tabs>
+        <w:ind w:left="1440" w:hanging="360"/>
+      </w:pPr>
+      <w:rPr>
+        <w:rFonts w:ascii="Courier New" w:hAnsi="Courier New" w:hint="default"/>
+        <w:sz w:val="20"/>
+      </w:rPr>
+    </w:lvl>
+    <w:lvl w:ilvl="2" w:tentative="1">
+      <w:start w:val="1"/>
+      <w:numFmt w:val="bullet"/>
+      <w:lvlText w:val=""/>
+      <w:lvlJc w:val="left"/>
+      <w:pPr>
+        <w:tabs>
+          <w:tab w:val="num" w:pos="2160"/>
+        </w:tabs>
+        <w:ind w:left="2160" w:hanging="360"/>
+      </w:pPr>
+      <w:rPr>
+        <w:rFonts w:ascii="Wingdings" w:hAnsi="Wingdings" w:hint="default"/>
+        <w:sz w:val="20"/>
+      </w:rPr>
+    </w:lvl>
+    <w:lvl w:ilvl="3" w:tentative="1">
+      <w:start w:val="1"/>
+      <w:numFmt w:val="bullet"/>
+      <w:lvlText w:val=""/>
+      <w:lvlJc w:val="left"/>
+      <w:pPr>
+        <w:tabs>
+          <w:tab w:val="num" w:pos="2880"/>
+        </w:tabs>
+        <w:ind w:left="2880" w:hanging="360"/>
+      </w:pPr>
+      <w:rPr>
+        <w:rFonts w:ascii="Wingdings" w:hAnsi="Wingdings" w:hint="default"/>
+        <w:sz w:val="20"/>
+      </w:rPr>
+    </w:lvl>
+    <w:lvl w:ilvl="4" w:tentative="1">
+      <w:start w:val="1"/>
+      <w:numFmt w:val="bullet"/>
+      <w:lvlText w:val=""/>
+      <w:lvlJc w:val="left"/>
+      <w:pPr>
+        <w:tabs>
+          <w:tab w:val="num" w:pos="3600"/>
+        </w:tabs>
+        <w:ind w:left="3600" w:hanging="360"/>
+      </w:pPr>
+      <w:rPr>
+        <w:rFonts w:ascii="Wingdings" w:hAnsi="Wingdings" w:hint="default"/>
+        <w:sz w:val="20"/>
+      </w:rPr>
+    </w:lvl>
+    <w:lvl w:ilvl="5" w:tentative="1">
+      <w:start w:val="1"/>
+      <w:numFmt w:val="bullet"/>
+      <w:lvlText w:val=""/>
+      <w:lvlJc w:val="left"/>
+      <w:pPr>
+        <w:tabs>
+          <w:tab w:val="num" w:pos="4320"/>
+        </w:tabs>
+        <w:ind w:left="4320" w:hanging="360"/>
+      </w:pPr>
+      <w:rPr>
+        <w:rFonts w:ascii="Wingdings" w:hAnsi="Wingdings" w:hint="default"/>
+        <w:sz w:val="20"/>
+      </w:rPr>
+    </w:lvl>
+    <w:lvl w:ilvl="6" w:tentative="1">
+      <w:start w:val="1"/>
+      <w:numFmt w:val="bullet"/>
+      <w:lvlText w:val=""/>
+      <w:lvlJc w:val="left"/>
+      <w:pPr>
+        <w:tabs>
+          <w:tab w:val="num" w:pos="5040"/>
+        </w:tabs>
+        <w:ind w:left="5040" w:hanging="360"/>
+      </w:pPr>
+      <w:rPr>
+        <w:rFonts w:ascii="Wingdings" w:hAnsi="Wingdings" w:hint="default"/>
+        <w:sz w:val="20"/>
+      </w:rPr>
+    </w:lvl>
+    <w:lvl w:ilvl="7" w:tentative="1">
+      <w:start w:val="1"/>
+      <w:numFmt w:val="bullet"/>
+      <w:lvlText w:val=""/>
+      <w:lvlJc w:val="left"/>
+      <w:pPr>
+        <w:tabs>
+          <w:tab w:val="num" w:pos="5760"/>
+        </w:tabs>
+        <w:ind w:left="5760" w:hanging="360"/>
+      </w:pPr>
+      <w:rPr>
+        <w:rFonts w:ascii="Wingdings" w:hAnsi="Wingdings" w:hint="default"/>
+        <w:sz w:val="20"/>
+      </w:rPr>
+    </w:lvl>
+    <w:lvl w:ilvl="8" w:tentative="1">
+      <w:start w:val="1"/>
+      <w:numFmt w:val="bullet"/>
+      <w:lvlText w:val=""/>
+      <w:lvlJc w:val="left"/>
+      <w:pPr>
+        <w:tabs>
+          <w:tab w:val="num" w:pos="6480"/>
+        </w:tabs>
+        <w:ind w:left="6480" w:hanging="360"/>
+      </w:pPr>
+      <w:rPr>
+        <w:rFonts w:ascii="Wingdings" w:hAnsi="Wingdings" w:hint="default"/>
+        <w:sz w:val="20"/>
+      </w:rPr>
+    </w:lvl>
+  </w:abstractNum>
+  <w:abstractNum w:abstractNumId="5" w15:restartNumberingAfterBreak="0">
+    <w:nsid w:val="17942E87"/>
+    <w:multiLevelType w:val="multilevel"/>
+    <w:tmpl w:val="522248CC"/>
+    <w:lvl w:ilvl="0">
+      <w:start w:val="5"/>
+      <w:numFmt w:val="decimal"/>
+      <w:lvlText w:val="%1."/>
+      <w:lvlJc w:val="left"/>
+      <w:pPr>
+        <w:tabs>
+          <w:tab w:val="num" w:pos="720"/>
+        </w:tabs>
+        <w:ind w:left="720" w:hanging="360"/>
+      </w:pPr>
+    </w:lvl>
+    <w:lvl w:ilvl="1" w:tentative="1">
+      <w:start w:val="1"/>
+      <w:numFmt w:val="decimal"/>
+      <w:lvlText w:val="%2."/>
+      <w:lvlJc w:val="left"/>
+      <w:pPr>
+        <w:tabs>
+          <w:tab w:val="num" w:pos="1440"/>
+        </w:tabs>
+        <w:ind w:left="1440" w:hanging="360"/>
+      </w:pPr>
+    </w:lvl>
+    <w:lvl w:ilvl="2" w:tentative="1">
+      <w:start w:val="1"/>
+      <w:numFmt w:val="decimal"/>
+      <w:lvlText w:val="%3."/>
+      <w:lvlJc w:val="left"/>
+      <w:pPr>
+        <w:tabs>
+          <w:tab w:val="num" w:pos="2160"/>
+        </w:tabs>
+        <w:ind w:left="2160" w:hanging="360"/>
+      </w:pPr>
+    </w:lvl>
+    <w:lvl w:ilvl="3" w:tentative="1">
+      <w:start w:val="1"/>
+      <w:numFmt w:val="decimal"/>
+      <w:lvlText w:val="%4."/>
+      <w:lvlJc w:val="left"/>
+      <w:pPr>
+        <w:tabs>
+          <w:tab w:val="num" w:pos="2880"/>
+        </w:tabs>
+        <w:ind w:left="2880" w:hanging="360"/>
+      </w:pPr>
+    </w:lvl>
+    <w:lvl w:ilvl="4" w:tentative="1">
+      <w:start w:val="1"/>
+      <w:numFmt w:val="decimal"/>
+      <w:lvlText w:val="%5."/>
+      <w:lvlJc w:val="left"/>
+      <w:pPr>
+        <w:tabs>
+          <w:tab w:val="num" w:pos="3600"/>
+        </w:tabs>
+        <w:ind w:left="3600" w:hanging="360"/>
+      </w:pPr>
+    </w:lvl>
+    <w:lvl w:ilvl="5" w:tentative="1">
+      <w:start w:val="1"/>
+      <w:numFmt w:val="decimal"/>
+      <w:lvlText w:val="%6."/>
+      <w:lvlJc w:val="left"/>
+      <w:pPr>
+        <w:tabs>
+          <w:tab w:val="num" w:pos="4320"/>
+        </w:tabs>
+        <w:ind w:left="4320" w:hanging="360"/>
+      </w:pPr>
+    </w:lvl>
+    <w:lvl w:ilvl="6" w:tentative="1">
+      <w:start w:val="1"/>
+      <w:numFmt w:val="decimal"/>
+      <w:lvlText w:val="%7."/>
+      <w:lvlJc w:val="left"/>
+      <w:pPr>
+        <w:tabs>
+          <w:tab w:val="num" w:pos="5040"/>
+        </w:tabs>
+        <w:ind w:left="5040" w:hanging="360"/>
+      </w:pPr>
+    </w:lvl>
+    <w:lvl w:ilvl="7" w:tentative="1">
+      <w:start w:val="1"/>
+      <w:numFmt w:val="decimal"/>
+      <w:lvlText w:val="%8."/>
+      <w:lvlJc w:val="left"/>
+      <w:pPr>
+        <w:tabs>
+          <w:tab w:val="num" w:pos="5760"/>
+        </w:tabs>
+        <w:ind w:left="5760" w:hanging="360"/>
+      </w:pPr>
+    </w:lvl>
+    <w:lvl w:ilvl="8" w:tentative="1">
+      <w:start w:val="1"/>
+      <w:numFmt w:val="decimal"/>
+      <w:lvlText w:val="%9."/>
+      <w:lvlJc w:val="left"/>
+      <w:pPr>
+        <w:tabs>
+          <w:tab w:val="num" w:pos="6480"/>
+        </w:tabs>
+        <w:ind w:left="6480" w:hanging="360"/>
+      </w:pPr>
+    </w:lvl>
+  </w:abstractNum>
+  <w:abstractNum w:abstractNumId="6" w15:restartNumberingAfterBreak="0">
+    <w:nsid w:val="1FC161CA"/>
+    <w:multiLevelType w:val="multilevel"/>
+    <w:tmpl w:val="BC28FE08"/>
+    <w:lvl w:ilvl="0">
+      <w:start w:val="4"/>
+      <w:numFmt w:val="decimal"/>
+      <w:lvlText w:val="%1."/>
+      <w:lvlJc w:val="left"/>
+      <w:pPr>
+        <w:tabs>
+          <w:tab w:val="num" w:pos="720"/>
+        </w:tabs>
+        <w:ind w:left="720" w:hanging="360"/>
+      </w:pPr>
+    </w:lvl>
+    <w:lvl w:ilvl="1" w:tentative="1">
+      <w:start w:val="1"/>
+      <w:numFmt w:val="decimal"/>
+      <w:lvlText w:val="%2."/>
+      <w:lvlJc w:val="left"/>
+      <w:pPr>
+        <w:tabs>
+          <w:tab w:val="num" w:pos="1440"/>
+        </w:tabs>
+        <w:ind w:left="1440" w:hanging="360"/>
+      </w:pPr>
+    </w:lvl>
+    <w:lvl w:ilvl="2" w:tentative="1">
+      <w:start w:val="1"/>
+      <w:numFmt w:val="decimal"/>
+      <w:lvlText w:val="%3."/>
+      <w:lvlJc w:val="left"/>
+      <w:pPr>
+        <w:tabs>
+          <w:tab w:val="num" w:pos="2160"/>
+        </w:tabs>
+        <w:ind w:left="2160" w:hanging="360"/>
+      </w:pPr>
+    </w:lvl>
+    <w:lvl w:ilvl="3" w:tentative="1">
+      <w:start w:val="1"/>
+      <w:numFmt w:val="decimal"/>
+      <w:lvlText w:val="%4."/>
+      <w:lvlJc w:val="left"/>
+      <w:pPr>
+        <w:tabs>
+          <w:tab w:val="num" w:pos="2880"/>
+        </w:tabs>
+        <w:ind w:left="2880" w:hanging="360"/>
+      </w:pPr>
+    </w:lvl>
+    <w:lvl w:ilvl="4" w:tentative="1">
+      <w:start w:val="1"/>
+      <w:numFmt w:val="decimal"/>
+      <w:lvlText w:val="%5."/>
+      <w:lvlJc w:val="left"/>
+      <w:pPr>
+        <w:tabs>
+          <w:tab w:val="num" w:pos="3600"/>
+        </w:tabs>
+        <w:ind w:left="3600" w:hanging="360"/>
+      </w:pPr>
+    </w:lvl>
+    <w:lvl w:ilvl="5" w:tentative="1">
+      <w:start w:val="1"/>
+      <w:numFmt w:val="decimal"/>
+      <w:lvlText w:val="%6."/>
+      <w:lvlJc w:val="left"/>
+      <w:pPr>
+        <w:tabs>
+          <w:tab w:val="num" w:pos="4320"/>
+        </w:tabs>
+        <w:ind w:left="4320" w:hanging="360"/>
+      </w:pPr>
+    </w:lvl>
+    <w:lvl w:ilvl="6" w:tentative="1">
+      <w:start w:val="1"/>
+      <w:numFmt w:val="decimal"/>
+      <w:lvlText w:val="%7."/>
+      <w:lvlJc w:val="left"/>
+      <w:pPr>
+        <w:tabs>
+          <w:tab w:val="num" w:pos="5040"/>
+        </w:tabs>
+        <w:ind w:left="5040" w:hanging="360"/>
+      </w:pPr>
+    </w:lvl>
+    <w:lvl w:ilvl="7" w:tentative="1">
+      <w:start w:val="1"/>
+      <w:numFmt w:val="decimal"/>
+      <w:lvlText w:val="%8."/>
+      <w:lvlJc w:val="left"/>
+      <w:pPr>
+        <w:tabs>
+          <w:tab w:val="num" w:pos="5760"/>
+        </w:tabs>
+        <w:ind w:left="5760" w:hanging="360"/>
+      </w:pPr>
+    </w:lvl>
+    <w:lvl w:ilvl="8" w:tentative="1">
+      <w:start w:val="1"/>
+      <w:numFmt w:val="decimal"/>
+      <w:lvlText w:val="%9."/>
+      <w:lvlJc w:val="left"/>
+      <w:pPr>
+        <w:tabs>
+          <w:tab w:val="num" w:pos="6480"/>
+        </w:tabs>
+        <w:ind w:left="6480" w:hanging="360"/>
+      </w:pPr>
+    </w:lvl>
+  </w:abstractNum>
+  <w:abstractNum w:abstractNumId="7" w15:restartNumberingAfterBreak="0">
+    <w:nsid w:val="1FF534D7"/>
+    <w:multiLevelType w:val="multilevel"/>
+    <w:tmpl w:val="8FCE3C86"/>
+    <w:lvl w:ilvl="0">
+      <w:start w:val="1"/>
+      <w:numFmt w:val="bullet"/>
+      <w:lvlText w:val=""/>
+      <w:lvlJc w:val="left"/>
+      <w:pPr>
+        <w:tabs>
+          <w:tab w:val="num" w:pos="720"/>
+        </w:tabs>
+        <w:ind w:left="720" w:hanging="360"/>
+      </w:pPr>
+      <w:rPr>
+        <w:rFonts w:ascii="Symbol" w:hAnsi="Symbol" w:hint="default"/>
+        <w:sz w:val="20"/>
+      </w:rPr>
+    </w:lvl>
+    <w:lvl w:ilvl="1" w:tentative="1">
+      <w:start w:val="1"/>
+      <w:numFmt w:val="bullet"/>
+      <w:lvlText w:val="o"/>
+      <w:lvlJc w:val="left"/>
+      <w:pPr>
+        <w:tabs>
+          <w:tab w:val="num" w:pos="1440"/>
+        </w:tabs>
+        <w:ind w:left="1440" w:hanging="360"/>
+      </w:pPr>
+      <w:rPr>
+        <w:rFonts w:ascii="Courier New" w:hAnsi="Courier New" w:hint="default"/>
+        <w:sz w:val="20"/>
+      </w:rPr>
+    </w:lvl>
+    <w:lvl w:ilvl="2" w:tentative="1">
+      <w:start w:val="1"/>
+      <w:numFmt w:val="bullet"/>
+      <w:lvlText w:val=""/>
+      <w:lvlJc w:val="left"/>
+      <w:pPr>
+        <w:tabs>
+          <w:tab w:val="num" w:pos="2160"/>
+        </w:tabs>
+        <w:ind w:left="2160" w:hanging="360"/>
+      </w:pPr>
+      <w:rPr>
+        <w:rFonts w:ascii="Wingdings" w:hAnsi="Wingdings" w:hint="default"/>
+        <w:sz w:val="20"/>
+      </w:rPr>
+    </w:lvl>
+    <w:lvl w:ilvl="3" w:tentative="1">
+      <w:start w:val="1"/>
+      <w:numFmt w:val="bullet"/>
+      <w:lvlText w:val=""/>
+      <w:lvlJc w:val="left"/>
+      <w:pPr>
+        <w:tabs>
+          <w:tab w:val="num" w:pos="2880"/>
+        </w:tabs>
+        <w:ind w:left="2880" w:hanging="360"/>
+      </w:pPr>
+      <w:rPr>
+        <w:rFonts w:ascii="Wingdings" w:hAnsi="Wingdings" w:hint="default"/>
+        <w:sz w:val="20"/>
+      </w:rPr>
+    </w:lvl>
+    <w:lvl w:ilvl="4" w:tentative="1">
+      <w:start w:val="1"/>
+      <w:numFmt w:val="bullet"/>
+      <w:lvlText w:val=""/>
+      <w:lvlJc w:val="left"/>
+      <w:pPr>
+        <w:tabs>
+          <w:tab w:val="num" w:pos="3600"/>
+        </w:tabs>
+        <w:ind w:left="3600" w:hanging="360"/>
+      </w:pPr>
+      <w:rPr>
+        <w:rFonts w:ascii="Wingdings" w:hAnsi="Wingdings" w:hint="default"/>
+        <w:sz w:val="20"/>
+      </w:rPr>
+    </w:lvl>
+    <w:lvl w:ilvl="5" w:tentative="1">
+      <w:start w:val="1"/>
+      <w:numFmt w:val="bullet"/>
+      <w:lvlText w:val=""/>
+      <w:lvlJc w:val="left"/>
+      <w:pPr>
+        <w:tabs>
+          <w:tab w:val="num" w:pos="4320"/>
+        </w:tabs>
+        <w:ind w:left="4320" w:hanging="360"/>
+      </w:pPr>
+      <w:rPr>
+        <w:rFonts w:ascii="Wingdings" w:hAnsi="Wingdings" w:hint="default"/>
+        <w:sz w:val="20"/>
+      </w:rPr>
+    </w:lvl>
+    <w:lvl w:ilvl="6" w:tentative="1">
+      <w:start w:val="1"/>
+      <w:numFmt w:val="bullet"/>
+      <w:lvlText w:val=""/>
+      <w:lvlJc w:val="left"/>
+      <w:pPr>
+        <w:tabs>
+          <w:tab w:val="num" w:pos="5040"/>
+        </w:tabs>
+        <w:ind w:left="5040" w:hanging="360"/>
+      </w:pPr>
+      <w:rPr>
+        <w:rFonts w:ascii="Wingdings" w:hAnsi="Wingdings" w:hint="default"/>
+        <w:sz w:val="20"/>
+      </w:rPr>
+    </w:lvl>
+    <w:lvl w:ilvl="7" w:tentative="1">
+      <w:start w:val="1"/>
+      <w:numFmt w:val="bullet"/>
+      <w:lvlText w:val=""/>
+      <w:lvlJc w:val="left"/>
+      <w:pPr>
+        <w:tabs>
+          <w:tab w:val="num" w:pos="5760"/>
+        </w:tabs>
+        <w:ind w:left="5760" w:hanging="360"/>
+      </w:pPr>
+      <w:rPr>
+        <w:rFonts w:ascii="Wingdings" w:hAnsi="Wingdings" w:hint="default"/>
+        <w:sz w:val="20"/>
+      </w:rPr>
+    </w:lvl>
+    <w:lvl w:ilvl="8" w:tentative="1">
+      <w:start w:val="1"/>
+      <w:numFmt w:val="bullet"/>
+      <w:lvlText w:val=""/>
+      <w:lvlJc w:val="left"/>
+      <w:pPr>
+        <w:tabs>
+          <w:tab w:val="num" w:pos="6480"/>
+        </w:tabs>
+        <w:ind w:left="6480" w:hanging="360"/>
+      </w:pPr>
+      <w:rPr>
+        <w:rFonts w:ascii="Wingdings" w:hAnsi="Wingdings" w:hint="default"/>
+        <w:sz w:val="20"/>
+      </w:rPr>
+    </w:lvl>
+  </w:abstractNum>
+  <w:abstractNum w:abstractNumId="8" w15:restartNumberingAfterBreak="0">
+    <w:nsid w:val="30532C2C"/>
+    <w:multiLevelType w:val="multilevel"/>
+    <w:tmpl w:val="978671F6"/>
+    <w:lvl w:ilvl="0">
+      <w:start w:val="1"/>
+      <w:numFmt w:val="bullet"/>
+      <w:lvlText w:val=""/>
+      <w:lvlJc w:val="left"/>
+      <w:pPr>
+        <w:tabs>
+          <w:tab w:val="num" w:pos="720"/>
+        </w:tabs>
+        <w:ind w:left="720" w:hanging="360"/>
+      </w:pPr>
+      <w:rPr>
+        <w:rFonts w:ascii="Symbol" w:hAnsi="Symbol" w:hint="default"/>
+        <w:sz w:val="20"/>
+      </w:rPr>
+    </w:lvl>
+    <w:lvl w:ilvl="1" w:tentative="1">
+      <w:start w:val="1"/>
+      <w:numFmt w:val="bullet"/>
+      <w:lvlText w:val="o"/>
+      <w:lvlJc w:val="left"/>
+      <w:pPr>
+        <w:tabs>
+          <w:tab w:val="num" w:pos="1440"/>
+        </w:tabs>
+        <w:ind w:left="1440" w:hanging="360"/>
+      </w:pPr>
+      <w:rPr>
+        <w:rFonts w:ascii="Courier New" w:hAnsi="Courier New" w:hint="default"/>
+        <w:sz w:val="20"/>
+      </w:rPr>
+    </w:lvl>
+    <w:lvl w:ilvl="2" w:tentative="1">
+      <w:start w:val="1"/>
+      <w:numFmt w:val="bullet"/>
+      <w:lvlText w:val=""/>
+      <w:lvlJc w:val="left"/>
+      <w:pPr>
+        <w:tabs>
+          <w:tab w:val="num" w:pos="2160"/>
+        </w:tabs>
+        <w:ind w:left="2160" w:hanging="360"/>
+      </w:pPr>
+      <w:rPr>
+        <w:rFonts w:ascii="Wingdings" w:hAnsi="Wingdings" w:hint="default"/>
+        <w:sz w:val="20"/>
+      </w:rPr>
+    </w:lvl>
+    <w:lvl w:ilvl="3" w:tentative="1">
+      <w:start w:val="1"/>
+      <w:numFmt w:val="bullet"/>
+      <w:lvlText w:val=""/>
+      <w:lvlJc w:val="left"/>
+      <w:pPr>
+        <w:tabs>
+          <w:tab w:val="num" w:pos="2880"/>
+        </w:tabs>
+        <w:ind w:left="2880" w:hanging="360"/>
+      </w:pPr>
+      <w:rPr>
+        <w:rFonts w:ascii="Wingdings" w:hAnsi="Wingdings" w:hint="default"/>
+        <w:sz w:val="20"/>
+      </w:rPr>
+    </w:lvl>
+    <w:lvl w:ilvl="4" w:tentative="1">
+      <w:start w:val="1"/>
+      <w:numFmt w:val="bullet"/>
+      <w:lvlText w:val=""/>
+      <w:lvlJc w:val="left"/>
+      <w:pPr>
+        <w:tabs>
+          <w:tab w:val="num" w:pos="3600"/>
+        </w:tabs>
+        <w:ind w:left="3600" w:hanging="360"/>
+      </w:pPr>
+      <w:rPr>
+        <w:rFonts w:ascii="Wingdings" w:hAnsi="Wingdings" w:hint="default"/>
+        <w:sz w:val="20"/>
+      </w:rPr>
+    </w:lvl>
+    <w:lvl w:ilvl="5" w:tentative="1">
+      <w:start w:val="1"/>
+      <w:numFmt w:val="bullet"/>
+      <w:lvlText w:val=""/>
+      <w:lvlJc w:val="left"/>
+      <w:pPr>
+        <w:tabs>
+          <w:tab w:val="num" w:pos="4320"/>
+        </w:tabs>
+        <w:ind w:left="4320" w:hanging="360"/>
+      </w:pPr>
+      <w:rPr>
+        <w:rFonts w:ascii="Wingdings" w:hAnsi="Wingdings" w:hint="default"/>
+        <w:sz w:val="20"/>
+      </w:rPr>
+    </w:lvl>
+    <w:lvl w:ilvl="6" w:tentative="1">
+      <w:start w:val="1"/>
+      <w:numFmt w:val="bullet"/>
+      <w:lvlText w:val=""/>
+      <w:lvlJc w:val="left"/>
+      <w:pPr>
+        <w:tabs>
+          <w:tab w:val="num" w:pos="5040"/>
+        </w:tabs>
+        <w:ind w:left="5040" w:hanging="360"/>
+      </w:pPr>
+      <w:rPr>
+        <w:rFonts w:ascii="Wingdings" w:hAnsi="Wingdings" w:hint="default"/>
+        <w:sz w:val="20"/>
+      </w:rPr>
+    </w:lvl>
+    <w:lvl w:ilvl="7" w:tentative="1">
+      <w:start w:val="1"/>
+      <w:numFmt w:val="bullet"/>
+      <w:lvlText w:val=""/>
+      <w:lvlJc w:val="left"/>
+      <w:pPr>
+        <w:tabs>
+          <w:tab w:val="num" w:pos="5760"/>
+        </w:tabs>
+        <w:ind w:left="5760" w:hanging="360"/>
+      </w:pPr>
+      <w:rPr>
+        <w:rFonts w:ascii="Wingdings" w:hAnsi="Wingdings" w:hint="default"/>
+        <w:sz w:val="20"/>
+      </w:rPr>
+    </w:lvl>
+    <w:lvl w:ilvl="8" w:tentative="1">
+      <w:start w:val="1"/>
+      <w:numFmt w:val="bullet"/>
+      <w:lvlText w:val=""/>
+      <w:lvlJc w:val="left"/>
+      <w:pPr>
+        <w:tabs>
+          <w:tab w:val="num" w:pos="6480"/>
+        </w:tabs>
+        <w:ind w:left="6480" w:hanging="360"/>
+      </w:pPr>
+      <w:rPr>
+        <w:rFonts w:ascii="Wingdings" w:hAnsi="Wingdings" w:hint="default"/>
+        <w:sz w:val="20"/>
+      </w:rPr>
+    </w:lvl>
+  </w:abstractNum>
+  <w:abstractNum w:abstractNumId="9" w15:restartNumberingAfterBreak="0">
+    <w:nsid w:val="42462C9C"/>
+    <w:multiLevelType w:val="multilevel"/>
+    <w:tmpl w:val="1A940C52"/>
+    <w:lvl w:ilvl="0">
+      <w:start w:val="1"/>
+      <w:numFmt w:val="bullet"/>
+      <w:lvlText w:val=""/>
+      <w:lvlJc w:val="left"/>
+      <w:pPr>
+        <w:tabs>
+          <w:tab w:val="num" w:pos="720"/>
+        </w:tabs>
+        <w:ind w:left="720" w:hanging="360"/>
+      </w:pPr>
+      <w:rPr>
+        <w:rFonts w:ascii="Symbol" w:hAnsi="Symbol" w:hint="default"/>
+        <w:sz w:val="20"/>
+      </w:rPr>
+    </w:lvl>
+    <w:lvl w:ilvl="1" w:tentative="1">
+      <w:start w:val="1"/>
+      <w:numFmt w:val="bullet"/>
+      <w:lvlText w:val="o"/>
+      <w:lvlJc w:val="left"/>
+      <w:pPr>
+        <w:tabs>
+          <w:tab w:val="num" w:pos="1440"/>
+        </w:tabs>
+        <w:ind w:left="1440" w:hanging="360"/>
+      </w:pPr>
+      <w:rPr>
+        <w:rFonts w:ascii="Courier New" w:hAnsi="Courier New" w:hint="default"/>
+        <w:sz w:val="20"/>
+      </w:rPr>
+    </w:lvl>
+    <w:lvl w:ilvl="2" w:tentative="1">
+      <w:start w:val="1"/>
+      <w:numFmt w:val="bullet"/>
+      <w:lvlText w:val=""/>
+      <w:lvlJc w:val="left"/>
+      <w:pPr>
+        <w:tabs>
+          <w:tab w:val="num" w:pos="2160"/>
+        </w:tabs>
+        <w:ind w:left="2160" w:hanging="360"/>
+      </w:pPr>
+      <w:rPr>
+        <w:rFonts w:ascii="Wingdings" w:hAnsi="Wingdings" w:hint="default"/>
+        <w:sz w:val="20"/>
+      </w:rPr>
+    </w:lvl>
+    <w:lvl w:ilvl="3" w:tentative="1">
+      <w:start w:val="1"/>
+      <w:numFmt w:val="bullet"/>
+      <w:lvlText w:val=""/>
+      <w:lvlJc w:val="left"/>
+      <w:pPr>
+        <w:tabs>
+          <w:tab w:val="num" w:pos="2880"/>
+        </w:tabs>
+        <w:ind w:left="2880" w:hanging="360"/>
+      </w:pPr>
+      <w:rPr>
+        <w:rFonts w:ascii="Wingdings" w:hAnsi="Wingdings" w:hint="default"/>
+        <w:sz w:val="20"/>
+      </w:rPr>
+    </w:lvl>
+    <w:lvl w:ilvl="4" w:tentative="1">
+      <w:start w:val="1"/>
+      <w:numFmt w:val="bullet"/>
+      <w:lvlText w:val=""/>
+      <w:lvlJc w:val="left"/>
+      <w:pPr>
+        <w:tabs>
+          <w:tab w:val="num" w:pos="3600"/>
+        </w:tabs>
+        <w:ind w:left="3600" w:hanging="360"/>
+      </w:pPr>
+      <w:rPr>
+        <w:rFonts w:ascii="Wingdings" w:hAnsi="Wingdings" w:hint="default"/>
+        <w:sz w:val="20"/>
+      </w:rPr>
+    </w:lvl>
+    <w:lvl w:ilvl="5" w:tentative="1">
+      <w:start w:val="1"/>
+      <w:numFmt w:val="bullet"/>
+      <w:lvlText w:val=""/>
+      <w:lvlJc w:val="left"/>
+      <w:pPr>
+        <w:tabs>
+          <w:tab w:val="num" w:pos="4320"/>
+        </w:tabs>
+        <w:ind w:left="4320" w:hanging="360"/>
+      </w:pPr>
+      <w:rPr>
+        <w:rFonts w:ascii="Wingdings" w:hAnsi="Wingdings" w:hint="default"/>
+        <w:sz w:val="20"/>
+      </w:rPr>
+    </w:lvl>
+    <w:lvl w:ilvl="6" w:tentative="1">
+      <w:start w:val="1"/>
+      <w:numFmt w:val="bullet"/>
+      <w:lvlText w:val=""/>
+      <w:lvlJc w:val="left"/>
+      <w:pPr>
+        <w:tabs>
+          <w:tab w:val="num" w:pos="5040"/>
+        </w:tabs>
+        <w:ind w:left="5040" w:hanging="360"/>
+      </w:pPr>
+      <w:rPr>
+        <w:rFonts w:ascii="Wingdings" w:hAnsi="Wingdings" w:hint="default"/>
+        <w:sz w:val="20"/>
+      </w:rPr>
+    </w:lvl>
+    <w:lvl w:ilvl="7" w:tentative="1">
+      <w:start w:val="1"/>
+      <w:numFmt w:val="bullet"/>
+      <w:lvlText w:val=""/>
+      <w:lvlJc w:val="left"/>
+      <w:pPr>
+        <w:tabs>
+          <w:tab w:val="num" w:pos="5760"/>
+        </w:tabs>
+        <w:ind w:left="5760" w:hanging="360"/>
+      </w:pPr>
+      <w:rPr>
+        <w:rFonts w:ascii="Wingdings" w:hAnsi="Wingdings" w:hint="default"/>
+        <w:sz w:val="20"/>
+      </w:rPr>
+    </w:lvl>
+    <w:lvl w:ilvl="8" w:tentative="1">
+      <w:start w:val="1"/>
+      <w:numFmt w:val="bullet"/>
+      <w:lvlText w:val=""/>
+      <w:lvlJc w:val="left"/>
+      <w:pPr>
+        <w:tabs>
+          <w:tab w:val="num" w:pos="6480"/>
+        </w:tabs>
+        <w:ind w:left="6480" w:hanging="360"/>
+      </w:pPr>
+      <w:rPr>
+        <w:rFonts w:ascii="Wingdings" w:hAnsi="Wingdings" w:hint="default"/>
+        <w:sz w:val="20"/>
+      </w:rPr>
+    </w:lvl>
+  </w:abstractNum>
+  <w:abstractNum w:abstractNumId="10" w15:restartNumberingAfterBreak="0">
+    <w:nsid w:val="43BE1723"/>
+    <w:multiLevelType w:val="multilevel"/>
+    <w:tmpl w:val="BC68663C"/>
+    <w:lvl w:ilvl="0">
+      <w:start w:val="1"/>
+      <w:numFmt w:val="bullet"/>
+      <w:lvlText w:val=""/>
+      <w:lvlJc w:val="left"/>
+      <w:pPr>
+        <w:tabs>
+          <w:tab w:val="num" w:pos="720"/>
+        </w:tabs>
+        <w:ind w:left="720" w:hanging="360"/>
+      </w:pPr>
+      <w:rPr>
+        <w:rFonts w:ascii="Symbol" w:hAnsi="Symbol" w:hint="default"/>
+        <w:sz w:val="20"/>
+      </w:rPr>
+    </w:lvl>
+    <w:lvl w:ilvl="1" w:tentative="1">
+      <w:start w:val="1"/>
+      <w:numFmt w:val="bullet"/>
+      <w:lvlText w:val="o"/>
+      <w:lvlJc w:val="left"/>
+      <w:pPr>
+        <w:tabs>
+          <w:tab w:val="num" w:pos="1440"/>
+        </w:tabs>
+        <w:ind w:left="1440" w:hanging="360"/>
+      </w:pPr>
+      <w:rPr>
+        <w:rFonts w:ascii="Courier New" w:hAnsi="Courier New" w:hint="default"/>
+        <w:sz w:val="20"/>
+      </w:rPr>
+    </w:lvl>
+    <w:lvl w:ilvl="2" w:tentative="1">
+      <w:start w:val="1"/>
+      <w:numFmt w:val="bullet"/>
+      <w:lvlText w:val=""/>
+      <w:lvlJc w:val="left"/>
+      <w:pPr>
+        <w:tabs>
+          <w:tab w:val="num" w:pos="2160"/>
+        </w:tabs>
+        <w:ind w:left="2160" w:hanging="360"/>
+      </w:pPr>
+      <w:rPr>
+        <w:rFonts w:ascii="Wingdings" w:hAnsi="Wingdings" w:hint="default"/>
+        <w:sz w:val="20"/>
+      </w:rPr>
+    </w:lvl>
+    <w:lvl w:ilvl="3" w:tentative="1">
+      <w:start w:val="1"/>
+      <w:numFmt w:val="bullet"/>
+      <w:lvlText w:val=""/>
+      <w:lvlJc w:val="left"/>
+      <w:pPr>
+        <w:tabs>
+          <w:tab w:val="num" w:pos="2880"/>
+        </w:tabs>
+        <w:ind w:left="2880" w:hanging="360"/>
+      </w:pPr>
+      <w:rPr>
+        <w:rFonts w:ascii="Wingdings" w:hAnsi="Wingdings" w:hint="default"/>
+        <w:sz w:val="20"/>
+      </w:rPr>
+    </w:lvl>
+    <w:lvl w:ilvl="4" w:tentative="1">
+      <w:start w:val="1"/>
+      <w:numFmt w:val="bullet"/>
+      <w:lvlText w:val=""/>
+      <w:lvlJc w:val="left"/>
+      <w:pPr>
+        <w:tabs>
+          <w:tab w:val="num" w:pos="3600"/>
+        </w:tabs>
+        <w:ind w:left="3600" w:hanging="360"/>
+      </w:pPr>
+      <w:rPr>
+        <w:rFonts w:ascii="Wingdings" w:hAnsi="Wingdings" w:hint="default"/>
+        <w:sz w:val="20"/>
+      </w:rPr>
+    </w:lvl>
+    <w:lvl w:ilvl="5" w:tentative="1">
+      <w:start w:val="1"/>
+      <w:numFmt w:val="bullet"/>
+      <w:lvlText w:val=""/>
+      <w:lvlJc w:val="left"/>
+      <w:pPr>
+        <w:tabs>
+          <w:tab w:val="num" w:pos="4320"/>
+        </w:tabs>
+        <w:ind w:left="4320" w:hanging="360"/>
+      </w:pPr>
+      <w:rPr>
+        <w:rFonts w:ascii="Wingdings" w:hAnsi="Wingdings" w:hint="default"/>
+        <w:sz w:val="20"/>
+      </w:rPr>
+    </w:lvl>
+    <w:lvl w:ilvl="6" w:tentative="1">
+      <w:start w:val="1"/>
+      <w:numFmt w:val="bullet"/>
+      <w:lvlText w:val=""/>
+      <w:lvlJc w:val="left"/>
+      <w:pPr>
+        <w:tabs>
+          <w:tab w:val="num" w:pos="5040"/>
+        </w:tabs>
+        <w:ind w:left="5040" w:hanging="360"/>
+      </w:pPr>
+      <w:rPr>
+        <w:rFonts w:ascii="Wingdings" w:hAnsi="Wingdings" w:hint="default"/>
+        <w:sz w:val="20"/>
+      </w:rPr>
+    </w:lvl>
+    <w:lvl w:ilvl="7" w:tentative="1">
+      <w:start w:val="1"/>
+      <w:numFmt w:val="bullet"/>
+      <w:lvlText w:val=""/>
+      <w:lvlJc w:val="left"/>
+      <w:pPr>
+        <w:tabs>
+          <w:tab w:val="num" w:pos="5760"/>
+        </w:tabs>
+        <w:ind w:left="5760" w:hanging="360"/>
+      </w:pPr>
+      <w:rPr>
+        <w:rFonts w:ascii="Wingdings" w:hAnsi="Wingdings" w:hint="default"/>
+        <w:sz w:val="20"/>
+      </w:rPr>
+    </w:lvl>
+    <w:lvl w:ilvl="8" w:tentative="1">
+      <w:start w:val="1"/>
+      <w:numFmt w:val="bullet"/>
+      <w:lvlText w:val=""/>
+      <w:lvlJc w:val="left"/>
+      <w:pPr>
+        <w:tabs>
+          <w:tab w:val="num" w:pos="6480"/>
+        </w:tabs>
+        <w:ind w:left="6480" w:hanging="360"/>
+      </w:pPr>
+      <w:rPr>
+        <w:rFonts w:ascii="Wingdings" w:hAnsi="Wingdings" w:hint="default"/>
+        <w:sz w:val="20"/>
+      </w:rPr>
+    </w:lvl>
+  </w:abstractNum>
+  <w:abstractNum w:abstractNumId="11" w15:restartNumberingAfterBreak="0">
+    <w:nsid w:val="43F250D5"/>
+    <w:multiLevelType w:val="multilevel"/>
+    <w:tmpl w:val="A5A2D772"/>
+    <w:lvl w:ilvl="0">
+      <w:start w:val="2"/>
+      <w:numFmt w:val="decimal"/>
+      <w:lvlText w:val="%1."/>
+      <w:lvlJc w:val="left"/>
+      <w:pPr>
+        <w:tabs>
+          <w:tab w:val="num" w:pos="720"/>
+        </w:tabs>
+        <w:ind w:left="720" w:hanging="360"/>
+      </w:pPr>
+    </w:lvl>
+    <w:lvl w:ilvl="1" w:tentative="1">
+      <w:start w:val="1"/>
+      <w:numFmt w:val="decimal"/>
+      <w:lvlText w:val="%2."/>
+      <w:lvlJc w:val="left"/>
+      <w:pPr>
+        <w:tabs>
+          <w:tab w:val="num" w:pos="1440"/>
+        </w:tabs>
+        <w:ind w:left="1440" w:hanging="360"/>
+      </w:pPr>
+    </w:lvl>
+    <w:lvl w:ilvl="2" w:tentative="1">
+      <w:start w:val="1"/>
+      <w:numFmt w:val="decimal"/>
+      <w:lvlText w:val="%3."/>
+      <w:lvlJc w:val="left"/>
+      <w:pPr>
+        <w:tabs>
+          <w:tab w:val="num" w:pos="2160"/>
+        </w:tabs>
+        <w:ind w:left="2160" w:hanging="360"/>
+      </w:pPr>
+    </w:lvl>
+    <w:lvl w:ilvl="3" w:tentative="1">
+      <w:start w:val="1"/>
+      <w:numFmt w:val="decimal"/>
+      <w:lvlText w:val="%4."/>
+      <w:lvlJc w:val="left"/>
+      <w:pPr>
+        <w:tabs>
+          <w:tab w:val="num" w:pos="2880"/>
+        </w:tabs>
+        <w:ind w:left="2880" w:hanging="360"/>
+      </w:pPr>
+    </w:lvl>
+    <w:lvl w:ilvl="4" w:tentative="1">
+      <w:start w:val="1"/>
+      <w:numFmt w:val="decimal"/>
+      <w:lvlText w:val="%5."/>
+      <w:lvlJc w:val="left"/>
+      <w:pPr>
+        <w:tabs>
+          <w:tab w:val="num" w:pos="3600"/>
+        </w:tabs>
+        <w:ind w:left="3600" w:hanging="360"/>
+      </w:pPr>
+    </w:lvl>
+    <w:lvl w:ilvl="5" w:tentative="1">
+      <w:start w:val="1"/>
+      <w:numFmt w:val="decimal"/>
+      <w:lvlText w:val="%6."/>
+      <w:lvlJc w:val="left"/>
+      <w:pPr>
+        <w:tabs>
+          <w:tab w:val="num" w:pos="4320"/>
+        </w:tabs>
+        <w:ind w:left="4320" w:hanging="360"/>
+      </w:pPr>
+    </w:lvl>
+    <w:lvl w:ilvl="6" w:tentative="1">
+      <w:start w:val="1"/>
+      <w:numFmt w:val="decimal"/>
+      <w:lvlText w:val="%7."/>
+      <w:lvlJc w:val="left"/>
+      <w:pPr>
+        <w:tabs>
+          <w:tab w:val="num" w:pos="5040"/>
+        </w:tabs>
+        <w:ind w:left="5040" w:hanging="360"/>
+      </w:pPr>
+    </w:lvl>
+    <w:lvl w:ilvl="7" w:tentative="1">
+      <w:start w:val="1"/>
+      <w:numFmt w:val="decimal"/>
+      <w:lvlText w:val="%8."/>
+      <w:lvlJc w:val="left"/>
+      <w:pPr>
+        <w:tabs>
+          <w:tab w:val="num" w:pos="5760"/>
+        </w:tabs>
+        <w:ind w:left="5760" w:hanging="360"/>
+      </w:pPr>
+    </w:lvl>
+    <w:lvl w:ilvl="8" w:tentative="1">
+      <w:start w:val="1"/>
+      <w:numFmt w:val="decimal"/>
+      <w:lvlText w:val="%9."/>
+      <w:lvlJc w:val="left"/>
+      <w:pPr>
+        <w:tabs>
+          <w:tab w:val="num" w:pos="6480"/>
+        </w:tabs>
+        <w:ind w:left="6480" w:hanging="360"/>
+      </w:pPr>
+    </w:lvl>
+  </w:abstractNum>
+  <w:abstractNum w:abstractNumId="12" w15:restartNumberingAfterBreak="0">
+    <w:nsid w:val="46EB7220"/>
+    <w:multiLevelType w:val="multilevel"/>
+    <w:tmpl w:val="2AC2B740"/>
+    <w:lvl w:ilvl="0">
+      <w:start w:val="1"/>
+      <w:numFmt w:val="bullet"/>
+      <w:lvlText w:val=""/>
+      <w:lvlJc w:val="left"/>
+      <w:pPr>
+        <w:tabs>
+          <w:tab w:val="num" w:pos="720"/>
+        </w:tabs>
+        <w:ind w:left="720" w:hanging="360"/>
+      </w:pPr>
+      <w:rPr>
+        <w:rFonts w:ascii="Symbol" w:hAnsi="Symbol" w:hint="default"/>
+        <w:sz w:val="20"/>
+      </w:rPr>
+    </w:lvl>
+    <w:lvl w:ilvl="1" w:tentative="1">
+      <w:start w:val="1"/>
+      <w:numFmt w:val="bullet"/>
+      <w:lvlText w:val="o"/>
+      <w:lvlJc w:val="left"/>
+      <w:pPr>
+        <w:tabs>
+          <w:tab w:val="num" w:pos="1440"/>
+        </w:tabs>
+        <w:ind w:left="1440" w:hanging="360"/>
+      </w:pPr>
+      <w:rPr>
+        <w:rFonts w:ascii="Courier New" w:hAnsi="Courier New" w:hint="default"/>
+        <w:sz w:val="20"/>
+      </w:rPr>
+    </w:lvl>
+    <w:lvl w:ilvl="2" w:tentative="1">
+      <w:start w:val="1"/>
+      <w:numFmt w:val="bullet"/>
+      <w:lvlText w:val=""/>
+      <w:lvlJc w:val="left"/>
+      <w:pPr>
+        <w:tabs>
+          <w:tab w:val="num" w:pos="2160"/>
+        </w:tabs>
+        <w:ind w:left="2160" w:hanging="360"/>
+      </w:pPr>
+      <w:rPr>
+        <w:rFonts w:ascii="Wingdings" w:hAnsi="Wingdings" w:hint="default"/>
+        <w:sz w:val="20"/>
+      </w:rPr>
+    </w:lvl>
+    <w:lvl w:ilvl="3" w:tentative="1">
+      <w:start w:val="1"/>
+      <w:numFmt w:val="bullet"/>
+      <w:lvlText w:val=""/>
+      <w:lvlJc w:val="left"/>
+      <w:pPr>
+        <w:tabs>
+          <w:tab w:val="num" w:pos="2880"/>
+        </w:tabs>
+        <w:ind w:left="2880" w:hanging="360"/>
+      </w:pPr>
+      <w:rPr>
+        <w:rFonts w:ascii="Wingdings" w:hAnsi="Wingdings" w:hint="default"/>
+        <w:sz w:val="20"/>
+      </w:rPr>
+    </w:lvl>
+    <w:lvl w:ilvl="4" w:tentative="1">
+      <w:start w:val="1"/>
+      <w:numFmt w:val="bullet"/>
+      <w:lvlText w:val=""/>
+      <w:lvlJc w:val="left"/>
+      <w:pPr>
+        <w:tabs>
+          <w:tab w:val="num" w:pos="3600"/>
+        </w:tabs>
+        <w:ind w:left="3600" w:hanging="360"/>
+      </w:pPr>
+      <w:rPr>
+        <w:rFonts w:ascii="Wingdings" w:hAnsi="Wingdings" w:hint="default"/>
+        <w:sz w:val="20"/>
+      </w:rPr>
+    </w:lvl>
+    <w:lvl w:ilvl="5" w:tentative="1">
+      <w:start w:val="1"/>
+      <w:numFmt w:val="bullet"/>
+      <w:lvlText w:val=""/>
+      <w:lvlJc w:val="left"/>
+      <w:pPr>
+        <w:tabs>
+          <w:tab w:val="num" w:pos="4320"/>
+        </w:tabs>
+        <w:ind w:left="4320" w:hanging="360"/>
+      </w:pPr>
+      <w:rPr>
+        <w:rFonts w:ascii="Wingdings" w:hAnsi="Wingdings" w:hint="default"/>
+        <w:sz w:val="20"/>
+      </w:rPr>
+    </w:lvl>
+    <w:lvl w:ilvl="6" w:tentative="1">
+      <w:start w:val="1"/>
+      <w:numFmt w:val="bullet"/>
+      <w:lvlText w:val=""/>
+      <w:lvlJc w:val="left"/>
+      <w:pPr>
+        <w:tabs>
+          <w:tab w:val="num" w:pos="5040"/>
+        </w:tabs>
+        <w:ind w:left="5040" w:hanging="360"/>
+      </w:pPr>
+      <w:rPr>
+        <w:rFonts w:ascii="Wingdings" w:hAnsi="Wingdings" w:hint="default"/>
+        <w:sz w:val="20"/>
+      </w:rPr>
+    </w:lvl>
+    <w:lvl w:ilvl="7" w:tentative="1">
+      <w:start w:val="1"/>
+      <w:numFmt w:val="bullet"/>
+      <w:lvlText w:val=""/>
+      <w:lvlJc w:val="left"/>
+      <w:pPr>
+        <w:tabs>
+          <w:tab w:val="num" w:pos="5760"/>
+        </w:tabs>
+        <w:ind w:left="5760" w:hanging="360"/>
+      </w:pPr>
+      <w:rPr>
+        <w:rFonts w:ascii="Wingdings" w:hAnsi="Wingdings" w:hint="default"/>
+        <w:sz w:val="20"/>
+      </w:rPr>
+    </w:lvl>
+    <w:lvl w:ilvl="8" w:tentative="1">
+      <w:start w:val="1"/>
+      <w:numFmt w:val="bullet"/>
+      <w:lvlText w:val=""/>
+      <w:lvlJc w:val="left"/>
+      <w:pPr>
+        <w:tabs>
+          <w:tab w:val="num" w:pos="6480"/>
+        </w:tabs>
+        <w:ind w:left="6480" w:hanging="360"/>
+      </w:pPr>
+      <w:rPr>
+        <w:rFonts w:ascii="Wingdings" w:hAnsi="Wingdings" w:hint="default"/>
+        <w:sz w:val="20"/>
+      </w:rPr>
+    </w:lvl>
+  </w:abstractNum>
+  <w:abstractNum w:abstractNumId="13" w15:restartNumberingAfterBreak="0">
+    <w:nsid w:val="511976EE"/>
+    <w:multiLevelType w:val="multilevel"/>
+    <w:tmpl w:val="C5B098F0"/>
+    <w:lvl w:ilvl="0">
+      <w:start w:val="7"/>
+      <w:numFmt w:val="decimal"/>
+      <w:lvlText w:val="%1."/>
+      <w:lvlJc w:val="left"/>
+      <w:pPr>
+        <w:tabs>
+          <w:tab w:val="num" w:pos="720"/>
+        </w:tabs>
+        <w:ind w:left="720" w:hanging="360"/>
+      </w:pPr>
+    </w:lvl>
+    <w:lvl w:ilvl="1" w:tentative="1">
+      <w:start w:val="1"/>
+      <w:numFmt w:val="decimal"/>
+      <w:lvlText w:val="%2."/>
+      <w:lvlJc w:val="left"/>
+      <w:pPr>
+        <w:tabs>
+          <w:tab w:val="num" w:pos="1440"/>
+        </w:tabs>
+        <w:ind w:left="1440" w:hanging="360"/>
+      </w:pPr>
+    </w:lvl>
+    <w:lvl w:ilvl="2" w:tentative="1">
+      <w:start w:val="1"/>
+      <w:numFmt w:val="decimal"/>
+      <w:lvlText w:val="%3."/>
+      <w:lvlJc w:val="left"/>
+      <w:pPr>
+        <w:tabs>
+          <w:tab w:val="num" w:pos="2160"/>
+        </w:tabs>
+        <w:ind w:left="2160" w:hanging="360"/>
+      </w:pPr>
+    </w:lvl>
+    <w:lvl w:ilvl="3" w:tentative="1">
+      <w:start w:val="1"/>
+      <w:numFmt w:val="decimal"/>
+      <w:lvlText w:val="%4."/>
+      <w:lvlJc w:val="left"/>
+      <w:pPr>
+        <w:tabs>
+          <w:tab w:val="num" w:pos="2880"/>
+        </w:tabs>
+        <w:ind w:left="2880" w:hanging="360"/>
+      </w:pPr>
+    </w:lvl>
+    <w:lvl w:ilvl="4" w:tentative="1">
+      <w:start w:val="1"/>
+      <w:numFmt w:val="decimal"/>
+      <w:lvlText w:val="%5."/>
+      <w:lvlJc w:val="left"/>
+      <w:pPr>
+        <w:tabs>
+          <w:tab w:val="num" w:pos="3600"/>
+        </w:tabs>
+        <w:ind w:left="3600" w:hanging="360"/>
+      </w:pPr>
+    </w:lvl>
+    <w:lvl w:ilvl="5" w:tentative="1">
+      <w:start w:val="1"/>
+      <w:numFmt w:val="decimal"/>
+      <w:lvlText w:val="%6."/>
+      <w:lvlJc w:val="left"/>
+      <w:pPr>
+        <w:tabs>
+          <w:tab w:val="num" w:pos="4320"/>
+        </w:tabs>
+        <w:ind w:left="4320" w:hanging="360"/>
+      </w:pPr>
+    </w:lvl>
+    <w:lvl w:ilvl="6" w:tentative="1">
+      <w:start w:val="1"/>
+      <w:numFmt w:val="decimal"/>
+      <w:lvlText w:val="%7."/>
+      <w:lvlJc w:val="left"/>
+      <w:pPr>
+        <w:tabs>
+          <w:tab w:val="num" w:pos="5040"/>
+        </w:tabs>
+        <w:ind w:left="5040" w:hanging="360"/>
+      </w:pPr>
+    </w:lvl>
+    <w:lvl w:ilvl="7" w:tentative="1">
+      <w:start w:val="1"/>
+      <w:numFmt w:val="decimal"/>
+      <w:lvlText w:val="%8."/>
+      <w:lvlJc w:val="left"/>
+      <w:pPr>
+        <w:tabs>
+          <w:tab w:val="num" w:pos="5760"/>
+        </w:tabs>
+        <w:ind w:left="5760" w:hanging="360"/>
+      </w:pPr>
+    </w:lvl>
+    <w:lvl w:ilvl="8" w:tentative="1">
+      <w:start w:val="1"/>
+      <w:numFmt w:val="decimal"/>
+      <w:lvlText w:val="%9."/>
+      <w:lvlJc w:val="left"/>
+      <w:pPr>
+        <w:tabs>
+          <w:tab w:val="num" w:pos="6480"/>
+        </w:tabs>
+        <w:ind w:left="6480" w:hanging="360"/>
+      </w:pPr>
+    </w:lvl>
+  </w:abstractNum>
+  <w:abstractNum w:abstractNumId="14" w15:restartNumberingAfterBreak="0">
+    <w:nsid w:val="5C9C1827"/>
+    <w:multiLevelType w:val="multilevel"/>
+    <w:tmpl w:val="93A45E68"/>
+    <w:lvl w:ilvl="0">
+      <w:start w:val="3"/>
+      <w:numFmt w:val="decimal"/>
+      <w:lvlText w:val="%1."/>
+      <w:lvlJc w:val="left"/>
+      <w:pPr>
+        <w:tabs>
+          <w:tab w:val="num" w:pos="720"/>
+        </w:tabs>
+        <w:ind w:left="720" w:hanging="360"/>
+      </w:pPr>
+    </w:lvl>
+    <w:lvl w:ilvl="1" w:tentative="1">
+      <w:start w:val="1"/>
+      <w:numFmt w:val="decimal"/>
+      <w:lvlText w:val="%2."/>
+      <w:lvlJc w:val="left"/>
+      <w:pPr>
+        <w:tabs>
+          <w:tab w:val="num" w:pos="1440"/>
+        </w:tabs>
+        <w:ind w:left="1440" w:hanging="360"/>
+      </w:pPr>
+    </w:lvl>
+    <w:lvl w:ilvl="2" w:tentative="1">
+      <w:start w:val="1"/>
+      <w:numFmt w:val="decimal"/>
+      <w:lvlText w:val="%3."/>
+      <w:lvlJc w:val="left"/>
+      <w:pPr>
+        <w:tabs>
+          <w:tab w:val="num" w:pos="2160"/>
+        </w:tabs>
+        <w:ind w:left="2160" w:hanging="360"/>
+      </w:pPr>
+    </w:lvl>
+    <w:lvl w:ilvl="3" w:tentative="1">
+      <w:start w:val="1"/>
+      <w:numFmt w:val="decimal"/>
+      <w:lvlText w:val="%4."/>
+      <w:lvlJc w:val="left"/>
+      <w:pPr>
+        <w:tabs>
+          <w:tab w:val="num" w:pos="2880"/>
+        </w:tabs>
+        <w:ind w:left="2880" w:hanging="360"/>
+      </w:pPr>
+    </w:lvl>
+    <w:lvl w:ilvl="4" w:tentative="1">
+      <w:start w:val="1"/>
+      <w:numFmt w:val="decimal"/>
+      <w:lvlText w:val="%5."/>
+      <w:lvlJc w:val="left"/>
+      <w:pPr>
+        <w:tabs>
+          <w:tab w:val="num" w:pos="3600"/>
+        </w:tabs>
+        <w:ind w:left="3600" w:hanging="360"/>
+      </w:pPr>
+    </w:lvl>
+    <w:lvl w:ilvl="5" w:tentative="1">
+      <w:start w:val="1"/>
+      <w:numFmt w:val="decimal"/>
+      <w:lvlText w:val="%6."/>
+      <w:lvlJc w:val="left"/>
+      <w:pPr>
+        <w:tabs>
+          <w:tab w:val="num" w:pos="4320"/>
+        </w:tabs>
+        <w:ind w:left="4320" w:hanging="360"/>
+      </w:pPr>
+    </w:lvl>
+    <w:lvl w:ilvl="6" w:tentative="1">
+      <w:start w:val="1"/>
+      <w:numFmt w:val="decimal"/>
+      <w:lvlText w:val="%7."/>
+      <w:lvlJc w:val="left"/>
+      <w:pPr>
+        <w:tabs>
+          <w:tab w:val="num" w:pos="5040"/>
+        </w:tabs>
+        <w:ind w:left="5040" w:hanging="360"/>
+      </w:pPr>
+    </w:lvl>
+    <w:lvl w:ilvl="7" w:tentative="1">
+      <w:start w:val="1"/>
+      <w:numFmt w:val="decimal"/>
+      <w:lvlText w:val="%8."/>
+      <w:lvlJc w:val="left"/>
+      <w:pPr>
+        <w:tabs>
+          <w:tab w:val="num" w:pos="5760"/>
+        </w:tabs>
+        <w:ind w:left="5760" w:hanging="360"/>
+      </w:pPr>
+    </w:lvl>
+    <w:lvl w:ilvl="8" w:tentative="1">
+      <w:start w:val="1"/>
+      <w:numFmt w:val="decimal"/>
+      <w:lvlText w:val="%9."/>
+      <w:lvlJc w:val="left"/>
+      <w:pPr>
+        <w:tabs>
+          <w:tab w:val="num" w:pos="6480"/>
+        </w:tabs>
+        <w:ind w:left="6480" w:hanging="360"/>
+      </w:pPr>
+    </w:lvl>
+  </w:abstractNum>
+  <w:abstractNum w:abstractNumId="15" w15:restartNumberingAfterBreak="0">
+    <w:nsid w:val="5D610FFB"/>
+    <w:multiLevelType w:val="multilevel"/>
+    <w:tmpl w:val="92F07F42"/>
+    <w:lvl w:ilvl="0">
+      <w:start w:val="8"/>
+      <w:numFmt w:val="decimal"/>
+      <w:lvlText w:val="%1."/>
+      <w:lvlJc w:val="left"/>
+      <w:pPr>
+        <w:tabs>
+          <w:tab w:val="num" w:pos="720"/>
+        </w:tabs>
+        <w:ind w:left="720" w:hanging="360"/>
+      </w:pPr>
+    </w:lvl>
+    <w:lvl w:ilvl="1" w:tentative="1">
+      <w:start w:val="1"/>
+      <w:numFmt w:val="decimal"/>
+      <w:lvlText w:val="%2."/>
+      <w:lvlJc w:val="left"/>
+      <w:pPr>
+        <w:tabs>
+          <w:tab w:val="num" w:pos="1440"/>
+        </w:tabs>
+        <w:ind w:left="1440" w:hanging="360"/>
+      </w:pPr>
+    </w:lvl>
+    <w:lvl w:ilvl="2" w:tentative="1">
+      <w:start w:val="1"/>
+      <w:numFmt w:val="decimal"/>
+      <w:lvlText w:val="%3."/>
+      <w:lvlJc w:val="left"/>
+      <w:pPr>
+        <w:tabs>
+          <w:tab w:val="num" w:pos="2160"/>
+        </w:tabs>
+        <w:ind w:left="2160" w:hanging="360"/>
+      </w:pPr>
+    </w:lvl>
+    <w:lvl w:ilvl="3" w:tentative="1">
+      <w:start w:val="1"/>
+      <w:numFmt w:val="decimal"/>
+      <w:lvlText w:val="%4."/>
+      <w:lvlJc w:val="left"/>
+      <w:pPr>
+        <w:tabs>
+          <w:tab w:val="num" w:pos="2880"/>
+        </w:tabs>
+        <w:ind w:left="2880" w:hanging="360"/>
+      </w:pPr>
+    </w:lvl>
+    <w:lvl w:ilvl="4" w:tentative="1">
+      <w:start w:val="1"/>
+      <w:numFmt w:val="decimal"/>
+      <w:lvlText w:val="%5."/>
+      <w:lvlJc w:val="left"/>
+      <w:pPr>
+        <w:tabs>
+          <w:tab w:val="num" w:pos="3600"/>
+        </w:tabs>
+        <w:ind w:left="3600" w:hanging="360"/>
+      </w:pPr>
+    </w:lvl>
+    <w:lvl w:ilvl="5" w:tentative="1">
+      <w:start w:val="1"/>
+      <w:numFmt w:val="decimal"/>
+      <w:lvlText w:val="%6."/>
+      <w:lvlJc w:val="left"/>
+      <w:pPr>
+        <w:tabs>
+          <w:tab w:val="num" w:pos="4320"/>
+        </w:tabs>
+        <w:ind w:left="4320" w:hanging="360"/>
+      </w:pPr>
+    </w:lvl>
+    <w:lvl w:ilvl="6" w:tentative="1">
+      <w:start w:val="1"/>
+      <w:numFmt w:val="decimal"/>
+      <w:lvlText w:val="%7."/>
+      <w:lvlJc w:val="left"/>
+      <w:pPr>
+        <w:tabs>
+          <w:tab w:val="num" w:pos="5040"/>
+        </w:tabs>
+        <w:ind w:left="5040" w:hanging="360"/>
+      </w:pPr>
+    </w:lvl>
+    <w:lvl w:ilvl="7" w:tentative="1">
+      <w:start w:val="1"/>
+      <w:numFmt w:val="decimal"/>
+      <w:lvlText w:val="%8."/>
+      <w:lvlJc w:val="left"/>
+      <w:pPr>
+        <w:tabs>
+          <w:tab w:val="num" w:pos="5760"/>
+        </w:tabs>
+        <w:ind w:left="5760" w:hanging="360"/>
+      </w:pPr>
+    </w:lvl>
+    <w:lvl w:ilvl="8" w:tentative="1">
+      <w:start w:val="1"/>
+      <w:numFmt w:val="decimal"/>
+      <w:lvlText w:val="%9."/>
+      <w:lvlJc w:val="left"/>
+      <w:pPr>
+        <w:tabs>
+          <w:tab w:val="num" w:pos="6480"/>
+        </w:tabs>
+        <w:ind w:left="6480" w:hanging="360"/>
+      </w:pPr>
+    </w:lvl>
+  </w:abstractNum>
+  <w:abstractNum w:abstractNumId="16" w15:restartNumberingAfterBreak="0">
+    <w:nsid w:val="5FBA21C4"/>
+    <w:multiLevelType w:val="multilevel"/>
+    <w:tmpl w:val="400EE6EC"/>
+    <w:lvl w:ilvl="0">
+      <w:start w:val="1"/>
+      <w:numFmt w:val="bullet"/>
+      <w:lvlText w:val=""/>
+      <w:lvlJc w:val="left"/>
+      <w:pPr>
+        <w:tabs>
+          <w:tab w:val="num" w:pos="720"/>
+        </w:tabs>
+        <w:ind w:left="720" w:hanging="360"/>
+      </w:pPr>
+      <w:rPr>
+        <w:rFonts w:ascii="Symbol" w:hAnsi="Symbol" w:hint="default"/>
+        <w:sz w:val="20"/>
+      </w:rPr>
+    </w:lvl>
+    <w:lvl w:ilvl="1" w:tentative="1">
+      <w:start w:val="1"/>
+      <w:numFmt w:val="bullet"/>
+      <w:lvlText w:val="o"/>
+      <w:lvlJc w:val="left"/>
+      <w:pPr>
+        <w:tabs>
+          <w:tab w:val="num" w:pos="1440"/>
+        </w:tabs>
+        <w:ind w:left="1440" w:hanging="360"/>
+      </w:pPr>
+      <w:rPr>
+        <w:rFonts w:ascii="Courier New" w:hAnsi="Courier New" w:hint="default"/>
+        <w:sz w:val="20"/>
+      </w:rPr>
+    </w:lvl>
+    <w:lvl w:ilvl="2" w:tentative="1">
+      <w:start w:val="1"/>
+      <w:numFmt w:val="bullet"/>
+      <w:lvlText w:val=""/>
+      <w:lvlJc w:val="left"/>
+      <w:pPr>
+        <w:tabs>
+          <w:tab w:val="num" w:pos="2160"/>
+        </w:tabs>
+        <w:ind w:left="2160" w:hanging="360"/>
+      </w:pPr>
+      <w:rPr>
+        <w:rFonts w:ascii="Wingdings" w:hAnsi="Wingdings" w:hint="default"/>
+        <w:sz w:val="20"/>
+      </w:rPr>
+    </w:lvl>
+    <w:lvl w:ilvl="3" w:tentative="1">
+      <w:start w:val="1"/>
+      <w:numFmt w:val="bullet"/>
+      <w:lvlText w:val=""/>
+      <w:lvlJc w:val="left"/>
+      <w:pPr>
+        <w:tabs>
+          <w:tab w:val="num" w:pos="2880"/>
+        </w:tabs>
+        <w:ind w:left="2880" w:hanging="360"/>
+      </w:pPr>
+      <w:rPr>
+        <w:rFonts w:ascii="Wingdings" w:hAnsi="Wingdings" w:hint="default"/>
+        <w:sz w:val="20"/>
+      </w:rPr>
+    </w:lvl>
+    <w:lvl w:ilvl="4" w:tentative="1">
+      <w:start w:val="1"/>
+      <w:numFmt w:val="bullet"/>
+      <w:lvlText w:val=""/>
+      <w:lvlJc w:val="left"/>
+      <w:pPr>
+        <w:tabs>
+          <w:tab w:val="num" w:pos="3600"/>
+        </w:tabs>
+        <w:ind w:left="3600" w:hanging="360"/>
+      </w:pPr>
+      <w:rPr>
+        <w:rFonts w:ascii="Wingdings" w:hAnsi="Wingdings" w:hint="default"/>
+        <w:sz w:val="20"/>
+      </w:rPr>
+    </w:lvl>
+    <w:lvl w:ilvl="5" w:tentative="1">
+      <w:start w:val="1"/>
+      <w:numFmt w:val="bullet"/>
+      <w:lvlText w:val=""/>
+      <w:lvlJc w:val="left"/>
+      <w:pPr>
+        <w:tabs>
+          <w:tab w:val="num" w:pos="4320"/>
+        </w:tabs>
+        <w:ind w:left="4320" w:hanging="360"/>
+      </w:pPr>
+      <w:rPr>
+        <w:rFonts w:ascii="Wingdings" w:hAnsi="Wingdings" w:hint="default"/>
+        <w:sz w:val="20"/>
+      </w:rPr>
+    </w:lvl>
+    <w:lvl w:ilvl="6" w:tentative="1">
+      <w:start w:val="1"/>
+      <w:numFmt w:val="bullet"/>
+      <w:lvlText w:val=""/>
+      <w:lvlJc w:val="left"/>
+      <w:pPr>
+        <w:tabs>
+          <w:tab w:val="num" w:pos="5040"/>
+        </w:tabs>
+        <w:ind w:left="5040" w:hanging="360"/>
+      </w:pPr>
+      <w:rPr>
+        <w:rFonts w:ascii="Wingdings" w:hAnsi="Wingdings" w:hint="default"/>
+        <w:sz w:val="20"/>
+      </w:rPr>
+    </w:lvl>
+    <w:lvl w:ilvl="7" w:tentative="1">
+      <w:start w:val="1"/>
+      <w:numFmt w:val="bullet"/>
+      <w:lvlText w:val=""/>
+      <w:lvlJc w:val="left"/>
+      <w:pPr>
+        <w:tabs>
+          <w:tab w:val="num" w:pos="5760"/>
+        </w:tabs>
+        <w:ind w:left="5760" w:hanging="360"/>
+      </w:pPr>
+      <w:rPr>
+        <w:rFonts w:ascii="Wingdings" w:hAnsi="Wingdings" w:hint="default"/>
+        <w:sz w:val="20"/>
+      </w:rPr>
+    </w:lvl>
+    <w:lvl w:ilvl="8" w:tentative="1">
+      <w:start w:val="1"/>
+      <w:numFmt w:val="bullet"/>
+      <w:lvlText w:val=""/>
+      <w:lvlJc w:val="left"/>
+      <w:pPr>
+        <w:tabs>
+          <w:tab w:val="num" w:pos="6480"/>
+        </w:tabs>
+        <w:ind w:left="6480" w:hanging="360"/>
+      </w:pPr>
+      <w:rPr>
+        <w:rFonts w:ascii="Wingdings" w:hAnsi="Wingdings" w:hint="default"/>
+        <w:sz w:val="20"/>
+      </w:rPr>
+    </w:lvl>
+  </w:abstractNum>
+  <w:abstractNum w:abstractNumId="17" w15:restartNumberingAfterBreak="0">
     <w:nsid w:val="67A205A4"/>
     <w:multiLevelType w:val="multilevel"/>
     <w:tmpl w:val="07885022"/>
@@ -5963,7 +10538,156 @@
       </w:rPr>
     </w:lvl>
   </w:abstractNum>
-  <w:abstractNum w:abstractNumId="3" w15:restartNumberingAfterBreak="0">
+  <w:abstractNum w:abstractNumId="18" w15:restartNumberingAfterBreak="0">
+    <w:nsid w:val="6E381923"/>
+    <w:multiLevelType w:val="multilevel"/>
+    <w:tmpl w:val="1C64B230"/>
+    <w:lvl w:ilvl="0">
+      <w:start w:val="1"/>
+      <w:numFmt w:val="bullet"/>
+      <w:lvlText w:val=""/>
+      <w:lvlJc w:val="left"/>
+      <w:pPr>
+        <w:tabs>
+          <w:tab w:val="num" w:pos="720"/>
+        </w:tabs>
+        <w:ind w:left="720" w:hanging="360"/>
+      </w:pPr>
+      <w:rPr>
+        <w:rFonts w:ascii="Symbol" w:hAnsi="Symbol" w:hint="default"/>
+        <w:sz w:val="20"/>
+      </w:rPr>
+    </w:lvl>
+    <w:lvl w:ilvl="1" w:tentative="1">
+      <w:start w:val="1"/>
+      <w:numFmt w:val="bullet"/>
+      <w:lvlText w:val="o"/>
+      <w:lvlJc w:val="left"/>
+      <w:pPr>
+        <w:tabs>
+          <w:tab w:val="num" w:pos="1440"/>
+        </w:tabs>
+        <w:ind w:left="1440" w:hanging="360"/>
+      </w:pPr>
+      <w:rPr>
+        <w:rFonts w:ascii="Courier New" w:hAnsi="Courier New" w:hint="default"/>
+        <w:sz w:val="20"/>
+      </w:rPr>
+    </w:lvl>
+    <w:lvl w:ilvl="2" w:tentative="1">
+      <w:start w:val="1"/>
+      <w:numFmt w:val="bullet"/>
+      <w:lvlText w:val=""/>
+      <w:lvlJc w:val="left"/>
+      <w:pPr>
+        <w:tabs>
+          <w:tab w:val="num" w:pos="2160"/>
+        </w:tabs>
+        <w:ind w:left="2160" w:hanging="360"/>
+      </w:pPr>
+      <w:rPr>
+        <w:rFonts w:ascii="Wingdings" w:hAnsi="Wingdings" w:hint="default"/>
+        <w:sz w:val="20"/>
+      </w:rPr>
+    </w:lvl>
+    <w:lvl w:ilvl="3" w:tentative="1">
+      <w:start w:val="1"/>
+      <w:numFmt w:val="bullet"/>
+      <w:lvlText w:val=""/>
+      <w:lvlJc w:val="left"/>
+      <w:pPr>
+        <w:tabs>
+          <w:tab w:val="num" w:pos="2880"/>
+        </w:tabs>
+        <w:ind w:left="2880" w:hanging="360"/>
+      </w:pPr>
+      <w:rPr>
+        <w:rFonts w:ascii="Wingdings" w:hAnsi="Wingdings" w:hint="default"/>
+        <w:sz w:val="20"/>
+      </w:rPr>
+    </w:lvl>
+    <w:lvl w:ilvl="4" w:tentative="1">
+      <w:start w:val="1"/>
+      <w:numFmt w:val="bullet"/>
+      <w:lvlText w:val=""/>
+      <w:lvlJc w:val="left"/>
+      <w:pPr>
+        <w:tabs>
+          <w:tab w:val="num" w:pos="3600"/>
+        </w:tabs>
+        <w:ind w:left="3600" w:hanging="360"/>
+      </w:pPr>
+      <w:rPr>
+        <w:rFonts w:ascii="Wingdings" w:hAnsi="Wingdings" w:hint="default"/>
+        <w:sz w:val="20"/>
+      </w:rPr>
+    </w:lvl>
+    <w:lvl w:ilvl="5" w:tentative="1">
+      <w:start w:val="1"/>
+      <w:numFmt w:val="bullet"/>
+      <w:lvlText w:val=""/>
+      <w:lvlJc w:val="left"/>
+      <w:pPr>
+        <w:tabs>
+          <w:tab w:val="num" w:pos="4320"/>
+        </w:tabs>
+        <w:ind w:left="4320" w:hanging="360"/>
+      </w:pPr>
+      <w:rPr>
+        <w:rFonts w:ascii="Wingdings" w:hAnsi="Wingdings" w:hint="default"/>
+        <w:sz w:val="20"/>
+      </w:rPr>
+    </w:lvl>
+    <w:lvl w:ilvl="6" w:tentative="1">
+      <w:start w:val="1"/>
+      <w:numFmt w:val="bullet"/>
+      <w:lvlText w:val=""/>
+      <w:lvlJc w:val="left"/>
+      <w:pPr>
+        <w:tabs>
+          <w:tab w:val="num" w:pos="5040"/>
+        </w:tabs>
+        <w:ind w:left="5040" w:hanging="360"/>
+      </w:pPr>
+      <w:rPr>
+        <w:rFonts w:ascii="Wingdings" w:hAnsi="Wingdings" w:hint="default"/>
+        <w:sz w:val="20"/>
+      </w:rPr>
+    </w:lvl>
+    <w:lvl w:ilvl="7" w:tentative="1">
+      <w:start w:val="1"/>
+      <w:numFmt w:val="bullet"/>
+      <w:lvlText w:val=""/>
+      <w:lvlJc w:val="left"/>
+      <w:pPr>
+        <w:tabs>
+          <w:tab w:val="num" w:pos="5760"/>
+        </w:tabs>
+        <w:ind w:left="5760" w:hanging="360"/>
+      </w:pPr>
+      <w:rPr>
+        <w:rFonts w:ascii="Wingdings" w:hAnsi="Wingdings" w:hint="default"/>
+        <w:sz w:val="20"/>
+      </w:rPr>
+    </w:lvl>
+    <w:lvl w:ilvl="8" w:tentative="1">
+      <w:start w:val="1"/>
+      <w:numFmt w:val="bullet"/>
+      <w:lvlText w:val=""/>
+      <w:lvlJc w:val="left"/>
+      <w:pPr>
+        <w:tabs>
+          <w:tab w:val="num" w:pos="6480"/>
+        </w:tabs>
+        <w:ind w:left="6480" w:hanging="360"/>
+      </w:pPr>
+      <w:rPr>
+        <w:rFonts w:ascii="Wingdings" w:hAnsi="Wingdings" w:hint="default"/>
+        <w:sz w:val="20"/>
+      </w:rPr>
+    </w:lvl>
+  </w:abstractNum>
+  <w:abstractNum w:abstractNumId="19" w15:restartNumberingAfterBreak="0">
     <w:nsid w:val="77293175"/>
     <w:multiLevelType w:val="multilevel"/>
     <w:tmpl w:val="261C735C"/>
@@ -6080,13 +10804,61 @@
     <w:abstractNumId w:val="0"/>
   </w:num>
   <w:num w:numId="2">
+    <w:abstractNumId w:val="19"/>
+  </w:num>
+  <w:num w:numId="3">
     <w:abstractNumId w:val="3"/>
   </w:num>
-  <w:num w:numId="3">
+  <w:num w:numId="4">
+    <w:abstractNumId w:val="17"/>
+  </w:num>
+  <w:num w:numId="5">
+    <w:abstractNumId w:val="7"/>
+  </w:num>
+  <w:num w:numId="6">
+    <w:abstractNumId w:val="8"/>
+  </w:num>
+  <w:num w:numId="7">
+    <w:abstractNumId w:val="9"/>
+  </w:num>
+  <w:num w:numId="8">
+    <w:abstractNumId w:val="4"/>
+  </w:num>
+  <w:num w:numId="9">
+    <w:abstractNumId w:val="18"/>
+  </w:num>
+  <w:num w:numId="10">
+    <w:abstractNumId w:val="12"/>
+  </w:num>
+  <w:num w:numId="11">
+    <w:abstractNumId w:val="16"/>
+  </w:num>
+  <w:num w:numId="12">
+    <w:abstractNumId w:val="10"/>
+  </w:num>
+  <w:num w:numId="13">
+    <w:abstractNumId w:val="2"/>
+  </w:num>
+  <w:num w:numId="14">
+    <w:abstractNumId w:val="11"/>
+  </w:num>
+  <w:num w:numId="15">
+    <w:abstractNumId w:val="14"/>
+  </w:num>
+  <w:num w:numId="16">
+    <w:abstractNumId w:val="6"/>
+  </w:num>
+  <w:num w:numId="17">
+    <w:abstractNumId w:val="5"/>
+  </w:num>
+  <w:num w:numId="18">
     <w:abstractNumId w:val="1"/>
   </w:num>
-  <w:num w:numId="4">
-    <w:abstractNumId w:val="2"/>
+  <w:num w:numId="19">
+    <w:abstractNumId w:val="13"/>
+  </w:num>
+  <w:num w:numId="20">
+    <w:abstractNumId w:val="15"/>
   </w:num>
 </w:numbering>
 </file>
@@ -6481,6 +11253,29 @@
     <w:name w:val="Normal"/>
     <w:qFormat/>
   </w:style>
+  <w:style w:type="paragraph" w:styleId="Heading2">
+    <w:name w:val="heading 2"/>
+    <w:basedOn w:val="Normal"/>
+    <w:next w:val="Normal"/>
+    <w:link w:val="Heading2Char"/>
+    <w:uiPriority w:val="9"/>
+    <w:semiHidden/>
+    <w:unhideWhenUsed/>
+    <w:qFormat/>
+    <w:rsid w:val="003C3715"/>
+    <w:pPr>
+      <w:keepNext/>
+      <w:keepLines/>
+      <w:spacing w:before="40"/>
+      <w:outlineLvl w:val="1"/>
+    </w:pPr>
+    <w:rPr>
+      <w:rFonts w:asciiTheme="majorHAnsi" w:eastAsiaTheme="majorEastAsia" w:hAnsiTheme="majorHAnsi" w:cstheme="majorBidi"/>
+      <w:color w:val="2E74B5" w:themeColor="accent1" w:themeShade="BF"/>
+      <w:sz w:val="26"/>
+      <w:szCs w:val="26"/>
+    </w:rPr>
+  </w:style>
   <w:style w:type="paragraph" w:styleId="Heading3">
     <w:name w:val="heading 3"/>
     <w:basedOn w:val="Normal"/>
@@ -6578,7 +11373,6 @@
     <w:name w:val="Normal (Web)"/>
     <w:basedOn w:val="Normal"/>
     <w:uiPriority w:val="99"/>
-    <w:semiHidden/>
     <w:unhideWhenUsed/>
     <w:rsid w:val="00801BEA"/>
     <w:pPr>
@@ -6660,6 +11454,60 @@
       <w:sz w:val="20"/>
       <w:szCs w:val="20"/>
     </w:rPr>
+  </w:style>
+  <w:style w:type="character" w:customStyle="1" w:styleId="Heading2Char">
+    <w:name w:val="Heading 2 Char"/>
+    <w:basedOn w:val="DefaultParagraphFont"/>
+    <w:link w:val="Heading2"/>
+    <w:uiPriority w:val="9"/>
+    <w:semiHidden/>
+    <w:rsid w:val="003C3715"/>
+    <w:rPr>
+      <w:rFonts w:asciiTheme="majorHAnsi" w:eastAsiaTheme="majorEastAsia" w:hAnsiTheme="majorHAnsi" w:cstheme="majorBidi"/>
+      <w:color w:val="2E74B5" w:themeColor="accent1" w:themeShade="BF"/>
+      <w:sz w:val="26"/>
+      <w:szCs w:val="26"/>
+    </w:rPr>
+  </w:style>
+  <w:style w:type="character" w:customStyle="1" w:styleId="hljs-comment">
+    <w:name w:val="hljs-comment"/>
+    <w:basedOn w:val="DefaultParagraphFont"/>
+    <w:rsid w:val="003C3715"/>
+  </w:style>
+  <w:style w:type="character" w:customStyle="1" w:styleId="hljs-variable">
+    <w:name w:val="hljs-variable"/>
+    <w:basedOn w:val="DefaultParagraphFont"/>
+    <w:rsid w:val="003C3715"/>
+  </w:style>
+  <w:style w:type="character" w:customStyle="1" w:styleId="hljs-property">
+    <w:name w:val="hljs-property"/>
+    <w:basedOn w:val="DefaultParagraphFont"/>
+    <w:rsid w:val="003C3715"/>
+  </w:style>
+  <w:style w:type="character" w:customStyle="1" w:styleId="hljs-keyword">
+    <w:name w:val="hljs-keyword"/>
+    <w:basedOn w:val="DefaultParagraphFont"/>
+    <w:rsid w:val="003C3715"/>
+  </w:style>
+  <w:style w:type="character" w:customStyle="1" w:styleId="hljs-title">
+    <w:name w:val="hljs-title"/>
+    <w:basedOn w:val="DefaultParagraphFont"/>
+    <w:rsid w:val="003C3715"/>
+  </w:style>
+  <w:style w:type="character" w:customStyle="1" w:styleId="hljs-params">
+    <w:name w:val="hljs-params"/>
+    <w:basedOn w:val="DefaultParagraphFont"/>
+    <w:rsid w:val="003C3715"/>
+  </w:style>
+  <w:style w:type="character" w:customStyle="1" w:styleId="hljs-builtin">
+    <w:name w:val="hljs-built_in"/>
+    <w:basedOn w:val="DefaultParagraphFont"/>
+    <w:rsid w:val="003C3715"/>
+  </w:style>
+  <w:style w:type="character" w:customStyle="1" w:styleId="hljs-string">
+    <w:name w:val="hljs-string"/>
+    <w:basedOn w:val="DefaultParagraphFont"/>
+    <w:rsid w:val="003C3715"/>
   </w:style>
 </w:styles>
 </file>
